--- a/docs/Butce-Degerlendirme-Raporu.docx
+++ b/docs/Butce-Degerlendirme-Raporu.docx
@@ -14,9 +14,10 @@
       <w:r>
         <w:rPr>
           <w:noProof/>
+          <w:lang w:val="tr-TR" w:eastAsia="tr-TR"/>
         </w:rPr>
         <w:drawing>
-          <wp:inline distT="0" distB="0" distL="0" distR="0" wp14:anchorId="0EFC7B0E" wp14:editId="070987B4">
+          <wp:inline distT="0" distB="0" distL="0" distR="0" wp14:anchorId="013AB8EA" wp14:editId="44D49F8E">
             <wp:extent cx="1238250" cy="1238250"/>
             <wp:effectExtent l="0" t="0" r="0" b="0"/>
             <wp:docPr id="1" name="Resim 1"/>
@@ -181,8 +182,180 @@
           <w:color w:val="333333"/>
           <w:sz w:val="23"/>
         </w:rPr>
-        <w:t xml:space="preserve"> ve Kültürel Yumuşak Güç Etki Analizi Platformu — Bütçe Değerlendirme Eki</w:t>
-      </w:r>
+        <w:t xml:space="preserve"> </w:t>
+      </w:r>
+      <w:proofErr w:type="spellStart"/>
+      <w:r>
+        <w:rPr>
+          <w:i/>
+          <w:color w:val="333333"/>
+          <w:sz w:val="23"/>
+        </w:rPr>
+        <w:t>ve</w:t>
+      </w:r>
+      <w:proofErr w:type="spellEnd"/>
+      <w:r>
+        <w:rPr>
+          <w:i/>
+          <w:color w:val="333333"/>
+          <w:sz w:val="23"/>
+        </w:rPr>
+        <w:t xml:space="preserve"> </w:t>
+      </w:r>
+      <w:proofErr w:type="spellStart"/>
+      <w:r>
+        <w:rPr>
+          <w:i/>
+          <w:color w:val="333333"/>
+          <w:sz w:val="23"/>
+        </w:rPr>
+        <w:t>Kültürel</w:t>
+      </w:r>
+      <w:proofErr w:type="spellEnd"/>
+      <w:r>
+        <w:rPr>
+          <w:i/>
+          <w:color w:val="333333"/>
+          <w:sz w:val="23"/>
+        </w:rPr>
+        <w:t xml:space="preserve"> </w:t>
+      </w:r>
+      <w:proofErr w:type="spellStart"/>
+      <w:r>
+        <w:rPr>
+          <w:i/>
+          <w:color w:val="333333"/>
+          <w:sz w:val="23"/>
+        </w:rPr>
+        <w:t>Yumuşak</w:t>
+      </w:r>
+      <w:proofErr w:type="spellEnd"/>
+      <w:r>
+        <w:rPr>
+          <w:i/>
+          <w:color w:val="333333"/>
+          <w:sz w:val="23"/>
+        </w:rPr>
+        <w:t xml:space="preserve"> </w:t>
+      </w:r>
+      <w:proofErr w:type="spellStart"/>
+      <w:r>
+        <w:rPr>
+          <w:i/>
+          <w:color w:val="333333"/>
+          <w:sz w:val="23"/>
+        </w:rPr>
+        <w:t>Güç</w:t>
+      </w:r>
+      <w:proofErr w:type="spellEnd"/>
+      <w:r>
+        <w:rPr>
+          <w:i/>
+          <w:color w:val="333333"/>
+          <w:sz w:val="23"/>
+        </w:rPr>
+        <w:t xml:space="preserve"> </w:t>
+      </w:r>
+      <w:proofErr w:type="spellStart"/>
+      <w:r>
+        <w:rPr>
+          <w:i/>
+          <w:color w:val="333333"/>
+          <w:sz w:val="23"/>
+        </w:rPr>
+        <w:t>Etki</w:t>
+      </w:r>
+      <w:proofErr w:type="spellEnd"/>
+      <w:r>
+        <w:rPr>
+          <w:i/>
+          <w:color w:val="333333"/>
+          <w:sz w:val="23"/>
+        </w:rPr>
+        <w:t xml:space="preserve"> </w:t>
+      </w:r>
+      <w:proofErr w:type="spellStart"/>
+      <w:r>
+        <w:rPr>
+          <w:i/>
+          <w:color w:val="333333"/>
+          <w:sz w:val="23"/>
+        </w:rPr>
+        <w:t>Analizi</w:t>
+      </w:r>
+      <w:proofErr w:type="spellEnd"/>
+      <w:r>
+        <w:rPr>
+          <w:i/>
+          <w:color w:val="333333"/>
+          <w:sz w:val="23"/>
+        </w:rPr>
+        <w:t xml:space="preserve"> </w:t>
+      </w:r>
+      <w:proofErr w:type="spellStart"/>
+      <w:r>
+        <w:rPr>
+          <w:i/>
+          <w:color w:val="333333"/>
+          <w:sz w:val="23"/>
+        </w:rPr>
+        <w:t>Platformu</w:t>
+      </w:r>
+      <w:proofErr w:type="spellEnd"/>
+      <w:r>
+        <w:rPr>
+          <w:i/>
+          <w:color w:val="333333"/>
+          <w:sz w:val="23"/>
+        </w:rPr>
+        <w:t xml:space="preserve"> — </w:t>
+      </w:r>
+      <w:proofErr w:type="spellStart"/>
+      <w:r>
+        <w:rPr>
+          <w:i/>
+          <w:color w:val="333333"/>
+          <w:sz w:val="23"/>
+        </w:rPr>
+        <w:t>Bütçe</w:t>
+      </w:r>
+      <w:proofErr w:type="spellEnd"/>
+      <w:r>
+        <w:rPr>
+          <w:i/>
+          <w:color w:val="333333"/>
+          <w:sz w:val="23"/>
+        </w:rPr>
+        <w:t xml:space="preserve"> </w:t>
+      </w:r>
+      <w:proofErr w:type="spellStart"/>
+      <w:r>
+        <w:rPr>
+          <w:i/>
+          <w:color w:val="333333"/>
+          <w:sz w:val="23"/>
+        </w:rPr>
+        <w:t>Değerlendirme</w:t>
+      </w:r>
+      <w:proofErr w:type="spellEnd"/>
+      <w:r>
+        <w:rPr>
+          <w:i/>
+          <w:color w:val="333333"/>
+          <w:sz w:val="23"/>
+        </w:rPr>
+        <w:t xml:space="preserve"> </w:t>
+      </w:r>
+      <w:proofErr w:type="spellStart"/>
+      <w:r>
+        <w:rPr>
+          <w:i/>
+          <w:color w:val="333333"/>
+          <w:sz w:val="23"/>
+        </w:rPr>
+        <w:t>Eki</w:t>
+      </w:r>
+      <w:proofErr w:type="spellEnd"/>
     </w:p>
     <w:p>
       <w:pPr>
@@ -220,11 +393,453 @@
         <w:jc w:val="both"/>
       </w:pPr>
       <w:r>
-        <w:t>Bu rapor, "Kültürel Görünürlük Platformu"nun MVP aşamasından kurumsal ölçeğe taşınması için gereken tüm veri kaynağı ve altyapı kalemlerinin güncel fiyatlandırmasını ve önerilen faz sıralamasını sunar. Platformun mevcut MVP'si (TMD</w:t>
-      </w:r>
-      <w:r>
-        <w:t>B tabanlı görünürlük haritası, tema sınıflandırması, SerpAPI ile arama ilgisi, DiD/korelasyon tabanlı etki raporu) tamamen ücretsiz kademelerle çalışmaktadır. Kurumsal referans doğrulama ve otomasyon katmanlarına geçiş için ek bütçe kalemleri gerekmektedir</w:t>
-      </w:r>
+        <w:t xml:space="preserve">Bu </w:t>
+      </w:r>
+      <w:proofErr w:type="spellStart"/>
+      <w:r>
+        <w:t>rapor</w:t>
+      </w:r>
+      <w:proofErr w:type="spellEnd"/>
+      <w:r>
+        <w:t>, "</w:t>
+      </w:r>
+      <w:proofErr w:type="spellStart"/>
+      <w:r>
+        <w:t>Kültürel</w:t>
+      </w:r>
+      <w:proofErr w:type="spellEnd"/>
+      <w:r>
+        <w:t xml:space="preserve"> </w:t>
+      </w:r>
+      <w:proofErr w:type="spellStart"/>
+      <w:r>
+        <w:t>Görünürlük</w:t>
+      </w:r>
+      <w:proofErr w:type="spellEnd"/>
+      <w:r>
+        <w:t xml:space="preserve"> </w:t>
+      </w:r>
+      <w:proofErr w:type="spellStart"/>
+      <w:r>
+        <w:t>Platformu"nun</w:t>
+      </w:r>
+      <w:proofErr w:type="spellEnd"/>
+      <w:r>
+        <w:t xml:space="preserve"> MVP </w:t>
+      </w:r>
+      <w:proofErr w:type="spellStart"/>
+      <w:r>
+        <w:t>aşamasından</w:t>
+      </w:r>
+      <w:proofErr w:type="spellEnd"/>
+      <w:r>
+        <w:t xml:space="preserve"> </w:t>
+      </w:r>
+      <w:proofErr w:type="spellStart"/>
+      <w:r>
+        <w:t>kurumsal</w:t>
+      </w:r>
+      <w:proofErr w:type="spellEnd"/>
+      <w:r>
+        <w:t xml:space="preserve"> </w:t>
+      </w:r>
+      <w:proofErr w:type="spellStart"/>
+      <w:r>
+        <w:t>ölçeğe</w:t>
+      </w:r>
+      <w:proofErr w:type="spellEnd"/>
+      <w:r>
+        <w:t xml:space="preserve"> </w:t>
+      </w:r>
+      <w:proofErr w:type="spellStart"/>
+      <w:r>
+        <w:t>taşınması</w:t>
+      </w:r>
+      <w:proofErr w:type="spellEnd"/>
+      <w:r>
+        <w:t xml:space="preserve"> </w:t>
+      </w:r>
+      <w:proofErr w:type="spellStart"/>
+      <w:r>
+        <w:t>için</w:t>
+      </w:r>
+      <w:proofErr w:type="spellEnd"/>
+      <w:r>
+        <w:t xml:space="preserve"> </w:t>
+      </w:r>
+      <w:proofErr w:type="spellStart"/>
+      <w:r>
+        <w:t>gereken</w:t>
+      </w:r>
+      <w:proofErr w:type="spellEnd"/>
+      <w:r>
+        <w:t xml:space="preserve"> </w:t>
+      </w:r>
+      <w:proofErr w:type="spellStart"/>
+      <w:r>
+        <w:t>tüm</w:t>
+      </w:r>
+      <w:proofErr w:type="spellEnd"/>
+      <w:r>
+        <w:t xml:space="preserve"> </w:t>
+      </w:r>
+      <w:proofErr w:type="spellStart"/>
+      <w:r>
+        <w:t>veri</w:t>
+      </w:r>
+      <w:proofErr w:type="spellEnd"/>
+      <w:r>
+        <w:t xml:space="preserve"> </w:t>
+      </w:r>
+      <w:proofErr w:type="spellStart"/>
+      <w:r>
+        <w:t>kaynağı</w:t>
+      </w:r>
+      <w:proofErr w:type="spellEnd"/>
+      <w:r>
+        <w:t xml:space="preserve"> </w:t>
+      </w:r>
+      <w:proofErr w:type="spellStart"/>
+      <w:r>
+        <w:t>ve</w:t>
+      </w:r>
+      <w:proofErr w:type="spellEnd"/>
+      <w:r>
+        <w:t xml:space="preserve"> </w:t>
+      </w:r>
+      <w:proofErr w:type="spellStart"/>
+      <w:r>
+        <w:t>altyapı</w:t>
+      </w:r>
+      <w:proofErr w:type="spellEnd"/>
+      <w:r>
+        <w:t xml:space="preserve"> </w:t>
+      </w:r>
+      <w:proofErr w:type="spellStart"/>
+      <w:r>
+        <w:t>kalemlerinin</w:t>
+      </w:r>
+      <w:proofErr w:type="spellEnd"/>
+      <w:r>
+        <w:t xml:space="preserve"> </w:t>
+      </w:r>
+      <w:proofErr w:type="spellStart"/>
+      <w:r>
+        <w:t>güncel</w:t>
+      </w:r>
+      <w:proofErr w:type="spellEnd"/>
+      <w:r>
+        <w:t xml:space="preserve"> </w:t>
+      </w:r>
+      <w:proofErr w:type="spellStart"/>
+      <w:r>
+        <w:t>fiyatlandırmasını</w:t>
+      </w:r>
+      <w:proofErr w:type="spellEnd"/>
+      <w:r>
+        <w:t xml:space="preserve"> </w:t>
+      </w:r>
+      <w:proofErr w:type="spellStart"/>
+      <w:r>
+        <w:t>ve</w:t>
+      </w:r>
+      <w:proofErr w:type="spellEnd"/>
+      <w:r>
+        <w:t xml:space="preserve"> </w:t>
+      </w:r>
+      <w:proofErr w:type="spellStart"/>
+      <w:r>
+        <w:t>önerilen</w:t>
+      </w:r>
+      <w:proofErr w:type="spellEnd"/>
+      <w:r>
+        <w:t xml:space="preserve"> </w:t>
+      </w:r>
+      <w:proofErr w:type="spellStart"/>
+      <w:r>
+        <w:t>faz</w:t>
+      </w:r>
+      <w:proofErr w:type="spellEnd"/>
+      <w:r>
+        <w:t xml:space="preserve"> </w:t>
+      </w:r>
+      <w:proofErr w:type="spellStart"/>
+      <w:r>
+        <w:t>sıralamasını</w:t>
+      </w:r>
+      <w:proofErr w:type="spellEnd"/>
+      <w:r>
+        <w:t xml:space="preserve"> </w:t>
+      </w:r>
+      <w:proofErr w:type="spellStart"/>
+      <w:r>
+        <w:t>sunar</w:t>
+      </w:r>
+      <w:proofErr w:type="spellEnd"/>
+      <w:r>
+        <w:t xml:space="preserve">. </w:t>
+      </w:r>
+      <w:proofErr w:type="spellStart"/>
+      <w:r>
+        <w:t>Platformun</w:t>
+      </w:r>
+      <w:proofErr w:type="spellEnd"/>
+      <w:r>
+        <w:t xml:space="preserve"> </w:t>
+      </w:r>
+      <w:proofErr w:type="spellStart"/>
+      <w:r>
+        <w:t>mevcut</w:t>
+      </w:r>
+      <w:proofErr w:type="spellEnd"/>
+      <w:r>
+        <w:t xml:space="preserve"> </w:t>
+      </w:r>
+      <w:proofErr w:type="spellStart"/>
+      <w:r>
+        <w:t>MVP'si</w:t>
+      </w:r>
+      <w:proofErr w:type="spellEnd"/>
+      <w:r>
+        <w:t xml:space="preserve"> (TMDB </w:t>
+      </w:r>
+      <w:proofErr w:type="spellStart"/>
+      <w:r>
+        <w:t>tabanlı</w:t>
+      </w:r>
+      <w:proofErr w:type="spellEnd"/>
+      <w:r>
+        <w:t xml:space="preserve"> </w:t>
+      </w:r>
+      <w:proofErr w:type="spellStart"/>
+      <w:r>
+        <w:t>görünürlük</w:t>
+      </w:r>
+      <w:proofErr w:type="spellEnd"/>
+      <w:r>
+        <w:t xml:space="preserve"> </w:t>
+      </w:r>
+      <w:proofErr w:type="spellStart"/>
+      <w:r>
+        <w:t>haritası</w:t>
+      </w:r>
+      <w:proofErr w:type="spellEnd"/>
+      <w:r>
+        <w:t xml:space="preserve">, </w:t>
+      </w:r>
+      <w:proofErr w:type="spellStart"/>
+      <w:r>
+        <w:t>tema</w:t>
+      </w:r>
+      <w:proofErr w:type="spellEnd"/>
+      <w:r>
+        <w:t xml:space="preserve"> </w:t>
+      </w:r>
+      <w:proofErr w:type="spellStart"/>
+      <w:r>
+        <w:t>sınıflandırması</w:t>
+      </w:r>
+      <w:proofErr w:type="spellEnd"/>
+      <w:r>
+        <w:t xml:space="preserve">, </w:t>
+      </w:r>
+      <w:proofErr w:type="spellStart"/>
+      <w:r>
+        <w:t>SerpAPI</w:t>
+      </w:r>
+      <w:proofErr w:type="spellEnd"/>
+      <w:r>
+        <w:t xml:space="preserve"> </w:t>
+      </w:r>
+      <w:proofErr w:type="spellStart"/>
+      <w:r>
+        <w:t>ile</w:t>
+      </w:r>
+      <w:proofErr w:type="spellEnd"/>
+      <w:r>
+        <w:t xml:space="preserve"> </w:t>
+      </w:r>
+      <w:proofErr w:type="spellStart"/>
+      <w:r>
+        <w:t>arama</w:t>
+      </w:r>
+      <w:proofErr w:type="spellEnd"/>
+      <w:r>
+        <w:t xml:space="preserve"> </w:t>
+      </w:r>
+      <w:proofErr w:type="spellStart"/>
+      <w:r>
+        <w:t>ilgisi</w:t>
+      </w:r>
+      <w:proofErr w:type="spellEnd"/>
+      <w:r>
+        <w:t xml:space="preserve">, </w:t>
+      </w:r>
+      <w:proofErr w:type="spellStart"/>
+      <w:r>
+        <w:t>DiD</w:t>
+      </w:r>
+      <w:proofErr w:type="spellEnd"/>
+      <w:r>
+        <w:t>/</w:t>
+      </w:r>
+      <w:proofErr w:type="spellStart"/>
+      <w:r>
+        <w:t>korelasyon</w:t>
+      </w:r>
+      <w:proofErr w:type="spellEnd"/>
+      <w:r>
+        <w:t xml:space="preserve"> </w:t>
+      </w:r>
+      <w:proofErr w:type="spellStart"/>
+      <w:r>
+        <w:t>tabanlı</w:t>
+      </w:r>
+      <w:proofErr w:type="spellEnd"/>
+      <w:r>
+        <w:t xml:space="preserve"> </w:t>
+      </w:r>
+      <w:proofErr w:type="spellStart"/>
+      <w:r>
+        <w:t>etki</w:t>
+      </w:r>
+      <w:proofErr w:type="spellEnd"/>
+      <w:r>
+        <w:t xml:space="preserve"> </w:t>
+      </w:r>
+      <w:proofErr w:type="spellStart"/>
+      <w:r>
+        <w:t>raporu</w:t>
+      </w:r>
+      <w:proofErr w:type="spellEnd"/>
+      <w:r>
+        <w:t xml:space="preserve">) </w:t>
+      </w:r>
+      <w:proofErr w:type="spellStart"/>
+      <w:r>
+        <w:t>tamamen</w:t>
+      </w:r>
+      <w:proofErr w:type="spellEnd"/>
+      <w:r>
+        <w:t xml:space="preserve"> </w:t>
+      </w:r>
+      <w:proofErr w:type="spellStart"/>
+      <w:r>
+        <w:t>ücretsiz</w:t>
+      </w:r>
+      <w:proofErr w:type="spellEnd"/>
+      <w:r>
+        <w:t xml:space="preserve"> </w:t>
+      </w:r>
+      <w:proofErr w:type="spellStart"/>
+      <w:r>
+        <w:t>kademelerle</w:t>
+      </w:r>
+      <w:proofErr w:type="spellEnd"/>
+      <w:r>
+        <w:t xml:space="preserve"> </w:t>
+      </w:r>
+      <w:proofErr w:type="spellStart"/>
+      <w:r>
+        <w:t>çalışmaktadır</w:t>
+      </w:r>
+      <w:proofErr w:type="spellEnd"/>
+      <w:r>
+        <w:t xml:space="preserve">. </w:t>
+      </w:r>
+      <w:proofErr w:type="spellStart"/>
+      <w:r>
+        <w:t>Kurumsal</w:t>
+      </w:r>
+      <w:proofErr w:type="spellEnd"/>
+      <w:r>
+        <w:t xml:space="preserve"> </w:t>
+      </w:r>
+      <w:proofErr w:type="spellStart"/>
+      <w:r>
+        <w:t>referans</w:t>
+      </w:r>
+      <w:proofErr w:type="spellEnd"/>
+      <w:r>
+        <w:t xml:space="preserve"> </w:t>
+      </w:r>
+      <w:proofErr w:type="spellStart"/>
+      <w:r>
+        <w:t>doğrulama</w:t>
+      </w:r>
+      <w:proofErr w:type="spellEnd"/>
+      <w:r>
+        <w:t xml:space="preserve"> </w:t>
+      </w:r>
+      <w:proofErr w:type="spellStart"/>
+      <w:r>
+        <w:t>ve</w:t>
+      </w:r>
+      <w:proofErr w:type="spellEnd"/>
+      <w:r>
+        <w:t xml:space="preserve"> </w:t>
+      </w:r>
+      <w:proofErr w:type="spellStart"/>
+      <w:r>
+        <w:t>otomasyon</w:t>
+      </w:r>
+      <w:proofErr w:type="spellEnd"/>
+      <w:r>
+        <w:t xml:space="preserve"> </w:t>
+      </w:r>
+      <w:proofErr w:type="spellStart"/>
+      <w:r>
+        <w:t>katmanlarına</w:t>
+      </w:r>
+      <w:proofErr w:type="spellEnd"/>
+      <w:r>
+        <w:t xml:space="preserve"> </w:t>
+      </w:r>
+      <w:proofErr w:type="spellStart"/>
+      <w:r>
+        <w:t>geçiş</w:t>
+      </w:r>
+      <w:proofErr w:type="spellEnd"/>
+      <w:r>
+        <w:t xml:space="preserve"> </w:t>
+      </w:r>
+      <w:proofErr w:type="spellStart"/>
+      <w:r>
+        <w:t>için</w:t>
+      </w:r>
+      <w:proofErr w:type="spellEnd"/>
+      <w:r>
+        <w:t xml:space="preserve"> </w:t>
+      </w:r>
+      <w:proofErr w:type="spellStart"/>
+      <w:r>
+        <w:t>ek</w:t>
+      </w:r>
+      <w:proofErr w:type="spellEnd"/>
+      <w:r>
+        <w:t xml:space="preserve"> </w:t>
+      </w:r>
+      <w:proofErr w:type="spellStart"/>
+      <w:r>
+        <w:t>bütçe</w:t>
+      </w:r>
+      <w:proofErr w:type="spellEnd"/>
+      <w:r>
+        <w:t xml:space="preserve"> </w:t>
+      </w:r>
+      <w:proofErr w:type="spellStart"/>
+      <w:r>
+        <w:t>kalemleri</w:t>
+      </w:r>
+      <w:proofErr w:type="spellEnd"/>
+      <w:r>
+        <w:t xml:space="preserve"> </w:t>
+      </w:r>
+      <w:proofErr w:type="spellStart"/>
+      <w:r>
+        <w:t>gerekmektedir</w:t>
+      </w:r>
+      <w:proofErr w:type="spellEnd"/>
       <w:r>
         <w:t>.</w:t>
       </w:r>
@@ -314,8 +929,49 @@
                 <w:color w:val="555555"/>
                 <w:sz w:val="16"/>
               </w:rPr>
-              <w:t>TMDB + SerpAPI ücretsiz planlar</w:t>
-            </w:r>
+              <w:t xml:space="preserve">TMDB + </w:t>
+            </w:r>
+            <w:proofErr w:type="spellStart"/>
+            <w:r>
+              <w:rPr>
+                <w:color w:val="555555"/>
+                <w:sz w:val="16"/>
+              </w:rPr>
+              <w:t>SerpAPI</w:t>
+            </w:r>
+            <w:proofErr w:type="spellEnd"/>
+            <w:r>
+              <w:rPr>
+                <w:color w:val="555555"/>
+                <w:sz w:val="16"/>
+              </w:rPr>
+              <w:t xml:space="preserve"> </w:t>
+            </w:r>
+            <w:proofErr w:type="spellStart"/>
+            <w:r>
+              <w:rPr>
+                <w:color w:val="555555"/>
+                <w:sz w:val="16"/>
+              </w:rPr>
+              <w:t>ücretsiz</w:t>
+            </w:r>
+            <w:proofErr w:type="spellEnd"/>
+            <w:r>
+              <w:rPr>
+                <w:color w:val="555555"/>
+                <w:sz w:val="16"/>
+              </w:rPr>
+              <w:t xml:space="preserve"> </w:t>
+            </w:r>
+            <w:proofErr w:type="spellStart"/>
+            <w:r>
+              <w:rPr>
+                <w:color w:val="555555"/>
+                <w:sz w:val="16"/>
+              </w:rPr>
+              <w:t>planlar</w:t>
+            </w:r>
+            <w:proofErr w:type="spellEnd"/>
           </w:p>
         </w:tc>
         <w:tc>
@@ -332,12 +988,53 @@
             </w:r>
           </w:p>
           <w:p>
+            <w:proofErr w:type="spellStart"/>
             <w:r>
               <w:rPr>
                 <w:color w:val="555555"/>
                 <w:sz w:val="16"/>
               </w:rPr>
-              <w:t>SerpAPI ücretli kademe + n8n + hosting</w:t>
+              <w:t>SerpAPI</w:t>
+            </w:r>
+            <w:proofErr w:type="spellEnd"/>
+            <w:r>
+              <w:rPr>
+                <w:color w:val="555555"/>
+                <w:sz w:val="16"/>
+              </w:rPr>
+              <w:t xml:space="preserve"> </w:t>
+            </w:r>
+            <w:proofErr w:type="spellStart"/>
+            <w:r>
+              <w:rPr>
+                <w:color w:val="555555"/>
+                <w:sz w:val="16"/>
+              </w:rPr>
+              <w:t>ücretli</w:t>
+            </w:r>
+            <w:proofErr w:type="spellEnd"/>
+            <w:r>
+              <w:rPr>
+                <w:color w:val="555555"/>
+                <w:sz w:val="16"/>
+              </w:rPr>
+              <w:t xml:space="preserve"> </w:t>
+            </w:r>
+            <w:proofErr w:type="spellStart"/>
+            <w:r>
+              <w:rPr>
+                <w:color w:val="555555"/>
+                <w:sz w:val="16"/>
+              </w:rPr>
+              <w:t>kademe</w:t>
+            </w:r>
+            <w:proofErr w:type="spellEnd"/>
+            <w:r>
+              <w:rPr>
+                <w:color w:val="555555"/>
+                <w:sz w:val="16"/>
+              </w:rPr>
+              <w:t xml:space="preserve"> + n8n + hosting</w:t>
             </w:r>
           </w:p>
         </w:tc>
@@ -351,7 +1048,7 @@
                 <w:b/>
                 <w:sz w:val="30"/>
               </w:rPr>
-              <w:t>+$99</w:t>
+              <w:t>+$9,99–99</w:t>
             </w:r>
           </w:p>
           <w:p>
@@ -360,7 +1057,87 @@
                 <w:color w:val="555555"/>
                 <w:sz w:val="16"/>
               </w:rPr>
-              <w:t>Parrot Analytics Lite (Enterprise ayrı onay gerektirir)</w:t>
+              <w:t xml:space="preserve">Parrot Analytics Lite </w:t>
+            </w:r>
+            <w:proofErr w:type="spellStart"/>
+            <w:r>
+              <w:rPr>
+                <w:color w:val="555555"/>
+                <w:sz w:val="16"/>
+              </w:rPr>
+              <w:t>veya</w:t>
+            </w:r>
+            <w:proofErr w:type="spellEnd"/>
+            <w:r>
+              <w:rPr>
+                <w:color w:val="555555"/>
+                <w:sz w:val="16"/>
+              </w:rPr>
+              <w:t xml:space="preserve"> </w:t>
+            </w:r>
+            <w:proofErr w:type="spellStart"/>
+            <w:r>
+              <w:rPr>
+                <w:color w:val="555555"/>
+                <w:sz w:val="16"/>
+              </w:rPr>
+              <w:t>FlixPatrol</w:t>
+            </w:r>
+            <w:proofErr w:type="spellEnd"/>
+            <w:r>
+              <w:rPr>
+                <w:color w:val="555555"/>
+                <w:sz w:val="16"/>
+              </w:rPr>
+              <w:t xml:space="preserve"> Start (Enterprise </w:t>
+            </w:r>
+            <w:proofErr w:type="spellStart"/>
+            <w:r>
+              <w:rPr>
+                <w:color w:val="555555"/>
+                <w:sz w:val="16"/>
+              </w:rPr>
+              <w:t>ayrı</w:t>
+            </w:r>
+            <w:proofErr w:type="spellEnd"/>
+            <w:r>
+              <w:rPr>
+                <w:color w:val="555555"/>
+                <w:sz w:val="16"/>
+              </w:rPr>
+              <w:t xml:space="preserve"> </w:t>
+            </w:r>
+            <w:proofErr w:type="spellStart"/>
+            <w:r>
+              <w:rPr>
+                <w:color w:val="555555"/>
+                <w:sz w:val="16"/>
+              </w:rPr>
+              <w:t>onay</w:t>
+            </w:r>
+            <w:proofErr w:type="spellEnd"/>
+            <w:r>
+              <w:rPr>
+                <w:color w:val="555555"/>
+                <w:sz w:val="16"/>
+              </w:rPr>
+              <w:t xml:space="preserve"> </w:t>
+            </w:r>
+            <w:proofErr w:type="spellStart"/>
+            <w:r>
+              <w:rPr>
+                <w:color w:val="555555"/>
+                <w:sz w:val="16"/>
+              </w:rPr>
+              <w:t>gerektirir</w:t>
+            </w:r>
+            <w:proofErr w:type="spellEnd"/>
+            <w:r>
+              <w:rPr>
+                <w:color w:val="555555"/>
+                <w:sz w:val="16"/>
+              </w:rPr>
+              <w:t>)</w:t>
             </w:r>
           </w:p>
         </w:tc>
@@ -395,14 +1172,261 @@
         <w:spacing w:after="180"/>
         <w:jc w:val="both"/>
       </w:pPr>
-      <w:r>
-        <w:t xml:space="preserve">Analiz, ana </w:t>
-      </w:r>
-      <w:r>
-        <w:t xml:space="preserve">raporun §4.2–§4.6 bölümlerinde tanımlanan veri kaynaklarının (TMDB, SerpAPI/Google Trends, Parrot Analytics, Trakt.tv) yanı sıra platformun gerçek işletimi için gereken otomasyon (n8n) ve barındırma maliyetlerini de kapsar. Fiyatlar, ilgili sağlayıcıların </w:t>
-      </w:r>
-      <w:r>
-        <w:t xml:space="preserve">resmi fiyatlandırma sayfalarından (bkz. §6 Kaynakça) Temmuz 2026 itibarıyla doğrulanmıştır. </w:t>
+      <w:proofErr w:type="spellStart"/>
+      <w:r>
+        <w:t>Analiz</w:t>
+      </w:r>
+      <w:proofErr w:type="spellEnd"/>
+      <w:r>
+        <w:t xml:space="preserve">, </w:t>
+      </w:r>
+      <w:proofErr w:type="spellStart"/>
+      <w:r>
+        <w:t>ana</w:t>
+      </w:r>
+      <w:proofErr w:type="spellEnd"/>
+      <w:r>
+        <w:t xml:space="preserve"> </w:t>
+      </w:r>
+      <w:proofErr w:type="spellStart"/>
+      <w:r>
+        <w:t>raporun</w:t>
+      </w:r>
+      <w:proofErr w:type="spellEnd"/>
+      <w:r>
+        <w:t xml:space="preserve"> §4.2–§4.6 </w:t>
+      </w:r>
+      <w:proofErr w:type="spellStart"/>
+      <w:r>
+        <w:t>bölümlerinde</w:t>
+      </w:r>
+      <w:proofErr w:type="spellEnd"/>
+      <w:r>
+        <w:t xml:space="preserve"> </w:t>
+      </w:r>
+      <w:proofErr w:type="spellStart"/>
+      <w:r>
+        <w:t>tanımlanan</w:t>
+      </w:r>
+      <w:proofErr w:type="spellEnd"/>
+      <w:r>
+        <w:t xml:space="preserve"> </w:t>
+      </w:r>
+      <w:proofErr w:type="spellStart"/>
+      <w:r>
+        <w:t>veri</w:t>
+      </w:r>
+      <w:proofErr w:type="spellEnd"/>
+      <w:r>
+        <w:t xml:space="preserve"> </w:t>
+      </w:r>
+      <w:proofErr w:type="spellStart"/>
+      <w:r>
+        <w:t>kaynaklarının</w:t>
+      </w:r>
+      <w:proofErr w:type="spellEnd"/>
+      <w:r>
+        <w:t xml:space="preserve"> (TMDB, </w:t>
+      </w:r>
+      <w:proofErr w:type="spellStart"/>
+      <w:r>
+        <w:t>SerpAPI</w:t>
+      </w:r>
+      <w:proofErr w:type="spellEnd"/>
+      <w:r>
+        <w:t xml:space="preserve">/Google Trends, Parrot Analytics, </w:t>
+      </w:r>
+      <w:proofErr w:type="spellStart"/>
+      <w:r>
+        <w:t>FlixPatrol</w:t>
+      </w:r>
+      <w:proofErr w:type="spellEnd"/>
+      <w:r>
+        <w:t xml:space="preserve">, Trakt.tv) </w:t>
+      </w:r>
+      <w:proofErr w:type="spellStart"/>
+      <w:r>
+        <w:t>yanı</w:t>
+      </w:r>
+      <w:proofErr w:type="spellEnd"/>
+      <w:r>
+        <w:t xml:space="preserve"> </w:t>
+      </w:r>
+      <w:proofErr w:type="spellStart"/>
+      <w:r>
+        <w:t>sıra</w:t>
+      </w:r>
+      <w:proofErr w:type="spellEnd"/>
+      <w:r>
+        <w:t xml:space="preserve"> </w:t>
+      </w:r>
+      <w:proofErr w:type="spellStart"/>
+      <w:r>
+        <w:t>platformun</w:t>
+      </w:r>
+      <w:proofErr w:type="spellEnd"/>
+      <w:r>
+        <w:t xml:space="preserve"> </w:t>
+      </w:r>
+      <w:proofErr w:type="spellStart"/>
+      <w:r>
+        <w:t>gerçek</w:t>
+      </w:r>
+      <w:proofErr w:type="spellEnd"/>
+      <w:r>
+        <w:t xml:space="preserve"> </w:t>
+      </w:r>
+      <w:proofErr w:type="spellStart"/>
+      <w:r>
+        <w:t>işletimi</w:t>
+      </w:r>
+      <w:proofErr w:type="spellEnd"/>
+      <w:r>
+        <w:t xml:space="preserve"> </w:t>
+      </w:r>
+      <w:proofErr w:type="spellStart"/>
+      <w:r>
+        <w:t>için</w:t>
+      </w:r>
+      <w:proofErr w:type="spellEnd"/>
+      <w:r>
+        <w:t xml:space="preserve"> </w:t>
+      </w:r>
+      <w:proofErr w:type="spellStart"/>
+      <w:r>
+        <w:t>gereken</w:t>
+      </w:r>
+      <w:proofErr w:type="spellEnd"/>
+      <w:r>
+        <w:t xml:space="preserve"> </w:t>
+      </w:r>
+      <w:proofErr w:type="spellStart"/>
+      <w:r>
+        <w:t>otomasyon</w:t>
+      </w:r>
+      <w:proofErr w:type="spellEnd"/>
+      <w:r>
+        <w:t xml:space="preserve"> (n8n) </w:t>
+      </w:r>
+      <w:proofErr w:type="spellStart"/>
+      <w:r>
+        <w:t>ve</w:t>
+      </w:r>
+      <w:proofErr w:type="spellEnd"/>
+      <w:r>
+        <w:t xml:space="preserve"> </w:t>
+      </w:r>
+      <w:proofErr w:type="spellStart"/>
+      <w:r>
+        <w:t>barındırma</w:t>
+      </w:r>
+      <w:proofErr w:type="spellEnd"/>
+      <w:r>
+        <w:t xml:space="preserve"> </w:t>
+      </w:r>
+      <w:proofErr w:type="spellStart"/>
+      <w:r>
+        <w:t>maliyetlerini</w:t>
+      </w:r>
+      <w:proofErr w:type="spellEnd"/>
+      <w:r>
+        <w:t xml:space="preserve"> de </w:t>
+      </w:r>
+      <w:proofErr w:type="spellStart"/>
+      <w:r>
+        <w:t>kapsar</w:t>
+      </w:r>
+      <w:proofErr w:type="spellEnd"/>
+      <w:r>
+        <w:t xml:space="preserve">. </w:t>
+      </w:r>
+      <w:proofErr w:type="spellStart"/>
+      <w:r>
+        <w:t>Fiyatlar</w:t>
+      </w:r>
+      <w:proofErr w:type="spellEnd"/>
+      <w:r>
+        <w:t xml:space="preserve">, </w:t>
+      </w:r>
+      <w:proofErr w:type="spellStart"/>
+      <w:r>
+        <w:t>ilgili</w:t>
+      </w:r>
+      <w:proofErr w:type="spellEnd"/>
+      <w:r>
+        <w:t xml:space="preserve"> </w:t>
+      </w:r>
+      <w:proofErr w:type="spellStart"/>
+      <w:r>
+        <w:t>sağlayıcıların</w:t>
+      </w:r>
+      <w:proofErr w:type="spellEnd"/>
+      <w:r>
+        <w:t xml:space="preserve"> </w:t>
+      </w:r>
+      <w:proofErr w:type="spellStart"/>
+      <w:r>
+        <w:t>resmi</w:t>
+      </w:r>
+      <w:proofErr w:type="spellEnd"/>
+      <w:r>
+        <w:t xml:space="preserve"> </w:t>
+      </w:r>
+      <w:proofErr w:type="spellStart"/>
+      <w:r>
+        <w:t>fiyatlandırma</w:t>
+      </w:r>
+      <w:proofErr w:type="spellEnd"/>
+      <w:r>
+        <w:t xml:space="preserve"> </w:t>
+      </w:r>
+      <w:proofErr w:type="spellStart"/>
+      <w:r>
+        <w:t>sayfalarından</w:t>
+      </w:r>
+      <w:proofErr w:type="spellEnd"/>
+      <w:r>
+        <w:t xml:space="preserve"> (</w:t>
+      </w:r>
+      <w:proofErr w:type="spellStart"/>
+      <w:r>
+        <w:t>bkz</w:t>
+      </w:r>
+      <w:proofErr w:type="spellEnd"/>
+      <w:r>
+        <w:t xml:space="preserve">. §6 </w:t>
+      </w:r>
+      <w:proofErr w:type="spellStart"/>
+      <w:r>
+        <w:t>Kaynakça</w:t>
+      </w:r>
+      <w:proofErr w:type="spellEnd"/>
+      <w:r>
+        <w:t xml:space="preserve">) </w:t>
+      </w:r>
+      <w:proofErr w:type="spellStart"/>
+      <w:r>
+        <w:t>Temmuz</w:t>
+      </w:r>
+      <w:proofErr w:type="spellEnd"/>
+      <w:r>
+        <w:t xml:space="preserve"> 2026 </w:t>
+      </w:r>
+      <w:proofErr w:type="spellStart"/>
+      <w:r>
+        <w:t>itibarıyla</w:t>
+      </w:r>
+      <w:proofErr w:type="spellEnd"/>
+      <w:r>
+        <w:t xml:space="preserve"> </w:t>
+      </w:r>
+      <w:proofErr w:type="spellStart"/>
+      <w:r>
+        <w:t>doğrulanmıştır</w:t>
+      </w:r>
+      <w:proofErr w:type="spellEnd"/>
+      <w:r>
+        <w:t xml:space="preserve">. </w:t>
       </w:r>
       <w:proofErr w:type="spellStart"/>
       <w:r>
@@ -434,10 +1458,127 @@
       </w:r>
       <w:proofErr w:type="spellEnd"/>
       <w:r>
-        <w:t xml:space="preserve"> fiilen kullanılan kaynaklar (TMDB, SerpAPI) "Kullanımda" olarak, rapor kapsamında önerilen ancak henüz entegre edilmemiş kaynaklar (</w:t>
-      </w:r>
-      <w:r>
-        <w:t>Parrot Analytics, Trakt.tv, n8n) "</w:t>
+        <w:t xml:space="preserve"> </w:t>
+      </w:r>
+      <w:proofErr w:type="spellStart"/>
+      <w:r>
+        <w:t>fiilen</w:t>
+      </w:r>
+      <w:proofErr w:type="spellEnd"/>
+      <w:r>
+        <w:t xml:space="preserve"> </w:t>
+      </w:r>
+      <w:proofErr w:type="spellStart"/>
+      <w:r>
+        <w:t>kullanılan</w:t>
+      </w:r>
+      <w:proofErr w:type="spellEnd"/>
+      <w:r>
+        <w:t xml:space="preserve"> </w:t>
+      </w:r>
+      <w:proofErr w:type="spellStart"/>
+      <w:r>
+        <w:t>kaynaklar</w:t>
+      </w:r>
+      <w:proofErr w:type="spellEnd"/>
+      <w:r>
+        <w:t xml:space="preserve"> (TMDB, </w:t>
+      </w:r>
+      <w:proofErr w:type="spellStart"/>
+      <w:r>
+        <w:t>SerpAPI</w:t>
+      </w:r>
+      <w:proofErr w:type="spellEnd"/>
+      <w:r>
+        <w:t>) "</w:t>
+      </w:r>
+      <w:proofErr w:type="spellStart"/>
+      <w:r>
+        <w:t>Kullanımda</w:t>
+      </w:r>
+      <w:proofErr w:type="spellEnd"/>
+      <w:r>
+        <w:t xml:space="preserve">" </w:t>
+      </w:r>
+      <w:proofErr w:type="spellStart"/>
+      <w:r>
+        <w:t>olarak</w:t>
+      </w:r>
+      <w:proofErr w:type="spellEnd"/>
+      <w:r>
+        <w:t xml:space="preserve">, </w:t>
+      </w:r>
+      <w:proofErr w:type="spellStart"/>
+      <w:r>
+        <w:t>rapor</w:t>
+      </w:r>
+      <w:proofErr w:type="spellEnd"/>
+      <w:r>
+        <w:t xml:space="preserve"> </w:t>
+      </w:r>
+      <w:proofErr w:type="spellStart"/>
+      <w:r>
+        <w:t>kapsamında</w:t>
+      </w:r>
+      <w:proofErr w:type="spellEnd"/>
+      <w:r>
+        <w:t xml:space="preserve"> </w:t>
+      </w:r>
+      <w:proofErr w:type="spellStart"/>
+      <w:r>
+        <w:t>önerilen</w:t>
+      </w:r>
+      <w:proofErr w:type="spellEnd"/>
+      <w:r>
+        <w:t xml:space="preserve"> </w:t>
+      </w:r>
+      <w:proofErr w:type="spellStart"/>
+      <w:r>
+        <w:t>ancak</w:t>
+      </w:r>
+      <w:proofErr w:type="spellEnd"/>
+      <w:r>
+        <w:t xml:space="preserve"> </w:t>
+      </w:r>
+      <w:proofErr w:type="spellStart"/>
+      <w:r>
+        <w:t>henüz</w:t>
+      </w:r>
+      <w:proofErr w:type="spellEnd"/>
+      <w:r>
+        <w:t xml:space="preserve"> </w:t>
+      </w:r>
+      <w:proofErr w:type="spellStart"/>
+      <w:r>
+        <w:t>entegre</w:t>
+      </w:r>
+      <w:proofErr w:type="spellEnd"/>
+      <w:r>
+        <w:t xml:space="preserve"> </w:t>
+      </w:r>
+      <w:proofErr w:type="spellStart"/>
+      <w:r>
+        <w:t>edilmemiş</w:t>
+      </w:r>
+      <w:proofErr w:type="spellEnd"/>
+      <w:r>
+        <w:t xml:space="preserve"> </w:t>
+      </w:r>
+      <w:proofErr w:type="spellStart"/>
+      <w:r>
+        <w:t>kaynaklar</w:t>
+      </w:r>
+      <w:proofErr w:type="spellEnd"/>
+      <w:r>
+        <w:t xml:space="preserve"> (Parrot Analytics, </w:t>
+      </w:r>
+      <w:proofErr w:type="spellStart"/>
+      <w:r>
+        <w:t>FlixPatrol</w:t>
+      </w:r>
+      <w:proofErr w:type="spellEnd"/>
+      <w:r>
+        <w:t>, Trakt.tv, n8n) "</w:t>
       </w:r>
       <w:proofErr w:type="spellStart"/>
       <w:r>
@@ -482,8 +1623,6 @@
         </w:rPr>
         <w:t>3. KAYNAK BAZLI MALIYET DÖKÜMÜ</w:t>
       </w:r>
-      <w:bookmarkStart w:id="0" w:name="_GoBack"/>
-      <w:bookmarkEnd w:id="0"/>
     </w:p>
     <w:tbl>
       <w:tblPr>
@@ -505,6 +1644,7 @@
             <w:shd w:val="clear" w:color="auto" w:fill="EEEEEE"/>
           </w:tcPr>
           <w:p>
+            <w:proofErr w:type="spellStart"/>
             <w:r>
               <w:rPr>
                 <w:b/>
@@ -512,6 +1652,7 @@
               </w:rPr>
               <w:t>Kaynak</w:t>
             </w:r>
+            <w:proofErr w:type="spellEnd"/>
           </w:p>
         </w:tc>
         <w:tc>
@@ -535,13 +1676,47 @@
             <w:shd w:val="clear" w:color="auto" w:fill="EEEEEE"/>
           </w:tcPr>
           <w:p>
+            <w:proofErr w:type="spellStart"/>
             <w:r>
               <w:rPr>
                 <w:b/>
                 <w:sz w:val="19"/>
               </w:rPr>
-              <w:t>Şu anki maliyet</w:t>
-            </w:r>
+              <w:t>Şu</w:t>
+            </w:r>
+            <w:proofErr w:type="spellEnd"/>
+            <w:r>
+              <w:rPr>
+                <w:b/>
+                <w:sz w:val="19"/>
+              </w:rPr>
+              <w:t xml:space="preserve"> </w:t>
+            </w:r>
+            <w:proofErr w:type="spellStart"/>
+            <w:r>
+              <w:rPr>
+                <w:b/>
+                <w:sz w:val="19"/>
+              </w:rPr>
+              <w:t>anki</w:t>
+            </w:r>
+            <w:proofErr w:type="spellEnd"/>
+            <w:r>
+              <w:rPr>
+                <w:b/>
+                <w:sz w:val="19"/>
+              </w:rPr>
+              <w:t xml:space="preserve"> </w:t>
+            </w:r>
+            <w:proofErr w:type="spellStart"/>
+            <w:r>
+              <w:rPr>
+                <w:b/>
+                <w:sz w:val="19"/>
+              </w:rPr>
+              <w:t>maliyet</w:t>
+            </w:r>
+            <w:proofErr w:type="spellEnd"/>
           </w:p>
         </w:tc>
         <w:tc>
@@ -550,13 +1725,31 @@
             <w:shd w:val="clear" w:color="auto" w:fill="EEEEEE"/>
           </w:tcPr>
           <w:p>
+            <w:proofErr w:type="spellStart"/>
             <w:r>
               <w:rPr>
                 <w:b/>
                 <w:sz w:val="19"/>
               </w:rPr>
-              <w:t>Önerilen kademe</w:t>
-            </w:r>
+              <w:t>Önerilen</w:t>
+            </w:r>
+            <w:proofErr w:type="spellEnd"/>
+            <w:r>
+              <w:rPr>
+                <w:b/>
+                <w:sz w:val="19"/>
+              </w:rPr>
+              <w:t xml:space="preserve"> </w:t>
+            </w:r>
+            <w:proofErr w:type="spellStart"/>
+            <w:r>
+              <w:rPr>
+                <w:b/>
+                <w:sz w:val="19"/>
+              </w:rPr>
+              <w:t>kademe</w:t>
+            </w:r>
+            <w:proofErr w:type="spellEnd"/>
           </w:p>
         </w:tc>
         <w:tc>
@@ -590,13 +1783,79 @@
             </w:r>
           </w:p>
           <w:p>
+            <w:proofErr w:type="spellStart"/>
             <w:r>
               <w:rPr>
                 <w:color w:val="555555"/>
                 <w:sz w:val="17"/>
               </w:rPr>
-              <w:t>Dizi verisi, popülerlik, yayın platformu</w:t>
-            </w:r>
+              <w:t>Dizi</w:t>
+            </w:r>
+            <w:proofErr w:type="spellEnd"/>
+            <w:r>
+              <w:rPr>
+                <w:color w:val="555555"/>
+                <w:sz w:val="17"/>
+              </w:rPr>
+              <w:t xml:space="preserve"> </w:t>
+            </w:r>
+            <w:proofErr w:type="spellStart"/>
+            <w:r>
+              <w:rPr>
+                <w:color w:val="555555"/>
+                <w:sz w:val="17"/>
+              </w:rPr>
+              <w:t>verisi</w:t>
+            </w:r>
+            <w:proofErr w:type="spellEnd"/>
+            <w:r>
+              <w:rPr>
+                <w:color w:val="555555"/>
+                <w:sz w:val="17"/>
+              </w:rPr>
+              <w:t xml:space="preserve">, </w:t>
+            </w:r>
+            <w:proofErr w:type="spellStart"/>
+            <w:r>
+              <w:rPr>
+                <w:color w:val="555555"/>
+                <w:sz w:val="17"/>
+              </w:rPr>
+              <w:t>popülerlik</w:t>
+            </w:r>
+            <w:proofErr w:type="spellEnd"/>
+            <w:r>
+              <w:rPr>
+                <w:color w:val="555555"/>
+                <w:sz w:val="17"/>
+              </w:rPr>
+              <w:t xml:space="preserve">, </w:t>
+            </w:r>
+            <w:proofErr w:type="spellStart"/>
+            <w:r>
+              <w:rPr>
+                <w:color w:val="555555"/>
+                <w:sz w:val="17"/>
+              </w:rPr>
+              <w:t>yayın</w:t>
+            </w:r>
+            <w:proofErr w:type="spellEnd"/>
+            <w:r>
+              <w:rPr>
+                <w:color w:val="555555"/>
+                <w:sz w:val="17"/>
+              </w:rPr>
+              <w:t xml:space="preserve"> </w:t>
+            </w:r>
+            <w:proofErr w:type="spellStart"/>
+            <w:r>
+              <w:rPr>
+                <w:color w:val="555555"/>
+                <w:sz w:val="17"/>
+              </w:rPr>
+              <w:t>platformu</w:t>
+            </w:r>
+            <w:proofErr w:type="spellEnd"/>
           </w:p>
         </w:tc>
         <w:tc>
@@ -604,12 +1863,14 @@
             <w:tcW w:w="1881" w:type="dxa"/>
           </w:tcPr>
           <w:p>
+            <w:proofErr w:type="spellStart"/>
             <w:r>
               <w:rPr>
                 <w:sz w:val="19"/>
               </w:rPr>
               <w:t>Kullanımda</w:t>
             </w:r>
+            <w:proofErr w:type="spellEnd"/>
           </w:p>
         </w:tc>
         <w:tc>
@@ -643,17 +1904,89 @@
             <w:tcW w:w="1881" w:type="dxa"/>
           </w:tcPr>
           <w:p>
-            <w:r>
-              <w:rPr>
-                <w:sz w:val="19"/>
-              </w:rPr>
-              <w:t xml:space="preserve">Ücretsiz, rate-limit'li. Mevcut </w:t>
-            </w:r>
-            <w:r>
-              <w:rPr>
-                <w:sz w:val="19"/>
-              </w:rPr>
-              <w:t>hacimde sorun yok.</w:t>
+            <w:proofErr w:type="spellStart"/>
+            <w:r>
+              <w:rPr>
+                <w:sz w:val="19"/>
+              </w:rPr>
+              <w:t>Ücretsiz</w:t>
+            </w:r>
+            <w:proofErr w:type="spellEnd"/>
+            <w:r>
+              <w:rPr>
+                <w:sz w:val="19"/>
+              </w:rPr>
+              <w:t>, rate-</w:t>
+            </w:r>
+            <w:proofErr w:type="spellStart"/>
+            <w:r>
+              <w:rPr>
+                <w:sz w:val="19"/>
+              </w:rPr>
+              <w:t>limit'li</w:t>
+            </w:r>
+            <w:proofErr w:type="spellEnd"/>
+            <w:r>
+              <w:rPr>
+                <w:sz w:val="19"/>
+              </w:rPr>
+              <w:t xml:space="preserve">. </w:t>
+            </w:r>
+            <w:proofErr w:type="spellStart"/>
+            <w:r>
+              <w:rPr>
+                <w:sz w:val="19"/>
+              </w:rPr>
+              <w:t>Mevcut</w:t>
+            </w:r>
+            <w:proofErr w:type="spellEnd"/>
+            <w:r>
+              <w:rPr>
+                <w:sz w:val="19"/>
+              </w:rPr>
+              <w:t xml:space="preserve"> </w:t>
+            </w:r>
+            <w:proofErr w:type="spellStart"/>
+            <w:r>
+              <w:rPr>
+                <w:sz w:val="19"/>
+              </w:rPr>
+              <w:t>hacimde</w:t>
+            </w:r>
+            <w:proofErr w:type="spellEnd"/>
+            <w:r>
+              <w:rPr>
+                <w:sz w:val="19"/>
+              </w:rPr>
+              <w:t xml:space="preserve"> </w:t>
+            </w:r>
+            <w:proofErr w:type="spellStart"/>
+            <w:r>
+              <w:rPr>
+                <w:sz w:val="19"/>
+              </w:rPr>
+              <w:t>sorun</w:t>
+            </w:r>
+            <w:proofErr w:type="spellEnd"/>
+            <w:r>
+              <w:rPr>
+                <w:sz w:val="19"/>
+              </w:rPr>
+              <w:t xml:space="preserve"> </w:t>
+            </w:r>
+            <w:proofErr w:type="spellStart"/>
+            <w:r>
+              <w:rPr>
+                <w:sz w:val="19"/>
+              </w:rPr>
+              <w:t>yok</w:t>
+            </w:r>
+            <w:proofErr w:type="spellEnd"/>
+            <w:r>
+              <w:rPr>
+                <w:sz w:val="19"/>
+              </w:rPr>
+              <w:t>.</w:t>
             </w:r>
           </w:p>
         </w:tc>
@@ -664,22 +1997,81 @@
             <w:tcW w:w="1881" w:type="dxa"/>
           </w:tcPr>
           <w:p>
+            <w:proofErr w:type="spellStart"/>
             <w:r>
               <w:rPr>
                 <w:b/>
                 <w:sz w:val="20"/>
               </w:rPr>
-              <w:t>SerpAPI (Google Trends)</w:t>
+              <w:t>SerpAPI</w:t>
+            </w:r>
+            <w:proofErr w:type="spellEnd"/>
+            <w:r>
+              <w:rPr>
+                <w:b/>
+                <w:sz w:val="20"/>
+              </w:rPr>
+              <w:t xml:space="preserve"> (Google Trends)</w:t>
             </w:r>
           </w:p>
           <w:p>
+            <w:proofErr w:type="spellStart"/>
             <w:r>
               <w:rPr>
                 <w:color w:val="555555"/>
                 <w:sz w:val="17"/>
               </w:rPr>
-              <w:t>Ülke bazlı arama ilgisi</w:t>
-            </w:r>
+              <w:t>Ülke</w:t>
+            </w:r>
+            <w:proofErr w:type="spellEnd"/>
+            <w:r>
+              <w:rPr>
+                <w:color w:val="555555"/>
+                <w:sz w:val="17"/>
+              </w:rPr>
+              <w:t xml:space="preserve"> </w:t>
+            </w:r>
+            <w:proofErr w:type="spellStart"/>
+            <w:r>
+              <w:rPr>
+                <w:color w:val="555555"/>
+                <w:sz w:val="17"/>
+              </w:rPr>
+              <w:t>bazlı</w:t>
+            </w:r>
+            <w:proofErr w:type="spellEnd"/>
+            <w:r>
+              <w:rPr>
+                <w:color w:val="555555"/>
+                <w:sz w:val="17"/>
+              </w:rPr>
+              <w:t xml:space="preserve"> </w:t>
+            </w:r>
+            <w:proofErr w:type="spellStart"/>
+            <w:r>
+              <w:rPr>
+                <w:color w:val="555555"/>
+                <w:sz w:val="17"/>
+              </w:rPr>
+              <w:t>arama</w:t>
+            </w:r>
+            <w:proofErr w:type="spellEnd"/>
+            <w:r>
+              <w:rPr>
+                <w:color w:val="555555"/>
+                <w:sz w:val="17"/>
+              </w:rPr>
+              <w:t xml:space="preserve"> </w:t>
+            </w:r>
+            <w:proofErr w:type="spellStart"/>
+            <w:r>
+              <w:rPr>
+                <w:color w:val="555555"/>
+                <w:sz w:val="17"/>
+              </w:rPr>
+              <w:t>ilgisi</w:t>
+            </w:r>
+            <w:proofErr w:type="spellEnd"/>
           </w:p>
         </w:tc>
         <w:tc>
@@ -687,12 +2079,14 @@
             <w:tcW w:w="1881" w:type="dxa"/>
           </w:tcPr>
           <w:p>
+            <w:proofErr w:type="spellStart"/>
             <w:r>
               <w:rPr>
                 <w:sz w:val="19"/>
               </w:rPr>
               <w:t>Kullanımda</w:t>
             </w:r>
+            <w:proofErr w:type="spellEnd"/>
           </w:p>
         </w:tc>
         <w:tc>
@@ -704,7 +2098,35 @@
               <w:rPr>
                 <w:sz w:val="19"/>
               </w:rPr>
-              <w:t>$0/ay (Free — 250 sorgu/ay)</w:t>
+              <w:t xml:space="preserve">$0/ay (Free — 250 </w:t>
+            </w:r>
+            <w:proofErr w:type="spellStart"/>
+            <w:r>
+              <w:rPr>
+                <w:sz w:val="19"/>
+              </w:rPr>
+              <w:t>sorgu</w:t>
+            </w:r>
+            <w:proofErr w:type="spellEnd"/>
+            <w:r>
+              <w:rPr>
+                <w:sz w:val="19"/>
+              </w:rPr>
+              <w:t>/</w:t>
+            </w:r>
+            <w:proofErr w:type="spellStart"/>
+            <w:r>
+              <w:rPr>
+                <w:sz w:val="19"/>
+              </w:rPr>
+              <w:t>ay</w:t>
+            </w:r>
+            <w:proofErr w:type="spellEnd"/>
+            <w:r>
+              <w:rPr>
+                <w:sz w:val="19"/>
+              </w:rPr>
+              <w:t>)</w:t>
             </w:r>
           </w:p>
         </w:tc>
@@ -726,11 +2148,117 @@
             <w:tcW w:w="1881" w:type="dxa"/>
           </w:tcPr>
           <w:p>
-            <w:r>
-              <w:rPr>
-                <w:sz w:val="19"/>
-              </w:rPr>
-              <w:t>Otomatik/toplu taramaya geçilirse ücretsiz kota hızla tükenir.</w:t>
+            <w:proofErr w:type="spellStart"/>
+            <w:r>
+              <w:rPr>
+                <w:sz w:val="19"/>
+              </w:rPr>
+              <w:t>Otomatik</w:t>
+            </w:r>
+            <w:proofErr w:type="spellEnd"/>
+            <w:r>
+              <w:rPr>
+                <w:sz w:val="19"/>
+              </w:rPr>
+              <w:t>/</w:t>
+            </w:r>
+            <w:proofErr w:type="spellStart"/>
+            <w:r>
+              <w:rPr>
+                <w:sz w:val="19"/>
+              </w:rPr>
+              <w:t>toplu</w:t>
+            </w:r>
+            <w:proofErr w:type="spellEnd"/>
+            <w:r>
+              <w:rPr>
+                <w:sz w:val="19"/>
+              </w:rPr>
+              <w:t xml:space="preserve"> </w:t>
+            </w:r>
+            <w:proofErr w:type="spellStart"/>
+            <w:r>
+              <w:rPr>
+                <w:sz w:val="19"/>
+              </w:rPr>
+              <w:t>taramaya</w:t>
+            </w:r>
+            <w:proofErr w:type="spellEnd"/>
+            <w:r>
+              <w:rPr>
+                <w:sz w:val="19"/>
+              </w:rPr>
+              <w:t xml:space="preserve"> </w:t>
+            </w:r>
+            <w:proofErr w:type="spellStart"/>
+            <w:r>
+              <w:rPr>
+                <w:sz w:val="19"/>
+              </w:rPr>
+              <w:t>geçilirse</w:t>
+            </w:r>
+            <w:proofErr w:type="spellEnd"/>
+            <w:r>
+              <w:rPr>
+                <w:sz w:val="19"/>
+              </w:rPr>
+              <w:t xml:space="preserve"> </w:t>
+            </w:r>
+            <w:proofErr w:type="spellStart"/>
+            <w:r>
+              <w:rPr>
+                <w:sz w:val="19"/>
+              </w:rPr>
+              <w:t>ücretsiz</w:t>
+            </w:r>
+            <w:proofErr w:type="spellEnd"/>
+            <w:r>
+              <w:rPr>
+                <w:sz w:val="19"/>
+              </w:rPr>
+              <w:t xml:space="preserve"> </w:t>
+            </w:r>
+            <w:proofErr w:type="spellStart"/>
+            <w:r>
+              <w:rPr>
+                <w:sz w:val="19"/>
+              </w:rPr>
+              <w:t>kota</w:t>
+            </w:r>
+            <w:proofErr w:type="spellEnd"/>
+            <w:r>
+              <w:rPr>
+                <w:sz w:val="19"/>
+              </w:rPr>
+              <w:t xml:space="preserve"> </w:t>
+            </w:r>
+            <w:proofErr w:type="spellStart"/>
+            <w:r>
+              <w:rPr>
+                <w:sz w:val="19"/>
+              </w:rPr>
+              <w:t>hızla</w:t>
+            </w:r>
+            <w:proofErr w:type="spellEnd"/>
+            <w:r>
+              <w:rPr>
+                <w:sz w:val="19"/>
+              </w:rPr>
+              <w:t xml:space="preserve"> </w:t>
+            </w:r>
+            <w:proofErr w:type="spellStart"/>
+            <w:r>
+              <w:rPr>
+                <w:sz w:val="19"/>
+              </w:rPr>
+              <w:t>tükenir</w:t>
+            </w:r>
+            <w:proofErr w:type="spellEnd"/>
+            <w:r>
+              <w:rPr>
+                <w:sz w:val="19"/>
+              </w:rPr>
+              <w:t>.</w:t>
             </w:r>
           </w:p>
         </w:tc>
@@ -750,20 +2278,47 @@
             </w:r>
           </w:p>
           <w:p>
+            <w:proofErr w:type="spellStart"/>
             <w:r>
               <w:rPr>
                 <w:color w:val="555555"/>
                 <w:sz w:val="17"/>
               </w:rPr>
-              <w:t xml:space="preserve">Kurumsal </w:t>
-            </w:r>
+              <w:t>Kurumsal</w:t>
+            </w:r>
+            <w:proofErr w:type="spellEnd"/>
             <w:r>
               <w:rPr>
                 <w:color w:val="555555"/>
                 <w:sz w:val="17"/>
               </w:rPr>
-              <w:t>talep/demand skoru</w:t>
-            </w:r>
+              <w:t xml:space="preserve"> </w:t>
+            </w:r>
+            <w:proofErr w:type="spellStart"/>
+            <w:r>
+              <w:rPr>
+                <w:color w:val="555555"/>
+                <w:sz w:val="17"/>
+              </w:rPr>
+              <w:t>talep</w:t>
+            </w:r>
+            <w:proofErr w:type="spellEnd"/>
+            <w:r>
+              <w:rPr>
+                <w:color w:val="555555"/>
+                <w:sz w:val="17"/>
+              </w:rPr>
+              <w:t xml:space="preserve">/demand </w:t>
+            </w:r>
+            <w:proofErr w:type="spellStart"/>
+            <w:r>
+              <w:rPr>
+                <w:color w:val="555555"/>
+                <w:sz w:val="17"/>
+              </w:rPr>
+              <w:t>skoru</w:t>
+            </w:r>
+            <w:proofErr w:type="spellEnd"/>
           </w:p>
         </w:tc>
         <w:tc>
@@ -771,12 +2326,14 @@
             <w:tcW w:w="1881" w:type="dxa"/>
           </w:tcPr>
           <w:p>
+            <w:proofErr w:type="spellStart"/>
             <w:r>
               <w:rPr>
                 <w:sz w:val="19"/>
               </w:rPr>
               <w:t>Planlı</w:t>
             </w:r>
+            <w:proofErr w:type="spellEnd"/>
           </w:p>
         </w:tc>
         <w:tc>
@@ -801,7 +2358,35 @@
               <w:rPr>
                 <w:sz w:val="19"/>
               </w:rPr>
-              <w:t>$99/ay ($59/ay yıllık ödemede)</w:t>
+              <w:t xml:space="preserve">$99/ay ($59/ay </w:t>
+            </w:r>
+            <w:proofErr w:type="spellStart"/>
+            <w:r>
+              <w:rPr>
+                <w:sz w:val="19"/>
+              </w:rPr>
+              <w:t>yıllık</w:t>
+            </w:r>
+            <w:proofErr w:type="spellEnd"/>
+            <w:r>
+              <w:rPr>
+                <w:sz w:val="19"/>
+              </w:rPr>
+              <w:t xml:space="preserve"> </w:t>
+            </w:r>
+            <w:proofErr w:type="spellStart"/>
+            <w:r>
+              <w:rPr>
+                <w:sz w:val="19"/>
+              </w:rPr>
+              <w:t>ödemede</w:t>
+            </w:r>
+            <w:proofErr w:type="spellEnd"/>
+            <w:r>
+              <w:rPr>
+                <w:sz w:val="19"/>
+              </w:rPr>
+              <w:t>)</w:t>
             </w:r>
           </w:p>
         </w:tc>
@@ -814,7 +2399,105 @@
               <w:rPr>
                 <w:sz w:val="19"/>
               </w:rPr>
-              <w:t>Ham API mi, yalnızca gösterge paneli mi verdiği satış ekibiyle doğrulanmalı.</w:t>
+              <w:t xml:space="preserve">Ham API mi, </w:t>
+            </w:r>
+            <w:proofErr w:type="spellStart"/>
+            <w:r>
+              <w:rPr>
+                <w:sz w:val="19"/>
+              </w:rPr>
+              <w:t>yalnızca</w:t>
+            </w:r>
+            <w:proofErr w:type="spellEnd"/>
+            <w:r>
+              <w:rPr>
+                <w:sz w:val="19"/>
+              </w:rPr>
+              <w:t xml:space="preserve"> </w:t>
+            </w:r>
+            <w:proofErr w:type="spellStart"/>
+            <w:r>
+              <w:rPr>
+                <w:sz w:val="19"/>
+              </w:rPr>
+              <w:t>gösterge</w:t>
+            </w:r>
+            <w:proofErr w:type="spellEnd"/>
+            <w:r>
+              <w:rPr>
+                <w:sz w:val="19"/>
+              </w:rPr>
+              <w:t xml:space="preserve"> </w:t>
+            </w:r>
+            <w:proofErr w:type="spellStart"/>
+            <w:r>
+              <w:rPr>
+                <w:sz w:val="19"/>
+              </w:rPr>
+              <w:t>paneli</w:t>
+            </w:r>
+            <w:proofErr w:type="spellEnd"/>
+            <w:r>
+              <w:rPr>
+                <w:sz w:val="19"/>
+              </w:rPr>
+              <w:t xml:space="preserve"> mi </w:t>
+            </w:r>
+            <w:proofErr w:type="spellStart"/>
+            <w:r>
+              <w:rPr>
+                <w:sz w:val="19"/>
+              </w:rPr>
+              <w:t>verdiği</w:t>
+            </w:r>
+            <w:proofErr w:type="spellEnd"/>
+            <w:r>
+              <w:rPr>
+                <w:sz w:val="19"/>
+              </w:rPr>
+              <w:t xml:space="preserve"> </w:t>
+            </w:r>
+            <w:proofErr w:type="spellStart"/>
+            <w:r>
+              <w:rPr>
+                <w:sz w:val="19"/>
+              </w:rPr>
+              <w:t>satış</w:t>
+            </w:r>
+            <w:proofErr w:type="spellEnd"/>
+            <w:r>
+              <w:rPr>
+                <w:sz w:val="19"/>
+              </w:rPr>
+              <w:t xml:space="preserve"> </w:t>
+            </w:r>
+            <w:proofErr w:type="spellStart"/>
+            <w:r>
+              <w:rPr>
+                <w:sz w:val="19"/>
+              </w:rPr>
+              <w:t>ekibiyle</w:t>
+            </w:r>
+            <w:proofErr w:type="spellEnd"/>
+            <w:r>
+              <w:rPr>
+                <w:sz w:val="19"/>
+              </w:rPr>
+              <w:t xml:space="preserve"> </w:t>
+            </w:r>
+            <w:proofErr w:type="spellStart"/>
+            <w:r>
+              <w:rPr>
+                <w:sz w:val="19"/>
+              </w:rPr>
+              <w:t>doğrulanmalı</w:t>
+            </w:r>
+            <w:proofErr w:type="spellEnd"/>
+            <w:r>
+              <w:rPr>
+                <w:sz w:val="19"/>
+              </w:rPr>
+              <w:t>.</w:t>
             </w:r>
           </w:p>
         </w:tc>
@@ -825,12 +2508,21 @@
             <w:tcW w:w="1881" w:type="dxa"/>
           </w:tcPr>
           <w:p>
+            <w:proofErr w:type="spellStart"/>
             <w:r>
               <w:rPr>
                 <w:b/>
                 <w:sz w:val="20"/>
               </w:rPr>
-              <w:t>Parrot Analytics (Enterprise API)</w:t>
+              <w:t>FlixPatrol</w:t>
+            </w:r>
+            <w:proofErr w:type="spellEnd"/>
+            <w:r>
+              <w:rPr>
+                <w:b/>
+                <w:sz w:val="20"/>
+              </w:rPr>
+              <w:t xml:space="preserve"> (Start)</w:t>
             </w:r>
           </w:p>
           <w:p>
@@ -839,8 +2531,97 @@
                 <w:color w:val="555555"/>
                 <w:sz w:val="17"/>
               </w:rPr>
-              <w:t>Tam ölçekli, ülke bazlı demand verisi</w:t>
-            </w:r>
+              <w:t xml:space="preserve">Platform </w:t>
+            </w:r>
+            <w:proofErr w:type="spellStart"/>
+            <w:r>
+              <w:rPr>
+                <w:color w:val="555555"/>
+                <w:sz w:val="17"/>
+              </w:rPr>
+              <w:t>bazlı</w:t>
+            </w:r>
+            <w:proofErr w:type="spellEnd"/>
+            <w:r>
+              <w:rPr>
+                <w:color w:val="555555"/>
+                <w:sz w:val="17"/>
+              </w:rPr>
+              <w:t xml:space="preserve">, </w:t>
+            </w:r>
+            <w:proofErr w:type="spellStart"/>
+            <w:r>
+              <w:rPr>
+                <w:color w:val="555555"/>
+                <w:sz w:val="17"/>
+              </w:rPr>
+              <w:t>ülke</w:t>
+            </w:r>
+            <w:proofErr w:type="spellEnd"/>
+            <w:r>
+              <w:rPr>
+                <w:color w:val="555555"/>
+                <w:sz w:val="17"/>
+              </w:rPr>
+              <w:t xml:space="preserve"> </w:t>
+            </w:r>
+            <w:proofErr w:type="spellStart"/>
+            <w:r>
+              <w:rPr>
+                <w:color w:val="555555"/>
+                <w:sz w:val="17"/>
+              </w:rPr>
+              <w:t>bazlı</w:t>
+            </w:r>
+            <w:proofErr w:type="spellEnd"/>
+            <w:r>
+              <w:rPr>
+                <w:color w:val="555555"/>
+                <w:sz w:val="17"/>
+              </w:rPr>
+              <w:t xml:space="preserve"> </w:t>
+            </w:r>
+            <w:proofErr w:type="spellStart"/>
+            <w:r>
+              <w:rPr>
+                <w:color w:val="555555"/>
+                <w:sz w:val="17"/>
+              </w:rPr>
+              <w:t>günlük</w:t>
+            </w:r>
+            <w:proofErr w:type="spellEnd"/>
+            <w:r>
+              <w:rPr>
+                <w:color w:val="555555"/>
+                <w:sz w:val="17"/>
+              </w:rPr>
+              <w:t xml:space="preserve"> TOP 10 </w:t>
+            </w:r>
+            <w:proofErr w:type="spellStart"/>
+            <w:r>
+              <w:rPr>
+                <w:color w:val="555555"/>
+                <w:sz w:val="17"/>
+              </w:rPr>
+              <w:t>sıralama</w:t>
+            </w:r>
+            <w:proofErr w:type="spellEnd"/>
+            <w:r>
+              <w:rPr>
+                <w:color w:val="555555"/>
+                <w:sz w:val="17"/>
+              </w:rPr>
+              <w:t xml:space="preserve"> </w:t>
+            </w:r>
+            <w:proofErr w:type="spellStart"/>
+            <w:r>
+              <w:rPr>
+                <w:color w:val="555555"/>
+                <w:sz w:val="17"/>
+              </w:rPr>
+              <w:t>verisi</w:t>
+            </w:r>
+            <w:proofErr w:type="spellEnd"/>
           </w:p>
         </w:tc>
         <w:tc>
@@ -848,12 +2629,14 @@
             <w:tcW w:w="1881" w:type="dxa"/>
           </w:tcPr>
           <w:p>
-            <w:r>
-              <w:rPr>
-                <w:sz w:val="19"/>
-              </w:rPr>
-              <w:t>Ayrı onay</w:t>
-            </w:r>
+            <w:proofErr w:type="spellStart"/>
+            <w:r>
+              <w:rPr>
+                <w:sz w:val="19"/>
+              </w:rPr>
+              <w:t>Planlı</w:t>
+            </w:r>
+            <w:proofErr w:type="spellEnd"/>
           </w:p>
         </w:tc>
         <w:tc>
@@ -878,13 +2661,49 @@
               <w:rPr>
                 <w:sz w:val="19"/>
               </w:rPr>
-              <w:t>$10.000+/ay (ürün başına, 1 yıl min</w:t>
-            </w:r>
-            <w:r>
-              <w:rPr>
-                <w:sz w:val="19"/>
-              </w:rPr>
-              <w:t>. taahhüt)</w:t>
+              <w:t>$9,99/ay (</w:t>
+            </w:r>
+            <w:proofErr w:type="spellStart"/>
+            <w:r>
+              <w:rPr>
+                <w:sz w:val="19"/>
+              </w:rPr>
+              <w:t>yalnızca</w:t>
+            </w:r>
+            <w:proofErr w:type="spellEnd"/>
+            <w:r>
+              <w:rPr>
+                <w:sz w:val="19"/>
+              </w:rPr>
+              <w:t xml:space="preserve"> API, 1.000 </w:t>
+            </w:r>
+            <w:proofErr w:type="spellStart"/>
+            <w:r>
+              <w:rPr>
+                <w:sz w:val="19"/>
+              </w:rPr>
+              <w:t>çağrı</w:t>
+            </w:r>
+            <w:proofErr w:type="spellEnd"/>
+            <w:r>
+              <w:rPr>
+                <w:sz w:val="19"/>
+              </w:rPr>
+              <w:t>/</w:t>
+            </w:r>
+            <w:proofErr w:type="spellStart"/>
+            <w:r>
+              <w:rPr>
+                <w:sz w:val="19"/>
+              </w:rPr>
+              <w:t>ay</w:t>
+            </w:r>
+            <w:proofErr w:type="spellEnd"/>
+            <w:r>
+              <w:rPr>
+                <w:sz w:val="19"/>
+              </w:rPr>
+              <w:t>)</w:t>
             </w:r>
           </w:p>
         </w:tc>
@@ -897,7 +2716,231 @@
               <w:rPr>
                 <w:sz w:val="19"/>
               </w:rPr>
-              <w:t>Diğer tüm kalemlerin toplamının ~100 katı — kurumsal karar gerektirir.</w:t>
+              <w:t xml:space="preserve">Parrot </w:t>
+            </w:r>
+            <w:proofErr w:type="spellStart"/>
+            <w:r>
+              <w:rPr>
+                <w:sz w:val="19"/>
+              </w:rPr>
+              <w:t>Lite'a</w:t>
+            </w:r>
+            <w:proofErr w:type="spellEnd"/>
+            <w:r>
+              <w:rPr>
+                <w:sz w:val="19"/>
+              </w:rPr>
+              <w:t xml:space="preserve"> </w:t>
+            </w:r>
+            <w:proofErr w:type="spellStart"/>
+            <w:r>
+              <w:rPr>
+                <w:sz w:val="19"/>
+              </w:rPr>
+              <w:t>göre</w:t>
+            </w:r>
+            <w:proofErr w:type="spellEnd"/>
+            <w:r>
+              <w:rPr>
+                <w:sz w:val="19"/>
+              </w:rPr>
+              <w:t xml:space="preserve"> ~10 </w:t>
+            </w:r>
+            <w:proofErr w:type="spellStart"/>
+            <w:r>
+              <w:rPr>
+                <w:sz w:val="19"/>
+              </w:rPr>
+              <w:t>kat</w:t>
+            </w:r>
+            <w:proofErr w:type="spellEnd"/>
+            <w:r>
+              <w:rPr>
+                <w:sz w:val="19"/>
+              </w:rPr>
+              <w:t xml:space="preserve"> </w:t>
+            </w:r>
+            <w:proofErr w:type="spellStart"/>
+            <w:r>
+              <w:rPr>
+                <w:sz w:val="19"/>
+              </w:rPr>
+              <w:t>ucuz</w:t>
+            </w:r>
+            <w:proofErr w:type="spellEnd"/>
+            <w:r>
+              <w:rPr>
+                <w:sz w:val="19"/>
+              </w:rPr>
+              <w:t xml:space="preserve">; API </w:t>
+            </w:r>
+            <w:proofErr w:type="spellStart"/>
+            <w:r>
+              <w:rPr>
+                <w:sz w:val="19"/>
+              </w:rPr>
+              <w:t>erişimi</w:t>
+            </w:r>
+            <w:proofErr w:type="spellEnd"/>
+            <w:r>
+              <w:rPr>
+                <w:sz w:val="19"/>
+              </w:rPr>
+              <w:t xml:space="preserve"> </w:t>
+            </w:r>
+            <w:proofErr w:type="spellStart"/>
+            <w:r>
+              <w:rPr>
+                <w:sz w:val="19"/>
+              </w:rPr>
+              <w:t>garantili</w:t>
+            </w:r>
+            <w:proofErr w:type="spellEnd"/>
+            <w:r>
+              <w:rPr>
+                <w:sz w:val="19"/>
+              </w:rPr>
+              <w:t xml:space="preserve"> (dashboard </w:t>
+            </w:r>
+            <w:proofErr w:type="spellStart"/>
+            <w:r>
+              <w:rPr>
+                <w:sz w:val="19"/>
+              </w:rPr>
+              <w:t>belirsizliği</w:t>
+            </w:r>
+            <w:proofErr w:type="spellEnd"/>
+            <w:r>
+              <w:rPr>
+                <w:sz w:val="19"/>
+              </w:rPr>
+              <w:t xml:space="preserve"> </w:t>
+            </w:r>
+            <w:proofErr w:type="spellStart"/>
+            <w:r>
+              <w:rPr>
+                <w:sz w:val="19"/>
+              </w:rPr>
+              <w:t>yok</w:t>
+            </w:r>
+            <w:proofErr w:type="spellEnd"/>
+            <w:r>
+              <w:rPr>
+                <w:sz w:val="19"/>
+              </w:rPr>
+              <w:t xml:space="preserve">). </w:t>
+            </w:r>
+            <w:proofErr w:type="spellStart"/>
+            <w:r>
+              <w:rPr>
+                <w:sz w:val="19"/>
+              </w:rPr>
+              <w:t>Kapsamı</w:t>
+            </w:r>
+            <w:proofErr w:type="spellEnd"/>
+            <w:r>
+              <w:rPr>
+                <w:sz w:val="19"/>
+              </w:rPr>
+              <w:t xml:space="preserve"> </w:t>
+            </w:r>
+            <w:proofErr w:type="spellStart"/>
+            <w:r>
+              <w:rPr>
+                <w:sz w:val="19"/>
+              </w:rPr>
+              <w:t>küresel</w:t>
+            </w:r>
+            <w:proofErr w:type="spellEnd"/>
+            <w:r>
+              <w:rPr>
+                <w:sz w:val="19"/>
+              </w:rPr>
+              <w:t xml:space="preserve"> VOD </w:t>
+            </w:r>
+            <w:proofErr w:type="spellStart"/>
+            <w:r>
+              <w:rPr>
+                <w:sz w:val="19"/>
+              </w:rPr>
+              <w:t>platformlarıyla</w:t>
+            </w:r>
+            <w:proofErr w:type="spellEnd"/>
+            <w:r>
+              <w:rPr>
+                <w:sz w:val="19"/>
+              </w:rPr>
+              <w:t xml:space="preserve"> </w:t>
+            </w:r>
+            <w:proofErr w:type="spellStart"/>
+            <w:r>
+              <w:rPr>
+                <w:sz w:val="19"/>
+              </w:rPr>
+              <w:t>sınırlı</w:t>
+            </w:r>
+            <w:proofErr w:type="spellEnd"/>
+            <w:r>
+              <w:rPr>
+                <w:sz w:val="19"/>
+              </w:rPr>
+              <w:t xml:space="preserve">, </w:t>
+            </w:r>
+            <w:proofErr w:type="spellStart"/>
+            <w:r>
+              <w:rPr>
+                <w:sz w:val="19"/>
+              </w:rPr>
+              <w:t>yerel</w:t>
+            </w:r>
+            <w:proofErr w:type="spellEnd"/>
+            <w:r>
+              <w:rPr>
+                <w:sz w:val="19"/>
+              </w:rPr>
+              <w:t>/</w:t>
+            </w:r>
+            <w:proofErr w:type="spellStart"/>
+            <w:r>
+              <w:rPr>
+                <w:sz w:val="19"/>
+              </w:rPr>
+              <w:t>bölgesel</w:t>
+            </w:r>
+            <w:proofErr w:type="spellEnd"/>
+            <w:r>
+              <w:rPr>
+                <w:sz w:val="19"/>
+              </w:rPr>
+              <w:t xml:space="preserve"> </w:t>
+            </w:r>
+            <w:proofErr w:type="spellStart"/>
+            <w:r>
+              <w:rPr>
+                <w:sz w:val="19"/>
+              </w:rPr>
+              <w:t>yayınları</w:t>
+            </w:r>
+            <w:proofErr w:type="spellEnd"/>
+            <w:r>
+              <w:rPr>
+                <w:sz w:val="19"/>
+              </w:rPr>
+              <w:t xml:space="preserve"> </w:t>
+            </w:r>
+            <w:proofErr w:type="spellStart"/>
+            <w:r>
+              <w:rPr>
+                <w:sz w:val="19"/>
+              </w:rPr>
+              <w:t>kapsamayabilir</w:t>
+            </w:r>
+            <w:proofErr w:type="spellEnd"/>
+            <w:r>
+              <w:rPr>
+                <w:sz w:val="19"/>
+              </w:rPr>
+              <w:t>.</w:t>
             </w:r>
           </w:p>
         </w:tc>
@@ -913,7 +2956,15 @@
                 <w:b/>
                 <w:sz w:val="20"/>
               </w:rPr>
-              <w:t>Trakt.tv API</w:t>
+              <w:t xml:space="preserve">Parrot Analytics </w:t>
+            </w:r>
+            <w:r>
+              <w:rPr>
+                <w:b/>
+                <w:sz w:val="20"/>
+              </w:rPr>
+              <w:lastRenderedPageBreak/>
+              <w:t>(Enterprise API)</w:t>
             </w:r>
           </w:p>
           <w:p>
@@ -922,8 +2973,65 @@
                 <w:color w:val="555555"/>
                 <w:sz w:val="17"/>
               </w:rPr>
-              <w:t>Kullanıcı bazlı izleme/puanlama verisi</w:t>
-            </w:r>
+              <w:t xml:space="preserve">Tam </w:t>
+            </w:r>
+            <w:proofErr w:type="spellStart"/>
+            <w:r>
+              <w:rPr>
+                <w:color w:val="555555"/>
+                <w:sz w:val="17"/>
+              </w:rPr>
+              <w:t>ölçekli</w:t>
+            </w:r>
+            <w:proofErr w:type="spellEnd"/>
+            <w:r>
+              <w:rPr>
+                <w:color w:val="555555"/>
+                <w:sz w:val="17"/>
+              </w:rPr>
+              <w:t xml:space="preserve">, </w:t>
+            </w:r>
+            <w:proofErr w:type="spellStart"/>
+            <w:r>
+              <w:rPr>
+                <w:color w:val="555555"/>
+                <w:sz w:val="17"/>
+              </w:rPr>
+              <w:t>ülke</w:t>
+            </w:r>
+            <w:proofErr w:type="spellEnd"/>
+            <w:r>
+              <w:rPr>
+                <w:color w:val="555555"/>
+                <w:sz w:val="17"/>
+              </w:rPr>
+              <w:t xml:space="preserve"> </w:t>
+            </w:r>
+            <w:proofErr w:type="spellStart"/>
+            <w:r>
+              <w:rPr>
+                <w:color w:val="555555"/>
+                <w:sz w:val="17"/>
+              </w:rPr>
+              <w:t>bazlı</w:t>
+            </w:r>
+            <w:proofErr w:type="spellEnd"/>
+            <w:r>
+              <w:rPr>
+                <w:color w:val="555555"/>
+                <w:sz w:val="17"/>
+              </w:rPr>
+              <w:t xml:space="preserve"> demand </w:t>
+            </w:r>
+            <w:proofErr w:type="spellStart"/>
+            <w:r>
+              <w:rPr>
+                <w:color w:val="555555"/>
+                <w:sz w:val="17"/>
+              </w:rPr>
+              <w:t>verisi</w:t>
+            </w:r>
+            <w:proofErr w:type="spellEnd"/>
           </w:p>
         </w:tc>
         <w:tc>
@@ -931,12 +3039,29 @@
             <w:tcW w:w="1881" w:type="dxa"/>
           </w:tcPr>
           <w:p>
-            <w:r>
-              <w:rPr>
-                <w:sz w:val="19"/>
-              </w:rPr>
-              <w:t>Planlı</w:t>
-            </w:r>
+            <w:proofErr w:type="spellStart"/>
+            <w:r>
+              <w:rPr>
+                <w:sz w:val="19"/>
+              </w:rPr>
+              <w:lastRenderedPageBreak/>
+              <w:t>Ayrı</w:t>
+            </w:r>
+            <w:proofErr w:type="spellEnd"/>
+            <w:r>
+              <w:rPr>
+                <w:sz w:val="19"/>
+              </w:rPr>
+              <w:t xml:space="preserve"> </w:t>
+            </w:r>
+            <w:proofErr w:type="spellStart"/>
+            <w:r>
+              <w:rPr>
+                <w:sz w:val="19"/>
+              </w:rPr>
+              <w:t>onay</w:t>
+            </w:r>
+            <w:proofErr w:type="spellEnd"/>
           </w:p>
         </w:tc>
         <w:tc>
@@ -961,7 +3086,64 @@
               <w:rPr>
                 <w:sz w:val="19"/>
               </w:rPr>
-              <w:t>$0/ay (düşük hacimde)</w:t>
+              <w:t>$10.000+/ay (</w:t>
+            </w:r>
+            <w:proofErr w:type="spellStart"/>
+            <w:r>
+              <w:rPr>
+                <w:sz w:val="19"/>
+              </w:rPr>
+              <w:t>ürün</w:t>
+            </w:r>
+            <w:proofErr w:type="spellEnd"/>
+            <w:r>
+              <w:rPr>
+                <w:sz w:val="19"/>
+              </w:rPr>
+              <w:t xml:space="preserve"> </w:t>
+            </w:r>
+            <w:proofErr w:type="spellStart"/>
+            <w:r>
+              <w:rPr>
+                <w:sz w:val="19"/>
+              </w:rPr>
+              <w:lastRenderedPageBreak/>
+              <w:t>başına</w:t>
+            </w:r>
+            <w:proofErr w:type="spellEnd"/>
+            <w:r>
+              <w:rPr>
+                <w:sz w:val="19"/>
+              </w:rPr>
+              <w:t xml:space="preserve">, 1 </w:t>
+            </w:r>
+            <w:proofErr w:type="spellStart"/>
+            <w:r>
+              <w:rPr>
+                <w:sz w:val="19"/>
+              </w:rPr>
+              <w:t>yıl</w:t>
+            </w:r>
+            <w:proofErr w:type="spellEnd"/>
+            <w:r>
+              <w:rPr>
+                <w:sz w:val="19"/>
+              </w:rPr>
+              <w:t xml:space="preserve"> min. </w:t>
+            </w:r>
+            <w:proofErr w:type="spellStart"/>
+            <w:r>
+              <w:rPr>
+                <w:sz w:val="19"/>
+              </w:rPr>
+              <w:t>taahhüt</w:t>
+            </w:r>
+            <w:proofErr w:type="spellEnd"/>
+            <w:r>
+              <w:rPr>
+                <w:sz w:val="19"/>
+              </w:rPr>
+              <w:t>)</w:t>
             </w:r>
           </w:p>
         </w:tc>
@@ -970,11 +3152,119 @@
             <w:tcW w:w="1881" w:type="dxa"/>
           </w:tcPr>
           <w:p>
-            <w:r>
-              <w:rPr>
-                <w:sz w:val="19"/>
-              </w:rPr>
-              <w:t>Ticari/yüksek hacimli kullanım için Trakt ile doğrudan görüşme gerekiyor.</w:t>
+            <w:proofErr w:type="spellStart"/>
+            <w:r>
+              <w:rPr>
+                <w:sz w:val="19"/>
+              </w:rPr>
+              <w:lastRenderedPageBreak/>
+              <w:t>Diğer</w:t>
+            </w:r>
+            <w:proofErr w:type="spellEnd"/>
+            <w:r>
+              <w:rPr>
+                <w:sz w:val="19"/>
+              </w:rPr>
+              <w:t xml:space="preserve"> </w:t>
+            </w:r>
+            <w:proofErr w:type="spellStart"/>
+            <w:r>
+              <w:rPr>
+                <w:sz w:val="19"/>
+              </w:rPr>
+              <w:t>tüm</w:t>
+            </w:r>
+            <w:proofErr w:type="spellEnd"/>
+            <w:r>
+              <w:rPr>
+                <w:sz w:val="19"/>
+              </w:rPr>
+              <w:t xml:space="preserve"> </w:t>
+            </w:r>
+            <w:proofErr w:type="spellStart"/>
+            <w:r>
+              <w:rPr>
+                <w:sz w:val="19"/>
+              </w:rPr>
+              <w:t>kalemlerin</w:t>
+            </w:r>
+            <w:proofErr w:type="spellEnd"/>
+            <w:r>
+              <w:rPr>
+                <w:sz w:val="19"/>
+              </w:rPr>
+              <w:t xml:space="preserve"> </w:t>
+            </w:r>
+            <w:proofErr w:type="spellStart"/>
+            <w:r>
+              <w:rPr>
+                <w:sz w:val="19"/>
+              </w:rPr>
+              <w:lastRenderedPageBreak/>
+              <w:t>toplamının</w:t>
+            </w:r>
+            <w:proofErr w:type="spellEnd"/>
+            <w:r>
+              <w:rPr>
+                <w:sz w:val="19"/>
+              </w:rPr>
+              <w:t xml:space="preserve"> ~100 </w:t>
+            </w:r>
+            <w:proofErr w:type="spellStart"/>
+            <w:r>
+              <w:rPr>
+                <w:sz w:val="19"/>
+              </w:rPr>
+              <w:t>katı</w:t>
+            </w:r>
+            <w:proofErr w:type="spellEnd"/>
+            <w:r>
+              <w:rPr>
+                <w:sz w:val="19"/>
+              </w:rPr>
+              <w:t xml:space="preserve"> — </w:t>
+            </w:r>
+            <w:proofErr w:type="spellStart"/>
+            <w:r>
+              <w:rPr>
+                <w:sz w:val="19"/>
+              </w:rPr>
+              <w:t>kurumsal</w:t>
+            </w:r>
+            <w:proofErr w:type="spellEnd"/>
+            <w:r>
+              <w:rPr>
+                <w:sz w:val="19"/>
+              </w:rPr>
+              <w:t xml:space="preserve"> </w:t>
+            </w:r>
+            <w:proofErr w:type="spellStart"/>
+            <w:r>
+              <w:rPr>
+                <w:sz w:val="19"/>
+              </w:rPr>
+              <w:t>karar</w:t>
+            </w:r>
+            <w:proofErr w:type="spellEnd"/>
+            <w:r>
+              <w:rPr>
+                <w:sz w:val="19"/>
+              </w:rPr>
+              <w:t xml:space="preserve"> </w:t>
+            </w:r>
+            <w:proofErr w:type="spellStart"/>
+            <w:r>
+              <w:rPr>
+                <w:sz w:val="19"/>
+              </w:rPr>
+              <w:t>gerektirir</w:t>
+            </w:r>
+            <w:proofErr w:type="spellEnd"/>
+            <w:r>
+              <w:rPr>
+                <w:sz w:val="19"/>
+              </w:rPr>
+              <w:t>.</w:t>
             </w:r>
           </w:p>
         </w:tc>
@@ -990,32 +3280,84 @@
                 <w:b/>
                 <w:sz w:val="20"/>
               </w:rPr>
-              <w:t>n8n</w:t>
+              <w:lastRenderedPageBreak/>
+              <w:t>Trakt.tv API</w:t>
             </w:r>
           </w:p>
           <w:p>
+            <w:proofErr w:type="spellStart"/>
             <w:r>
               <w:rPr>
                 <w:color w:val="555555"/>
                 <w:sz w:val="17"/>
               </w:rPr>
-              <w:t>Zamanlanmış</w:t>
-            </w:r>
+              <w:t>Kullanıcı</w:t>
+            </w:r>
+            <w:proofErr w:type="spellEnd"/>
             <w:r>
               <w:rPr>
                 <w:color w:val="555555"/>
                 <w:sz w:val="17"/>
               </w:rPr>
-              <w:t xml:space="preserve"> veri </w:t>
-            </w:r>
+              <w:t xml:space="preserve"> </w:t>
+            </w:r>
+            <w:proofErr w:type="spellStart"/>
             <w:r>
               <w:rPr>
                 <w:color w:val="555555"/>
                 <w:sz w:val="17"/>
               </w:rPr>
-              <w:lastRenderedPageBreak/>
-              <w:t>toplama otomasyonu</w:t>
-            </w:r>
+              <w:t>bazlı</w:t>
+            </w:r>
+            <w:proofErr w:type="spellEnd"/>
+            <w:r>
+              <w:rPr>
+                <w:color w:val="555555"/>
+                <w:sz w:val="17"/>
+              </w:rPr>
+              <w:t xml:space="preserve"> </w:t>
+            </w:r>
+            <w:proofErr w:type="spellStart"/>
+            <w:r>
+              <w:rPr>
+                <w:color w:val="555555"/>
+                <w:sz w:val="17"/>
+              </w:rPr>
+              <w:t>izleme</w:t>
+            </w:r>
+            <w:proofErr w:type="spellEnd"/>
+            <w:r>
+              <w:rPr>
+                <w:color w:val="555555"/>
+                <w:sz w:val="17"/>
+              </w:rPr>
+              <w:t>/</w:t>
+            </w:r>
+            <w:proofErr w:type="spellStart"/>
+            <w:r>
+              <w:rPr>
+                <w:color w:val="555555"/>
+                <w:sz w:val="17"/>
+              </w:rPr>
+              <w:t>puanlama</w:t>
+            </w:r>
+            <w:proofErr w:type="spellEnd"/>
+            <w:r>
+              <w:rPr>
+                <w:color w:val="555555"/>
+                <w:sz w:val="17"/>
+              </w:rPr>
+              <w:t xml:space="preserve"> </w:t>
+            </w:r>
+            <w:proofErr w:type="spellStart"/>
+            <w:r>
+              <w:rPr>
+                <w:color w:val="555555"/>
+                <w:sz w:val="17"/>
+              </w:rPr>
+              <w:t>verisi</w:t>
+            </w:r>
+            <w:proofErr w:type="spellEnd"/>
           </w:p>
         </w:tc>
         <w:tc>
@@ -1023,13 +3365,14 @@
             <w:tcW w:w="1881" w:type="dxa"/>
           </w:tcPr>
           <w:p>
-            <w:r>
-              <w:rPr>
-                <w:sz w:val="19"/>
-              </w:rPr>
-              <w:lastRenderedPageBreak/>
+            <w:proofErr w:type="spellStart"/>
+            <w:r>
+              <w:rPr>
+                <w:sz w:val="19"/>
+              </w:rPr>
               <w:t>Planlı</w:t>
             </w:r>
+            <w:proofErr w:type="spellEnd"/>
           </w:p>
         </w:tc>
         <w:tc>
@@ -1054,14 +3397,35 @@
               <w:rPr>
                 <w:sz w:val="19"/>
               </w:rPr>
-              <w:t xml:space="preserve">$5–7/ay (self-hosted Community + küçük </w:t>
-            </w:r>
-            <w:r>
-              <w:rPr>
-                <w:sz w:val="19"/>
-              </w:rPr>
-              <w:lastRenderedPageBreak/>
-              <w:t>VPS)</w:t>
+              <w:t>$0/ay (</w:t>
+            </w:r>
+            <w:proofErr w:type="spellStart"/>
+            <w:r>
+              <w:rPr>
+                <w:sz w:val="19"/>
+              </w:rPr>
+              <w:t>düşük</w:t>
+            </w:r>
+            <w:proofErr w:type="spellEnd"/>
+            <w:r>
+              <w:rPr>
+                <w:sz w:val="19"/>
+              </w:rPr>
+              <w:t xml:space="preserve"> </w:t>
+            </w:r>
+            <w:proofErr w:type="spellStart"/>
+            <w:r>
+              <w:rPr>
+                <w:sz w:val="19"/>
+              </w:rPr>
+              <w:t>hacimde</w:t>
+            </w:r>
+            <w:proofErr w:type="spellEnd"/>
+            <w:r>
+              <w:rPr>
+                <w:sz w:val="19"/>
+              </w:rPr>
+              <w:t>)</w:t>
             </w:r>
           </w:p>
         </w:tc>
@@ -1070,19 +3434,145 @@
             <w:tcW w:w="1881" w:type="dxa"/>
           </w:tcPr>
           <w:p>
-            <w:r>
-              <w:rPr>
-                <w:sz w:val="19"/>
-              </w:rPr>
-              <w:lastRenderedPageBreak/>
-              <w:t xml:space="preserve">Self-hosted sürüm ücretsiz, sınırsız </w:t>
-            </w:r>
-            <w:r>
-              <w:rPr>
-                <w:sz w:val="19"/>
-              </w:rPr>
-              <w:lastRenderedPageBreak/>
-              <w:t>çalıştırma. Cloud alternatifi $20+/ay.</w:t>
+            <w:proofErr w:type="spellStart"/>
+            <w:r>
+              <w:rPr>
+                <w:sz w:val="19"/>
+              </w:rPr>
+              <w:t>Ticari</w:t>
+            </w:r>
+            <w:proofErr w:type="spellEnd"/>
+            <w:r>
+              <w:rPr>
+                <w:sz w:val="19"/>
+              </w:rPr>
+              <w:t>/</w:t>
+            </w:r>
+            <w:proofErr w:type="spellStart"/>
+            <w:r>
+              <w:rPr>
+                <w:sz w:val="19"/>
+              </w:rPr>
+              <w:t>yüksek</w:t>
+            </w:r>
+            <w:proofErr w:type="spellEnd"/>
+            <w:r>
+              <w:rPr>
+                <w:sz w:val="19"/>
+              </w:rPr>
+              <w:t xml:space="preserve"> </w:t>
+            </w:r>
+            <w:proofErr w:type="spellStart"/>
+            <w:r>
+              <w:rPr>
+                <w:sz w:val="19"/>
+              </w:rPr>
+              <w:t>hacimli</w:t>
+            </w:r>
+            <w:proofErr w:type="spellEnd"/>
+            <w:r>
+              <w:rPr>
+                <w:sz w:val="19"/>
+              </w:rPr>
+              <w:t xml:space="preserve"> </w:t>
+            </w:r>
+            <w:proofErr w:type="spellStart"/>
+            <w:r>
+              <w:rPr>
+                <w:sz w:val="19"/>
+              </w:rPr>
+              <w:t>kullanım</w:t>
+            </w:r>
+            <w:proofErr w:type="spellEnd"/>
+            <w:r>
+              <w:rPr>
+                <w:sz w:val="19"/>
+              </w:rPr>
+              <w:t xml:space="preserve"> </w:t>
+            </w:r>
+            <w:proofErr w:type="spellStart"/>
+            <w:r>
+              <w:rPr>
+                <w:sz w:val="19"/>
+              </w:rPr>
+              <w:t>için</w:t>
+            </w:r>
+            <w:proofErr w:type="spellEnd"/>
+            <w:r>
+              <w:rPr>
+                <w:sz w:val="19"/>
+              </w:rPr>
+              <w:t xml:space="preserve"> </w:t>
+            </w:r>
+            <w:proofErr w:type="spellStart"/>
+            <w:r>
+              <w:rPr>
+                <w:sz w:val="19"/>
+              </w:rPr>
+              <w:t>Trakt</w:t>
+            </w:r>
+            <w:proofErr w:type="spellEnd"/>
+            <w:r>
+              <w:rPr>
+                <w:sz w:val="19"/>
+              </w:rPr>
+              <w:t xml:space="preserve"> </w:t>
+            </w:r>
+            <w:proofErr w:type="spellStart"/>
+            <w:r>
+              <w:rPr>
+                <w:sz w:val="19"/>
+              </w:rPr>
+              <w:t>ile</w:t>
+            </w:r>
+            <w:proofErr w:type="spellEnd"/>
+            <w:r>
+              <w:rPr>
+                <w:sz w:val="19"/>
+              </w:rPr>
+              <w:t xml:space="preserve"> </w:t>
+            </w:r>
+            <w:proofErr w:type="spellStart"/>
+            <w:r>
+              <w:rPr>
+                <w:sz w:val="19"/>
+              </w:rPr>
+              <w:t>doğrudan</w:t>
+            </w:r>
+            <w:proofErr w:type="spellEnd"/>
+            <w:r>
+              <w:rPr>
+                <w:sz w:val="19"/>
+              </w:rPr>
+              <w:t xml:space="preserve"> </w:t>
+            </w:r>
+            <w:proofErr w:type="spellStart"/>
+            <w:r>
+              <w:rPr>
+                <w:sz w:val="19"/>
+              </w:rPr>
+              <w:t>görüşme</w:t>
+            </w:r>
+            <w:proofErr w:type="spellEnd"/>
+            <w:r>
+              <w:rPr>
+                <w:sz w:val="19"/>
+              </w:rPr>
+              <w:t xml:space="preserve"> </w:t>
+            </w:r>
+            <w:proofErr w:type="spellStart"/>
+            <w:r>
+              <w:rPr>
+                <w:sz w:val="19"/>
+              </w:rPr>
+              <w:t>gerekiyor</w:t>
+            </w:r>
+            <w:proofErr w:type="spellEnd"/>
+            <w:r>
+              <w:rPr>
+                <w:sz w:val="19"/>
+              </w:rPr>
+              <w:t>.</w:t>
             </w:r>
           </w:p>
         </w:tc>
@@ -1098,18 +3588,67 @@
                 <w:b/>
                 <w:sz w:val="20"/>
               </w:rPr>
-              <w:lastRenderedPageBreak/>
-              <w:t>Uygulama barındırma</w:t>
+              <w:t>n8n</w:t>
             </w:r>
           </w:p>
           <w:p>
+            <w:proofErr w:type="spellStart"/>
             <w:r>
               <w:rPr>
                 <w:color w:val="555555"/>
                 <w:sz w:val="17"/>
               </w:rPr>
-              <w:t>Express + React uygulamasının 7/24 çalışması</w:t>
-            </w:r>
+              <w:t>Zamanlanmış</w:t>
+            </w:r>
+            <w:proofErr w:type="spellEnd"/>
+            <w:r>
+              <w:rPr>
+                <w:color w:val="555555"/>
+                <w:sz w:val="17"/>
+              </w:rPr>
+              <w:t xml:space="preserve"> </w:t>
+            </w:r>
+            <w:proofErr w:type="spellStart"/>
+            <w:r>
+              <w:rPr>
+                <w:color w:val="555555"/>
+                <w:sz w:val="17"/>
+              </w:rPr>
+              <w:t>veri</w:t>
+            </w:r>
+            <w:proofErr w:type="spellEnd"/>
+            <w:r>
+              <w:rPr>
+                <w:color w:val="555555"/>
+                <w:sz w:val="17"/>
+              </w:rPr>
+              <w:t xml:space="preserve"> </w:t>
+            </w:r>
+            <w:proofErr w:type="spellStart"/>
+            <w:r>
+              <w:rPr>
+                <w:color w:val="555555"/>
+                <w:sz w:val="17"/>
+              </w:rPr>
+              <w:t>toplama</w:t>
+            </w:r>
+            <w:proofErr w:type="spellEnd"/>
+            <w:r>
+              <w:rPr>
+                <w:color w:val="555555"/>
+                <w:sz w:val="17"/>
+              </w:rPr>
+              <w:t xml:space="preserve"> </w:t>
+            </w:r>
+            <w:proofErr w:type="spellStart"/>
+            <w:r>
+              <w:rPr>
+                <w:color w:val="555555"/>
+                <w:sz w:val="17"/>
+              </w:rPr>
+              <w:t>otomasyonu</w:t>
+            </w:r>
+            <w:proofErr w:type="spellEnd"/>
           </w:p>
         </w:tc>
         <w:tc>
@@ -1117,12 +3656,14 @@
             <w:tcW w:w="1881" w:type="dxa"/>
           </w:tcPr>
           <w:p>
+            <w:proofErr w:type="spellStart"/>
             <w:r>
               <w:rPr>
                 <w:sz w:val="19"/>
               </w:rPr>
               <w:t>Planlı</w:t>
             </w:r>
+            <w:proofErr w:type="spellEnd"/>
           </w:p>
         </w:tc>
         <w:tc>
@@ -1147,7 +3688,21 @@
               <w:rPr>
                 <w:sz w:val="19"/>
               </w:rPr>
-              <w:t>$5–15/ay (küçük VPS / PaaS)</w:t>
+              <w:t xml:space="preserve">$5–7/ay (self-hosted Community + </w:t>
+            </w:r>
+            <w:proofErr w:type="spellStart"/>
+            <w:r>
+              <w:rPr>
+                <w:sz w:val="19"/>
+              </w:rPr>
+              <w:t>küçük</w:t>
+            </w:r>
+            <w:proofErr w:type="spellEnd"/>
+            <w:r>
+              <w:rPr>
+                <w:sz w:val="19"/>
+              </w:rPr>
+              <w:t xml:space="preserve"> VPS)</w:t>
             </w:r>
           </w:p>
         </w:tc>
@@ -1160,7 +3715,77 @@
               <w:rPr>
                 <w:sz w:val="19"/>
               </w:rPr>
-              <w:t>n8n ile aynı sunucuda barındırılabilir, maliyet paylaşılabilir.</w:t>
+              <w:t xml:space="preserve">Self-hosted </w:t>
+            </w:r>
+            <w:proofErr w:type="spellStart"/>
+            <w:r>
+              <w:rPr>
+                <w:sz w:val="19"/>
+              </w:rPr>
+              <w:t>sürüm</w:t>
+            </w:r>
+            <w:proofErr w:type="spellEnd"/>
+            <w:r>
+              <w:rPr>
+                <w:sz w:val="19"/>
+              </w:rPr>
+              <w:t xml:space="preserve"> </w:t>
+            </w:r>
+            <w:proofErr w:type="spellStart"/>
+            <w:r>
+              <w:rPr>
+                <w:sz w:val="19"/>
+              </w:rPr>
+              <w:t>ücretsiz</w:t>
+            </w:r>
+            <w:proofErr w:type="spellEnd"/>
+            <w:r>
+              <w:rPr>
+                <w:sz w:val="19"/>
+              </w:rPr>
+              <w:t xml:space="preserve">, </w:t>
+            </w:r>
+            <w:proofErr w:type="spellStart"/>
+            <w:r>
+              <w:rPr>
+                <w:sz w:val="19"/>
+              </w:rPr>
+              <w:t>sınırsız</w:t>
+            </w:r>
+            <w:proofErr w:type="spellEnd"/>
+            <w:r>
+              <w:rPr>
+                <w:sz w:val="19"/>
+              </w:rPr>
+              <w:t xml:space="preserve"> </w:t>
+            </w:r>
+            <w:proofErr w:type="spellStart"/>
+            <w:r>
+              <w:rPr>
+                <w:sz w:val="19"/>
+              </w:rPr>
+              <w:t>çalıştırma</w:t>
+            </w:r>
+            <w:proofErr w:type="spellEnd"/>
+            <w:r>
+              <w:rPr>
+                <w:sz w:val="19"/>
+              </w:rPr>
+              <w:t xml:space="preserve">. Cloud </w:t>
+            </w:r>
+            <w:proofErr w:type="spellStart"/>
+            <w:r>
+              <w:rPr>
+                <w:sz w:val="19"/>
+              </w:rPr>
+              <w:t>alternatifi</w:t>
+            </w:r>
+            <w:proofErr w:type="spellEnd"/>
+            <w:r>
+              <w:rPr>
+                <w:sz w:val="19"/>
+              </w:rPr>
+              <w:t xml:space="preserve"> $20+/ay.</w:t>
             </w:r>
           </w:p>
         </w:tc>
@@ -1171,13 +3796,31 @@
             <w:tcW w:w="1881" w:type="dxa"/>
           </w:tcPr>
           <w:p>
+            <w:proofErr w:type="spellStart"/>
             <w:r>
               <w:rPr>
                 <w:b/>
                 <w:sz w:val="20"/>
               </w:rPr>
-              <w:t>LLM tema sınıflandırma (opsiyonel)</w:t>
-            </w:r>
+              <w:t>Uygulama</w:t>
+            </w:r>
+            <w:proofErr w:type="spellEnd"/>
+            <w:r>
+              <w:rPr>
+                <w:b/>
+                <w:sz w:val="20"/>
+              </w:rPr>
+              <w:t xml:space="preserve"> </w:t>
+            </w:r>
+            <w:proofErr w:type="spellStart"/>
+            <w:r>
+              <w:rPr>
+                <w:b/>
+                <w:sz w:val="20"/>
+              </w:rPr>
+              <w:t>barındırma</w:t>
+            </w:r>
+            <w:proofErr w:type="spellEnd"/>
           </w:p>
           <w:p>
             <w:r>
@@ -1185,8 +3828,33 @@
                 <w:color w:val="555555"/>
                 <w:sz w:val="17"/>
               </w:rPr>
-              <w:t>Kural motorunun yerine gerçek AI sınıflandırma</w:t>
-            </w:r>
+              <w:t xml:space="preserve">Express + React </w:t>
+            </w:r>
+            <w:proofErr w:type="spellStart"/>
+            <w:r>
+              <w:rPr>
+                <w:color w:val="555555"/>
+                <w:sz w:val="17"/>
+              </w:rPr>
+              <w:t>uygulamasının</w:t>
+            </w:r>
+            <w:proofErr w:type="spellEnd"/>
+            <w:r>
+              <w:rPr>
+                <w:color w:val="555555"/>
+                <w:sz w:val="17"/>
+              </w:rPr>
+              <w:t xml:space="preserve"> 7/24 </w:t>
+            </w:r>
+            <w:proofErr w:type="spellStart"/>
+            <w:r>
+              <w:rPr>
+                <w:color w:val="555555"/>
+                <w:sz w:val="17"/>
+              </w:rPr>
+              <w:t>çalışması</w:t>
+            </w:r>
+            <w:proofErr w:type="spellEnd"/>
           </w:p>
         </w:tc>
         <w:tc>
@@ -1194,12 +3862,14 @@
             <w:tcW w:w="1881" w:type="dxa"/>
           </w:tcPr>
           <w:p>
-            <w:r>
-              <w:rPr>
-                <w:sz w:val="19"/>
-              </w:rPr>
-              <w:t>Opsiyonel</w:t>
-            </w:r>
+            <w:proofErr w:type="spellStart"/>
+            <w:r>
+              <w:rPr>
+                <w:sz w:val="19"/>
+              </w:rPr>
+              <w:t>Planlı</w:t>
+            </w:r>
+            <w:proofErr w:type="spellEnd"/>
           </w:p>
         </w:tc>
         <w:tc>
@@ -1224,7 +3894,35 @@
               <w:rPr>
                 <w:sz w:val="19"/>
               </w:rPr>
-              <w:t>&lt;$1/ay (~20 dizi özeti, düşük hacim)</w:t>
+              <w:t>$5–15/ay (</w:t>
+            </w:r>
+            <w:proofErr w:type="spellStart"/>
+            <w:r>
+              <w:rPr>
+                <w:sz w:val="19"/>
+              </w:rPr>
+              <w:t>küçük</w:t>
+            </w:r>
+            <w:proofErr w:type="spellEnd"/>
+            <w:r>
+              <w:rPr>
+                <w:sz w:val="19"/>
+              </w:rPr>
+              <w:t xml:space="preserve"> VPS / </w:t>
+            </w:r>
+            <w:proofErr w:type="spellStart"/>
+            <w:r>
+              <w:rPr>
+                <w:sz w:val="19"/>
+              </w:rPr>
+              <w:t>PaaS</w:t>
+            </w:r>
+            <w:proofErr w:type="spellEnd"/>
+            <w:r>
+              <w:rPr>
+                <w:sz w:val="19"/>
+              </w:rPr>
+              <w:t>)</w:t>
             </w:r>
           </w:p>
         </w:tc>
@@ -1237,13 +3935,432 @@
               <w:rPr>
                 <w:sz w:val="19"/>
               </w:rPr>
-              <w:t xml:space="preserve">İhmal edilebilir maliyetli, ölçek büyürse yeniden </w:t>
-            </w:r>
-            <w:r>
-              <w:rPr>
-                <w:sz w:val="19"/>
-              </w:rPr>
-              <w:t>değerlendirilmeli.</w:t>
+              <w:t xml:space="preserve">n8n </w:t>
+            </w:r>
+            <w:proofErr w:type="spellStart"/>
+            <w:r>
+              <w:rPr>
+                <w:sz w:val="19"/>
+              </w:rPr>
+              <w:t>ile</w:t>
+            </w:r>
+            <w:proofErr w:type="spellEnd"/>
+            <w:r>
+              <w:rPr>
+                <w:sz w:val="19"/>
+              </w:rPr>
+              <w:t xml:space="preserve"> </w:t>
+            </w:r>
+            <w:proofErr w:type="spellStart"/>
+            <w:r>
+              <w:rPr>
+                <w:sz w:val="19"/>
+              </w:rPr>
+              <w:t>aynı</w:t>
+            </w:r>
+            <w:proofErr w:type="spellEnd"/>
+            <w:r>
+              <w:rPr>
+                <w:sz w:val="19"/>
+              </w:rPr>
+              <w:t xml:space="preserve"> </w:t>
+            </w:r>
+            <w:proofErr w:type="spellStart"/>
+            <w:r>
+              <w:rPr>
+                <w:sz w:val="19"/>
+              </w:rPr>
+              <w:t>sunucuda</w:t>
+            </w:r>
+            <w:proofErr w:type="spellEnd"/>
+            <w:r>
+              <w:rPr>
+                <w:sz w:val="19"/>
+              </w:rPr>
+              <w:t xml:space="preserve"> </w:t>
+            </w:r>
+            <w:proofErr w:type="spellStart"/>
+            <w:r>
+              <w:rPr>
+                <w:sz w:val="19"/>
+              </w:rPr>
+              <w:t>barındırılabilir</w:t>
+            </w:r>
+            <w:proofErr w:type="spellEnd"/>
+            <w:r>
+              <w:rPr>
+                <w:sz w:val="19"/>
+              </w:rPr>
+              <w:t xml:space="preserve">, </w:t>
+            </w:r>
+            <w:proofErr w:type="spellStart"/>
+            <w:r>
+              <w:rPr>
+                <w:sz w:val="19"/>
+              </w:rPr>
+              <w:t>maliyet</w:t>
+            </w:r>
+            <w:proofErr w:type="spellEnd"/>
+            <w:r>
+              <w:rPr>
+                <w:sz w:val="19"/>
+              </w:rPr>
+              <w:t xml:space="preserve"> </w:t>
+            </w:r>
+            <w:proofErr w:type="spellStart"/>
+            <w:r>
+              <w:rPr>
+                <w:sz w:val="19"/>
+              </w:rPr>
+              <w:t>paylaşılabilir</w:t>
+            </w:r>
+            <w:proofErr w:type="spellEnd"/>
+            <w:r>
+              <w:rPr>
+                <w:sz w:val="19"/>
+              </w:rPr>
+              <w:t>.</w:t>
+            </w:r>
+          </w:p>
+        </w:tc>
+      </w:tr>
+      <w:tr>
+        <w:tc>
+          <w:tcPr>
+            <w:tcW w:w="1881" w:type="dxa"/>
+          </w:tcPr>
+          <w:p>
+            <w:r>
+              <w:rPr>
+                <w:b/>
+                <w:sz w:val="20"/>
+              </w:rPr>
+              <w:t xml:space="preserve">LLM </w:t>
+            </w:r>
+            <w:proofErr w:type="spellStart"/>
+            <w:r>
+              <w:rPr>
+                <w:b/>
+                <w:sz w:val="20"/>
+              </w:rPr>
+              <w:t>tema</w:t>
+            </w:r>
+            <w:proofErr w:type="spellEnd"/>
+            <w:r>
+              <w:rPr>
+                <w:b/>
+                <w:sz w:val="20"/>
+              </w:rPr>
+              <w:t xml:space="preserve"> </w:t>
+            </w:r>
+            <w:proofErr w:type="spellStart"/>
+            <w:r>
+              <w:rPr>
+                <w:b/>
+                <w:sz w:val="20"/>
+              </w:rPr>
+              <w:t>sınıflandırma</w:t>
+            </w:r>
+            <w:proofErr w:type="spellEnd"/>
+            <w:r>
+              <w:rPr>
+                <w:b/>
+                <w:sz w:val="20"/>
+              </w:rPr>
+              <w:t xml:space="preserve"> (</w:t>
+            </w:r>
+            <w:proofErr w:type="spellStart"/>
+            <w:r>
+              <w:rPr>
+                <w:b/>
+                <w:sz w:val="20"/>
+              </w:rPr>
+              <w:t>opsiyonel</w:t>
+            </w:r>
+            <w:proofErr w:type="spellEnd"/>
+            <w:r>
+              <w:rPr>
+                <w:b/>
+                <w:sz w:val="20"/>
+              </w:rPr>
+              <w:t>)</w:t>
+            </w:r>
+          </w:p>
+          <w:p>
+            <w:proofErr w:type="spellStart"/>
+            <w:r>
+              <w:rPr>
+                <w:color w:val="555555"/>
+                <w:sz w:val="17"/>
+              </w:rPr>
+              <w:t>Kural</w:t>
+            </w:r>
+            <w:proofErr w:type="spellEnd"/>
+            <w:r>
+              <w:rPr>
+                <w:color w:val="555555"/>
+                <w:sz w:val="17"/>
+              </w:rPr>
+              <w:t xml:space="preserve"> </w:t>
+            </w:r>
+            <w:proofErr w:type="spellStart"/>
+            <w:r>
+              <w:rPr>
+                <w:color w:val="555555"/>
+                <w:sz w:val="17"/>
+              </w:rPr>
+              <w:t>motorunun</w:t>
+            </w:r>
+            <w:proofErr w:type="spellEnd"/>
+            <w:r>
+              <w:rPr>
+                <w:color w:val="555555"/>
+                <w:sz w:val="17"/>
+              </w:rPr>
+              <w:t xml:space="preserve"> </w:t>
+            </w:r>
+            <w:proofErr w:type="spellStart"/>
+            <w:r>
+              <w:rPr>
+                <w:color w:val="555555"/>
+                <w:sz w:val="17"/>
+              </w:rPr>
+              <w:t>yerine</w:t>
+            </w:r>
+            <w:proofErr w:type="spellEnd"/>
+            <w:r>
+              <w:rPr>
+                <w:color w:val="555555"/>
+                <w:sz w:val="17"/>
+              </w:rPr>
+              <w:t xml:space="preserve"> </w:t>
+            </w:r>
+            <w:proofErr w:type="spellStart"/>
+            <w:r>
+              <w:rPr>
+                <w:color w:val="555555"/>
+                <w:sz w:val="17"/>
+              </w:rPr>
+              <w:t>gerçek</w:t>
+            </w:r>
+            <w:proofErr w:type="spellEnd"/>
+            <w:r>
+              <w:rPr>
+                <w:color w:val="555555"/>
+                <w:sz w:val="17"/>
+              </w:rPr>
+              <w:t xml:space="preserve"> AI </w:t>
+            </w:r>
+            <w:proofErr w:type="spellStart"/>
+            <w:r>
+              <w:rPr>
+                <w:color w:val="555555"/>
+                <w:sz w:val="17"/>
+              </w:rPr>
+              <w:t>sınıflandırma</w:t>
+            </w:r>
+            <w:proofErr w:type="spellEnd"/>
+          </w:p>
+        </w:tc>
+        <w:tc>
+          <w:tcPr>
+            <w:tcW w:w="1881" w:type="dxa"/>
+          </w:tcPr>
+          <w:p>
+            <w:proofErr w:type="spellStart"/>
+            <w:r>
+              <w:rPr>
+                <w:sz w:val="19"/>
+              </w:rPr>
+              <w:t>Opsiyonel</w:t>
+            </w:r>
+            <w:proofErr w:type="spellEnd"/>
+          </w:p>
+        </w:tc>
+        <w:tc>
+          <w:tcPr>
+            <w:tcW w:w="1881" w:type="dxa"/>
+          </w:tcPr>
+          <w:p>
+            <w:r>
+              <w:rPr>
+                <w:sz w:val="19"/>
+              </w:rPr>
+              <w:t>—</w:t>
+            </w:r>
+          </w:p>
+        </w:tc>
+        <w:tc>
+          <w:tcPr>
+            <w:tcW w:w="1881" w:type="dxa"/>
+          </w:tcPr>
+          <w:p>
+            <w:r>
+              <w:rPr>
+                <w:sz w:val="19"/>
+              </w:rPr>
+              <w:t xml:space="preserve">&lt;$1/ay (~20 </w:t>
+            </w:r>
+            <w:proofErr w:type="spellStart"/>
+            <w:r>
+              <w:rPr>
+                <w:sz w:val="19"/>
+              </w:rPr>
+              <w:t>dizi</w:t>
+            </w:r>
+            <w:proofErr w:type="spellEnd"/>
+            <w:r>
+              <w:rPr>
+                <w:sz w:val="19"/>
+              </w:rPr>
+              <w:t xml:space="preserve"> </w:t>
+            </w:r>
+            <w:proofErr w:type="spellStart"/>
+            <w:r>
+              <w:rPr>
+                <w:sz w:val="19"/>
+              </w:rPr>
+              <w:t>özeti</w:t>
+            </w:r>
+            <w:proofErr w:type="spellEnd"/>
+            <w:r>
+              <w:rPr>
+                <w:sz w:val="19"/>
+              </w:rPr>
+              <w:t xml:space="preserve">, </w:t>
+            </w:r>
+            <w:proofErr w:type="spellStart"/>
+            <w:r>
+              <w:rPr>
+                <w:sz w:val="19"/>
+              </w:rPr>
+              <w:t>düşük</w:t>
+            </w:r>
+            <w:proofErr w:type="spellEnd"/>
+            <w:r>
+              <w:rPr>
+                <w:sz w:val="19"/>
+              </w:rPr>
+              <w:t xml:space="preserve"> </w:t>
+            </w:r>
+            <w:proofErr w:type="spellStart"/>
+            <w:r>
+              <w:rPr>
+                <w:sz w:val="19"/>
+              </w:rPr>
+              <w:t>hacim</w:t>
+            </w:r>
+            <w:proofErr w:type="spellEnd"/>
+            <w:r>
+              <w:rPr>
+                <w:sz w:val="19"/>
+              </w:rPr>
+              <w:t>)</w:t>
+            </w:r>
+          </w:p>
+        </w:tc>
+        <w:tc>
+          <w:tcPr>
+            <w:tcW w:w="1881" w:type="dxa"/>
+          </w:tcPr>
+          <w:p>
+            <w:proofErr w:type="spellStart"/>
+            <w:r>
+              <w:rPr>
+                <w:sz w:val="19"/>
+              </w:rPr>
+              <w:t>İhmal</w:t>
+            </w:r>
+            <w:proofErr w:type="spellEnd"/>
+            <w:r>
+              <w:rPr>
+                <w:sz w:val="19"/>
+              </w:rPr>
+              <w:t xml:space="preserve"> </w:t>
+            </w:r>
+            <w:proofErr w:type="spellStart"/>
+            <w:r>
+              <w:rPr>
+                <w:sz w:val="19"/>
+              </w:rPr>
+              <w:t>edilebilir</w:t>
+            </w:r>
+            <w:proofErr w:type="spellEnd"/>
+            <w:r>
+              <w:rPr>
+                <w:sz w:val="19"/>
+              </w:rPr>
+              <w:t xml:space="preserve"> </w:t>
+            </w:r>
+            <w:proofErr w:type="spellStart"/>
+            <w:r>
+              <w:rPr>
+                <w:sz w:val="19"/>
+              </w:rPr>
+              <w:t>maliyetli</w:t>
+            </w:r>
+            <w:proofErr w:type="spellEnd"/>
+            <w:r>
+              <w:rPr>
+                <w:sz w:val="19"/>
+              </w:rPr>
+              <w:t xml:space="preserve">, </w:t>
+            </w:r>
+            <w:proofErr w:type="spellStart"/>
+            <w:r>
+              <w:rPr>
+                <w:sz w:val="19"/>
+              </w:rPr>
+              <w:t>ölçek</w:t>
+            </w:r>
+            <w:proofErr w:type="spellEnd"/>
+            <w:r>
+              <w:rPr>
+                <w:sz w:val="19"/>
+              </w:rPr>
+              <w:t xml:space="preserve"> </w:t>
+            </w:r>
+            <w:proofErr w:type="spellStart"/>
+            <w:r>
+              <w:rPr>
+                <w:sz w:val="19"/>
+              </w:rPr>
+              <w:t>büyürse</w:t>
+            </w:r>
+            <w:proofErr w:type="spellEnd"/>
+            <w:r>
+              <w:rPr>
+                <w:sz w:val="19"/>
+              </w:rPr>
+              <w:t xml:space="preserve"> </w:t>
+            </w:r>
+            <w:proofErr w:type="spellStart"/>
+            <w:r>
+              <w:rPr>
+                <w:sz w:val="19"/>
+              </w:rPr>
+              <w:t>yeniden</w:t>
+            </w:r>
+            <w:proofErr w:type="spellEnd"/>
+            <w:r>
+              <w:rPr>
+                <w:sz w:val="19"/>
+              </w:rPr>
+              <w:t xml:space="preserve"> </w:t>
+            </w:r>
+            <w:proofErr w:type="spellStart"/>
+            <w:r>
+              <w:rPr>
+                <w:sz w:val="19"/>
+              </w:rPr>
+              <w:t>değerlendirilmeli</w:t>
+            </w:r>
+            <w:proofErr w:type="spellEnd"/>
+            <w:r>
+              <w:rPr>
+                <w:sz w:val="19"/>
+              </w:rPr>
+              <w:t>.</w:t>
             </w:r>
           </w:p>
         </w:tc>
@@ -1278,14 +4395,162 @@
         <w:pStyle w:val="ListeNumaras"/>
         <w:spacing w:after="160"/>
       </w:pPr>
+      <w:proofErr w:type="spellStart"/>
       <w:r>
         <w:rPr>
           <w:b/>
         </w:rPr>
-        <w:t xml:space="preserve">Faz 1 — Mevcut MVP (çalışıyor): </w:t>
-      </w:r>
-      <w:r>
-        <w:t>TMDB görünürlük haritası, tema sınıflandırma, SerpAPI arama ilgisi, etki raporu motoru. Hepsi ücretsiz kademelerde. Maliyet: $0/ay.</w:t>
+        <w:t>Faz</w:t>
+      </w:r>
+      <w:proofErr w:type="spellEnd"/>
+      <w:r>
+        <w:rPr>
+          <w:b/>
+        </w:rPr>
+        <w:t xml:space="preserve"> 1 — </w:t>
+      </w:r>
+      <w:proofErr w:type="spellStart"/>
+      <w:r>
+        <w:rPr>
+          <w:b/>
+        </w:rPr>
+        <w:t>Mevcut</w:t>
+      </w:r>
+      <w:proofErr w:type="spellEnd"/>
+      <w:r>
+        <w:rPr>
+          <w:b/>
+        </w:rPr>
+        <w:t xml:space="preserve"> MVP (</w:t>
+      </w:r>
+      <w:proofErr w:type="spellStart"/>
+      <w:r>
+        <w:rPr>
+          <w:b/>
+        </w:rPr>
+        <w:t>çalışıyor</w:t>
+      </w:r>
+      <w:proofErr w:type="spellEnd"/>
+      <w:r>
+        <w:rPr>
+          <w:b/>
+        </w:rPr>
+        <w:t xml:space="preserve">): </w:t>
+      </w:r>
+      <w:r>
+        <w:t xml:space="preserve">TMDB </w:t>
+      </w:r>
+      <w:proofErr w:type="spellStart"/>
+      <w:r>
+        <w:t>görünürlük</w:t>
+      </w:r>
+      <w:proofErr w:type="spellEnd"/>
+      <w:r>
+        <w:t xml:space="preserve"> </w:t>
+      </w:r>
+      <w:proofErr w:type="spellStart"/>
+      <w:r>
+        <w:t>haritası</w:t>
+      </w:r>
+      <w:proofErr w:type="spellEnd"/>
+      <w:r>
+        <w:t xml:space="preserve">, </w:t>
+      </w:r>
+      <w:proofErr w:type="spellStart"/>
+      <w:r>
+        <w:t>tema</w:t>
+      </w:r>
+      <w:proofErr w:type="spellEnd"/>
+      <w:r>
+        <w:t xml:space="preserve"> </w:t>
+      </w:r>
+      <w:proofErr w:type="spellStart"/>
+      <w:r>
+        <w:t>sınıflandırma</w:t>
+      </w:r>
+      <w:proofErr w:type="spellEnd"/>
+      <w:r>
+        <w:t xml:space="preserve">, </w:t>
+      </w:r>
+      <w:proofErr w:type="spellStart"/>
+      <w:r>
+        <w:t>SerpAPI</w:t>
+      </w:r>
+      <w:proofErr w:type="spellEnd"/>
+      <w:r>
+        <w:t xml:space="preserve"> </w:t>
+      </w:r>
+      <w:proofErr w:type="spellStart"/>
+      <w:r>
+        <w:t>arama</w:t>
+      </w:r>
+      <w:proofErr w:type="spellEnd"/>
+      <w:r>
+        <w:t xml:space="preserve"> </w:t>
+      </w:r>
+      <w:proofErr w:type="spellStart"/>
+      <w:r>
+        <w:t>ilgisi</w:t>
+      </w:r>
+      <w:proofErr w:type="spellEnd"/>
+      <w:r>
+        <w:t xml:space="preserve">, </w:t>
+      </w:r>
+      <w:proofErr w:type="spellStart"/>
+      <w:r>
+        <w:t>etki</w:t>
+      </w:r>
+      <w:proofErr w:type="spellEnd"/>
+      <w:r>
+        <w:t xml:space="preserve"> </w:t>
+      </w:r>
+      <w:proofErr w:type="spellStart"/>
+      <w:r>
+        <w:t>raporu</w:t>
+      </w:r>
+      <w:proofErr w:type="spellEnd"/>
+      <w:r>
+        <w:t xml:space="preserve"> </w:t>
+      </w:r>
+      <w:proofErr w:type="spellStart"/>
+      <w:r>
+        <w:t>motoru</w:t>
+      </w:r>
+      <w:proofErr w:type="spellEnd"/>
+      <w:r>
+        <w:t xml:space="preserve">. </w:t>
+      </w:r>
+      <w:proofErr w:type="spellStart"/>
+      <w:r>
+        <w:t>Hepsi</w:t>
+      </w:r>
+      <w:proofErr w:type="spellEnd"/>
+      <w:r>
+        <w:t xml:space="preserve"> </w:t>
+      </w:r>
+      <w:proofErr w:type="spellStart"/>
+      <w:r>
+        <w:t>ücretsiz</w:t>
+      </w:r>
+      <w:proofErr w:type="spellEnd"/>
+      <w:r>
+        <w:t xml:space="preserve"> </w:t>
+      </w:r>
+      <w:proofErr w:type="spellStart"/>
+      <w:r>
+        <w:t>kademelerde</w:t>
+      </w:r>
+      <w:proofErr w:type="spellEnd"/>
+      <w:r>
+        <w:t xml:space="preserve">. </w:t>
+      </w:r>
+      <w:proofErr w:type="spellStart"/>
+      <w:r>
+        <w:t>Maliyet</w:t>
+      </w:r>
+      <w:proofErr w:type="spellEnd"/>
+      <w:r>
+        <w:t>: $0/ay.</w:t>
       </w:r>
     </w:p>
     <w:p>
@@ -1293,17 +4558,181 @@
         <w:pStyle w:val="ListeNumaras"/>
         <w:spacing w:after="160"/>
       </w:pPr>
+      <w:proofErr w:type="spellStart"/>
       <w:r>
         <w:rPr>
           <w:b/>
         </w:rPr>
-        <w:t xml:space="preserve">Faz 2 — Ölçek ve otomasyon: </w:t>
-      </w:r>
-      <w:r>
-        <w:t>SerpAPI</w:t>
-      </w:r>
-      <w:r>
-        <w:t>'yi ücretli kademeye taşımak, n8n ile zamanlanmış veri toplamayı kurmak, uygulamayı kalıcı bir sunucuda barındırmak. Maliyet: $35–65/ay.</w:t>
+        <w:t>Faz</w:t>
+      </w:r>
+      <w:proofErr w:type="spellEnd"/>
+      <w:r>
+        <w:rPr>
+          <w:b/>
+        </w:rPr>
+        <w:t xml:space="preserve"> 2 — </w:t>
+      </w:r>
+      <w:proofErr w:type="spellStart"/>
+      <w:r>
+        <w:rPr>
+          <w:b/>
+        </w:rPr>
+        <w:t>Ölçek</w:t>
+      </w:r>
+      <w:proofErr w:type="spellEnd"/>
+      <w:r>
+        <w:rPr>
+          <w:b/>
+        </w:rPr>
+        <w:t xml:space="preserve"> </w:t>
+      </w:r>
+      <w:proofErr w:type="spellStart"/>
+      <w:r>
+        <w:rPr>
+          <w:b/>
+        </w:rPr>
+        <w:t>ve</w:t>
+      </w:r>
+      <w:proofErr w:type="spellEnd"/>
+      <w:r>
+        <w:rPr>
+          <w:b/>
+        </w:rPr>
+        <w:t xml:space="preserve"> </w:t>
+      </w:r>
+      <w:proofErr w:type="spellStart"/>
+      <w:r>
+        <w:rPr>
+          <w:b/>
+        </w:rPr>
+        <w:t>otomasyon</w:t>
+      </w:r>
+      <w:proofErr w:type="spellEnd"/>
+      <w:r>
+        <w:rPr>
+          <w:b/>
+        </w:rPr>
+        <w:t xml:space="preserve">: </w:t>
+      </w:r>
+      <w:proofErr w:type="spellStart"/>
+      <w:r>
+        <w:t>SerpAPI'yi</w:t>
+      </w:r>
+      <w:proofErr w:type="spellEnd"/>
+      <w:r>
+        <w:t xml:space="preserve"> </w:t>
+      </w:r>
+      <w:proofErr w:type="spellStart"/>
+      <w:r>
+        <w:t>ücretli</w:t>
+      </w:r>
+      <w:proofErr w:type="spellEnd"/>
+      <w:r>
+        <w:t xml:space="preserve"> </w:t>
+      </w:r>
+      <w:proofErr w:type="spellStart"/>
+      <w:r>
+        <w:t>kademeye</w:t>
+      </w:r>
+      <w:proofErr w:type="spellEnd"/>
+      <w:r>
+        <w:t xml:space="preserve"> </w:t>
+      </w:r>
+      <w:proofErr w:type="spellStart"/>
+      <w:r>
+        <w:t>taşımak</w:t>
+      </w:r>
+      <w:proofErr w:type="spellEnd"/>
+      <w:r>
+        <w:t xml:space="preserve">, n8n </w:t>
+      </w:r>
+      <w:proofErr w:type="spellStart"/>
+      <w:r>
+        <w:t>ile</w:t>
+      </w:r>
+      <w:proofErr w:type="spellEnd"/>
+      <w:r>
+        <w:t xml:space="preserve"> </w:t>
+      </w:r>
+      <w:proofErr w:type="spellStart"/>
+      <w:r>
+        <w:t>zamanlanmış</w:t>
+      </w:r>
+      <w:proofErr w:type="spellEnd"/>
+      <w:r>
+        <w:t xml:space="preserve"> </w:t>
+      </w:r>
+      <w:proofErr w:type="spellStart"/>
+      <w:r>
+        <w:t>veri</w:t>
+      </w:r>
+      <w:proofErr w:type="spellEnd"/>
+      <w:r>
+        <w:t xml:space="preserve"> </w:t>
+      </w:r>
+      <w:proofErr w:type="spellStart"/>
+      <w:r>
+        <w:t>toplamayı</w:t>
+      </w:r>
+      <w:proofErr w:type="spellEnd"/>
+      <w:r>
+        <w:t xml:space="preserve"> </w:t>
+      </w:r>
+      <w:proofErr w:type="spellStart"/>
+      <w:r>
+        <w:t>kurmak</w:t>
+      </w:r>
+      <w:proofErr w:type="spellEnd"/>
+      <w:r>
+        <w:t xml:space="preserve">, </w:t>
+      </w:r>
+      <w:proofErr w:type="spellStart"/>
+      <w:r>
+        <w:t>uygulamayı</w:t>
+      </w:r>
+      <w:proofErr w:type="spellEnd"/>
+      <w:r>
+        <w:t xml:space="preserve"> </w:t>
+      </w:r>
+      <w:proofErr w:type="spellStart"/>
+      <w:r>
+        <w:t>kalıcı</w:t>
+      </w:r>
+      <w:proofErr w:type="spellEnd"/>
+      <w:r>
+        <w:t xml:space="preserve"> </w:t>
+      </w:r>
+      <w:proofErr w:type="spellStart"/>
+      <w:r>
+        <w:t>bir</w:t>
+      </w:r>
+      <w:proofErr w:type="spellEnd"/>
+      <w:r>
+        <w:t xml:space="preserve"> </w:t>
+      </w:r>
+      <w:proofErr w:type="spellStart"/>
+      <w:r>
+        <w:t>sunucuda</w:t>
+      </w:r>
+      <w:proofErr w:type="spellEnd"/>
+      <w:r>
+        <w:t xml:space="preserve"> </w:t>
+      </w:r>
+      <w:proofErr w:type="spellStart"/>
+      <w:r>
+        <w:t>barındırmak</w:t>
+      </w:r>
+      <w:proofErr w:type="spellEnd"/>
+      <w:r>
+        <w:t xml:space="preserve">. </w:t>
+      </w:r>
+      <w:proofErr w:type="spellStart"/>
+      <w:r>
+        <w:t>Maliyet</w:t>
+      </w:r>
+      <w:proofErr w:type="spellEnd"/>
+      <w:r>
+        <w:t>: $35–65/ay.</w:t>
       </w:r>
     </w:p>
     <w:p>
@@ -1311,17 +4740,392 @@
         <w:pStyle w:val="ListeNumaras"/>
         <w:spacing w:after="160"/>
       </w:pPr>
+      <w:proofErr w:type="spellStart"/>
       <w:r>
         <w:rPr>
           <w:b/>
         </w:rPr>
-        <w:t xml:space="preserve">Faz 3 — Kurumsal referans doğrulama: </w:t>
-      </w:r>
-      <w:r>
-        <w:t>Parrot Analytics Lite ile TMDB tabanlı skoru bağımsız bir kaynakla çapraz doğrulam</w:t>
-      </w:r>
-      <w:r>
-        <w:t>ak. Enterprise API'ye geçiş ayrı, büyük ölçekli bir bütçe kararı olarak ele alınmalı. Maliyet: +$99/ay (Lite).</w:t>
+        <w:t>Faz</w:t>
+      </w:r>
+      <w:proofErr w:type="spellEnd"/>
+      <w:r>
+        <w:rPr>
+          <w:b/>
+        </w:rPr>
+        <w:t xml:space="preserve"> 3 — </w:t>
+      </w:r>
+      <w:proofErr w:type="spellStart"/>
+      <w:r>
+        <w:rPr>
+          <w:b/>
+        </w:rPr>
+        <w:t>Kurumsal</w:t>
+      </w:r>
+      <w:proofErr w:type="spellEnd"/>
+      <w:r>
+        <w:rPr>
+          <w:b/>
+        </w:rPr>
+        <w:t xml:space="preserve"> </w:t>
+      </w:r>
+      <w:proofErr w:type="spellStart"/>
+      <w:r>
+        <w:rPr>
+          <w:b/>
+        </w:rPr>
+        <w:t>referans</w:t>
+      </w:r>
+      <w:proofErr w:type="spellEnd"/>
+      <w:r>
+        <w:rPr>
+          <w:b/>
+        </w:rPr>
+        <w:t xml:space="preserve"> </w:t>
+      </w:r>
+      <w:proofErr w:type="spellStart"/>
+      <w:r>
+        <w:rPr>
+          <w:b/>
+        </w:rPr>
+        <w:t>doğrulama</w:t>
+      </w:r>
+      <w:proofErr w:type="spellEnd"/>
+      <w:r>
+        <w:rPr>
+          <w:b/>
+        </w:rPr>
+        <w:t xml:space="preserve">: </w:t>
+      </w:r>
+      <w:r>
+        <w:t xml:space="preserve">TMDB </w:t>
+      </w:r>
+      <w:proofErr w:type="spellStart"/>
+      <w:r>
+        <w:t>tabanlı</w:t>
+      </w:r>
+      <w:proofErr w:type="spellEnd"/>
+      <w:r>
+        <w:t xml:space="preserve"> </w:t>
+      </w:r>
+      <w:proofErr w:type="spellStart"/>
+      <w:r>
+        <w:t>skoru</w:t>
+      </w:r>
+      <w:proofErr w:type="spellEnd"/>
+      <w:r>
+        <w:t xml:space="preserve"> </w:t>
+      </w:r>
+      <w:proofErr w:type="spellStart"/>
+      <w:r>
+        <w:t>bağımsız</w:t>
+      </w:r>
+      <w:proofErr w:type="spellEnd"/>
+      <w:r>
+        <w:t xml:space="preserve"> </w:t>
+      </w:r>
+      <w:proofErr w:type="spellStart"/>
+      <w:r>
+        <w:t>bir</w:t>
+      </w:r>
+      <w:proofErr w:type="spellEnd"/>
+      <w:r>
+        <w:t xml:space="preserve"> </w:t>
+      </w:r>
+      <w:proofErr w:type="spellStart"/>
+      <w:r>
+        <w:t>kaynakla</w:t>
+      </w:r>
+      <w:proofErr w:type="spellEnd"/>
+      <w:r>
+        <w:t xml:space="preserve"> </w:t>
+      </w:r>
+      <w:proofErr w:type="spellStart"/>
+      <w:r>
+        <w:t>çapraz</w:t>
+      </w:r>
+      <w:proofErr w:type="spellEnd"/>
+      <w:r>
+        <w:t xml:space="preserve"> </w:t>
+      </w:r>
+      <w:proofErr w:type="spellStart"/>
+      <w:r>
+        <w:t>doğrulamak</w:t>
+      </w:r>
+      <w:proofErr w:type="spellEnd"/>
+      <w:r>
+        <w:t xml:space="preserve">. </w:t>
+      </w:r>
+      <w:proofErr w:type="spellStart"/>
+      <w:r>
+        <w:t>FlixPatrol</w:t>
+      </w:r>
+      <w:proofErr w:type="spellEnd"/>
+      <w:r>
+        <w:t xml:space="preserve"> Start ($9,99/</w:t>
+      </w:r>
+      <w:proofErr w:type="spellStart"/>
+      <w:r>
+        <w:t>ay</w:t>
+      </w:r>
+      <w:proofErr w:type="spellEnd"/>
+      <w:r>
+        <w:t xml:space="preserve">), platform </w:t>
+      </w:r>
+      <w:proofErr w:type="spellStart"/>
+      <w:r>
+        <w:t>bazlı</w:t>
+      </w:r>
+      <w:proofErr w:type="spellEnd"/>
+      <w:r>
+        <w:t xml:space="preserve"> </w:t>
+      </w:r>
+      <w:proofErr w:type="spellStart"/>
+      <w:r>
+        <w:t>günlük</w:t>
+      </w:r>
+      <w:proofErr w:type="spellEnd"/>
+      <w:r>
+        <w:t xml:space="preserve"> TOP 10 </w:t>
+      </w:r>
+      <w:proofErr w:type="spellStart"/>
+      <w:r>
+        <w:t>verisiyle</w:t>
+      </w:r>
+      <w:proofErr w:type="spellEnd"/>
+      <w:r>
+        <w:t xml:space="preserve"> </w:t>
+      </w:r>
+      <w:proofErr w:type="spellStart"/>
+      <w:r>
+        <w:t>daha</w:t>
+      </w:r>
+      <w:proofErr w:type="spellEnd"/>
+      <w:r>
+        <w:t xml:space="preserve"> </w:t>
+      </w:r>
+      <w:proofErr w:type="spellStart"/>
+      <w:r>
+        <w:t>düşük</w:t>
+      </w:r>
+      <w:proofErr w:type="spellEnd"/>
+      <w:r>
+        <w:t xml:space="preserve"> </w:t>
+      </w:r>
+      <w:proofErr w:type="spellStart"/>
+      <w:r>
+        <w:t>maliyetli</w:t>
+      </w:r>
+      <w:proofErr w:type="spellEnd"/>
+      <w:r>
+        <w:t xml:space="preserve"> </w:t>
+      </w:r>
+      <w:proofErr w:type="spellStart"/>
+      <w:r>
+        <w:t>ve</w:t>
+      </w:r>
+      <w:proofErr w:type="spellEnd"/>
+      <w:r>
+        <w:t xml:space="preserve"> API </w:t>
+      </w:r>
+      <w:proofErr w:type="spellStart"/>
+      <w:r>
+        <w:t>erişimi</w:t>
+      </w:r>
+      <w:proofErr w:type="spellEnd"/>
+      <w:r>
+        <w:t xml:space="preserve"> </w:t>
+      </w:r>
+      <w:proofErr w:type="spellStart"/>
+      <w:r>
+        <w:t>garantili</w:t>
+      </w:r>
+      <w:proofErr w:type="spellEnd"/>
+      <w:r>
+        <w:t xml:space="preserve"> </w:t>
+      </w:r>
+      <w:proofErr w:type="spellStart"/>
+      <w:r>
+        <w:t>bir</w:t>
+      </w:r>
+      <w:proofErr w:type="spellEnd"/>
+      <w:r>
+        <w:t xml:space="preserve"> </w:t>
+      </w:r>
+      <w:proofErr w:type="spellStart"/>
+      <w:r>
+        <w:t>seçenek</w:t>
+      </w:r>
+      <w:proofErr w:type="spellEnd"/>
+      <w:r>
+        <w:t xml:space="preserve"> </w:t>
+      </w:r>
+      <w:proofErr w:type="spellStart"/>
+      <w:r>
+        <w:t>olarak</w:t>
+      </w:r>
+      <w:proofErr w:type="spellEnd"/>
+      <w:r>
+        <w:t xml:space="preserve"> Parrot Analytics </w:t>
+      </w:r>
+      <w:proofErr w:type="spellStart"/>
+      <w:r>
+        <w:t>Lite'ın</w:t>
+      </w:r>
+      <w:proofErr w:type="spellEnd"/>
+      <w:r>
+        <w:t xml:space="preserve"> ($99/</w:t>
+      </w:r>
+      <w:proofErr w:type="spellStart"/>
+      <w:r>
+        <w:t>ay</w:t>
+      </w:r>
+      <w:proofErr w:type="spellEnd"/>
+      <w:r>
+        <w:t xml:space="preserve">) </w:t>
+      </w:r>
+      <w:proofErr w:type="spellStart"/>
+      <w:r>
+        <w:t>yanına</w:t>
+      </w:r>
+      <w:proofErr w:type="spellEnd"/>
+      <w:r>
+        <w:t xml:space="preserve"> </w:t>
+      </w:r>
+      <w:proofErr w:type="spellStart"/>
+      <w:r>
+        <w:t>veya</w:t>
+      </w:r>
+      <w:proofErr w:type="spellEnd"/>
+      <w:r>
+        <w:t xml:space="preserve"> </w:t>
+      </w:r>
+      <w:proofErr w:type="spellStart"/>
+      <w:r>
+        <w:t>yerine</w:t>
+      </w:r>
+      <w:proofErr w:type="spellEnd"/>
+      <w:r>
+        <w:t xml:space="preserve"> </w:t>
+      </w:r>
+      <w:proofErr w:type="spellStart"/>
+      <w:r>
+        <w:t>değerlendirilebilir</w:t>
+      </w:r>
+      <w:proofErr w:type="spellEnd"/>
+      <w:r>
+        <w:t xml:space="preserve">. Enterprise </w:t>
+      </w:r>
+      <w:proofErr w:type="spellStart"/>
+      <w:r>
+        <w:t>API'ye</w:t>
+      </w:r>
+      <w:proofErr w:type="spellEnd"/>
+      <w:r>
+        <w:t xml:space="preserve"> </w:t>
+      </w:r>
+      <w:proofErr w:type="spellStart"/>
+      <w:r>
+        <w:t>geçiş</w:t>
+      </w:r>
+      <w:proofErr w:type="spellEnd"/>
+      <w:r>
+        <w:t xml:space="preserve"> </w:t>
+      </w:r>
+      <w:proofErr w:type="spellStart"/>
+      <w:r>
+        <w:t>ayrı</w:t>
+      </w:r>
+      <w:proofErr w:type="spellEnd"/>
+      <w:r>
+        <w:t xml:space="preserve">, </w:t>
+      </w:r>
+      <w:proofErr w:type="spellStart"/>
+      <w:r>
+        <w:t>büyük</w:t>
+      </w:r>
+      <w:proofErr w:type="spellEnd"/>
+      <w:r>
+        <w:t xml:space="preserve"> </w:t>
+      </w:r>
+      <w:proofErr w:type="spellStart"/>
+      <w:r>
+        <w:t>ölçekli</w:t>
+      </w:r>
+      <w:proofErr w:type="spellEnd"/>
+      <w:r>
+        <w:t xml:space="preserve"> </w:t>
+      </w:r>
+      <w:proofErr w:type="spellStart"/>
+      <w:r>
+        <w:t>bir</w:t>
+      </w:r>
+      <w:proofErr w:type="spellEnd"/>
+      <w:r>
+        <w:t xml:space="preserve"> </w:t>
+      </w:r>
+      <w:proofErr w:type="spellStart"/>
+      <w:r>
+        <w:t>bütçe</w:t>
+      </w:r>
+      <w:proofErr w:type="spellEnd"/>
+      <w:r>
+        <w:t xml:space="preserve"> </w:t>
+      </w:r>
+      <w:proofErr w:type="spellStart"/>
+      <w:r>
+        <w:t>kararı</w:t>
+      </w:r>
+      <w:proofErr w:type="spellEnd"/>
+      <w:r>
+        <w:t xml:space="preserve"> </w:t>
+      </w:r>
+      <w:proofErr w:type="spellStart"/>
+      <w:r>
+        <w:t>olarak</w:t>
+      </w:r>
+      <w:proofErr w:type="spellEnd"/>
+      <w:r>
+        <w:t xml:space="preserve"> </w:t>
+      </w:r>
+      <w:proofErr w:type="spellStart"/>
+      <w:r>
+        <w:t>ele</w:t>
+      </w:r>
+      <w:proofErr w:type="spellEnd"/>
+      <w:r>
+        <w:t xml:space="preserve"> </w:t>
+      </w:r>
+      <w:proofErr w:type="spellStart"/>
+      <w:r>
+        <w:t>alınmalı</w:t>
+      </w:r>
+      <w:proofErr w:type="spellEnd"/>
+      <w:r>
+        <w:t xml:space="preserve">. </w:t>
+      </w:r>
+      <w:proofErr w:type="spellStart"/>
+      <w:r>
+        <w:t>Maliyet</w:t>
+      </w:r>
+      <w:proofErr w:type="spellEnd"/>
+      <w:r>
+        <w:t>: +$9,99–99/ay (</w:t>
+      </w:r>
+      <w:proofErr w:type="spellStart"/>
+      <w:r>
+        <w:t>kademeye</w:t>
+      </w:r>
+      <w:proofErr w:type="spellEnd"/>
+      <w:r>
+        <w:t xml:space="preserve"> </w:t>
+      </w:r>
+      <w:proofErr w:type="spellStart"/>
+      <w:r>
+        <w:t>göre</w:t>
+      </w:r>
+      <w:proofErr w:type="spellEnd"/>
+      <w:r>
+        <w:t>).</w:t>
       </w:r>
     </w:p>
     <w:p>
@@ -1352,7 +5156,63 @@
         <w:rPr>
           <w:b/>
         </w:rPr>
-        <w:t>Parrot Analytics'te iki farklı büyüklük var.</w:t>
+        <w:t xml:space="preserve">Parrot </w:t>
+      </w:r>
+      <w:proofErr w:type="spellStart"/>
+      <w:r>
+        <w:rPr>
+          <w:b/>
+        </w:rPr>
+        <w:t>Analytics'te</w:t>
+      </w:r>
+      <w:proofErr w:type="spellEnd"/>
+      <w:r>
+        <w:rPr>
+          <w:b/>
+        </w:rPr>
+        <w:t xml:space="preserve"> </w:t>
+      </w:r>
+      <w:proofErr w:type="spellStart"/>
+      <w:r>
+        <w:rPr>
+          <w:b/>
+        </w:rPr>
+        <w:t>iki</w:t>
+      </w:r>
+      <w:proofErr w:type="spellEnd"/>
+      <w:r>
+        <w:rPr>
+          <w:b/>
+        </w:rPr>
+        <w:t xml:space="preserve"> </w:t>
+      </w:r>
+      <w:proofErr w:type="spellStart"/>
+      <w:r>
+        <w:rPr>
+          <w:b/>
+        </w:rPr>
+        <w:t>farklı</w:t>
+      </w:r>
+      <w:proofErr w:type="spellEnd"/>
+      <w:r>
+        <w:rPr>
+          <w:b/>
+        </w:rPr>
+        <w:t xml:space="preserve"> </w:t>
+      </w:r>
+      <w:proofErr w:type="spellStart"/>
+      <w:r>
+        <w:rPr>
+          <w:b/>
+        </w:rPr>
+        <w:t>büyüklük</w:t>
+      </w:r>
+      <w:proofErr w:type="spellEnd"/>
+      <w:r>
+        <w:rPr>
+          <w:b/>
+        </w:rPr>
+        <w:t xml:space="preserve"> var.</w:t>
       </w:r>
     </w:p>
     <w:p>
@@ -1364,13 +5224,315 @@
         <w:rPr>
           <w:sz w:val="22"/>
         </w:rPr>
-        <w:t xml:space="preserve">Lite ($99/ay) muhtemelen bir gösterge paneli — ham API erişimi verip vermediği </w:t>
-      </w:r>
-      <w:r>
-        <w:rPr>
-          <w:sz w:val="22"/>
-        </w:rPr>
-        <w:t>net değil. Enterprise API ($10.000+/ay, 1 yıl taahhüt) gerçek entegrasyon seçeneği ama bütçe büyüklüğü ayrı bir onay süreci gerektirir.</w:t>
+        <w:t>Lite ($99/</w:t>
+      </w:r>
+      <w:proofErr w:type="spellStart"/>
+      <w:r>
+        <w:rPr>
+          <w:sz w:val="22"/>
+        </w:rPr>
+        <w:t>ay</w:t>
+      </w:r>
+      <w:proofErr w:type="spellEnd"/>
+      <w:r>
+        <w:rPr>
+          <w:sz w:val="22"/>
+        </w:rPr>
+        <w:t xml:space="preserve">) </w:t>
+      </w:r>
+      <w:proofErr w:type="spellStart"/>
+      <w:r>
+        <w:rPr>
+          <w:sz w:val="22"/>
+        </w:rPr>
+        <w:t>muhtemelen</w:t>
+      </w:r>
+      <w:proofErr w:type="spellEnd"/>
+      <w:r>
+        <w:rPr>
+          <w:sz w:val="22"/>
+        </w:rPr>
+        <w:t xml:space="preserve"> </w:t>
+      </w:r>
+      <w:proofErr w:type="spellStart"/>
+      <w:r>
+        <w:rPr>
+          <w:sz w:val="22"/>
+        </w:rPr>
+        <w:t>bir</w:t>
+      </w:r>
+      <w:proofErr w:type="spellEnd"/>
+      <w:r>
+        <w:rPr>
+          <w:sz w:val="22"/>
+        </w:rPr>
+        <w:t xml:space="preserve"> </w:t>
+      </w:r>
+      <w:proofErr w:type="spellStart"/>
+      <w:r>
+        <w:rPr>
+          <w:sz w:val="22"/>
+        </w:rPr>
+        <w:t>gösterge</w:t>
+      </w:r>
+      <w:proofErr w:type="spellEnd"/>
+      <w:r>
+        <w:rPr>
+          <w:sz w:val="22"/>
+        </w:rPr>
+        <w:t xml:space="preserve"> </w:t>
+      </w:r>
+      <w:proofErr w:type="spellStart"/>
+      <w:r>
+        <w:rPr>
+          <w:sz w:val="22"/>
+        </w:rPr>
+        <w:t>paneli</w:t>
+      </w:r>
+      <w:proofErr w:type="spellEnd"/>
+      <w:r>
+        <w:rPr>
+          <w:sz w:val="22"/>
+        </w:rPr>
+        <w:t xml:space="preserve"> — ham API </w:t>
+      </w:r>
+      <w:proofErr w:type="spellStart"/>
+      <w:r>
+        <w:rPr>
+          <w:sz w:val="22"/>
+        </w:rPr>
+        <w:t>erişimi</w:t>
+      </w:r>
+      <w:proofErr w:type="spellEnd"/>
+      <w:r>
+        <w:rPr>
+          <w:sz w:val="22"/>
+        </w:rPr>
+        <w:t xml:space="preserve"> </w:t>
+      </w:r>
+      <w:proofErr w:type="spellStart"/>
+      <w:r>
+        <w:rPr>
+          <w:sz w:val="22"/>
+        </w:rPr>
+        <w:t>verip</w:t>
+      </w:r>
+      <w:proofErr w:type="spellEnd"/>
+      <w:r>
+        <w:rPr>
+          <w:sz w:val="22"/>
+        </w:rPr>
+        <w:t xml:space="preserve"> </w:t>
+      </w:r>
+      <w:proofErr w:type="spellStart"/>
+      <w:r>
+        <w:rPr>
+          <w:sz w:val="22"/>
+        </w:rPr>
+        <w:t>vermediği</w:t>
+      </w:r>
+      <w:proofErr w:type="spellEnd"/>
+      <w:r>
+        <w:rPr>
+          <w:sz w:val="22"/>
+        </w:rPr>
+        <w:t xml:space="preserve"> net </w:t>
+      </w:r>
+      <w:proofErr w:type="spellStart"/>
+      <w:r>
+        <w:rPr>
+          <w:sz w:val="22"/>
+        </w:rPr>
+        <w:t>değil</w:t>
+      </w:r>
+      <w:proofErr w:type="spellEnd"/>
+      <w:r>
+        <w:rPr>
+          <w:sz w:val="22"/>
+        </w:rPr>
+        <w:t xml:space="preserve">. Enterprise API ($10.000+/ay, 1 </w:t>
+      </w:r>
+      <w:proofErr w:type="spellStart"/>
+      <w:r>
+        <w:rPr>
+          <w:sz w:val="22"/>
+        </w:rPr>
+        <w:t>yıl</w:t>
+      </w:r>
+      <w:proofErr w:type="spellEnd"/>
+      <w:r>
+        <w:rPr>
+          <w:sz w:val="22"/>
+        </w:rPr>
+        <w:t xml:space="preserve"> </w:t>
+      </w:r>
+      <w:proofErr w:type="spellStart"/>
+      <w:r>
+        <w:rPr>
+          <w:sz w:val="22"/>
+        </w:rPr>
+        <w:t>taahhüt</w:t>
+      </w:r>
+      <w:proofErr w:type="spellEnd"/>
+      <w:r>
+        <w:rPr>
+          <w:sz w:val="22"/>
+        </w:rPr>
+        <w:t xml:space="preserve">) </w:t>
+      </w:r>
+      <w:proofErr w:type="spellStart"/>
+      <w:r>
+        <w:rPr>
+          <w:sz w:val="22"/>
+        </w:rPr>
+        <w:t>gerçek</w:t>
+      </w:r>
+      <w:proofErr w:type="spellEnd"/>
+      <w:r>
+        <w:rPr>
+          <w:sz w:val="22"/>
+        </w:rPr>
+        <w:t xml:space="preserve"> </w:t>
+      </w:r>
+      <w:proofErr w:type="spellStart"/>
+      <w:r>
+        <w:rPr>
+          <w:sz w:val="22"/>
+        </w:rPr>
+        <w:t>entegrasyon</w:t>
+      </w:r>
+      <w:proofErr w:type="spellEnd"/>
+      <w:r>
+        <w:rPr>
+          <w:sz w:val="22"/>
+        </w:rPr>
+        <w:t xml:space="preserve"> </w:t>
+      </w:r>
+      <w:proofErr w:type="spellStart"/>
+      <w:r>
+        <w:rPr>
+          <w:sz w:val="22"/>
+        </w:rPr>
+        <w:t>seçeneği</w:t>
+      </w:r>
+      <w:proofErr w:type="spellEnd"/>
+      <w:r>
+        <w:rPr>
+          <w:sz w:val="22"/>
+        </w:rPr>
+        <w:t xml:space="preserve"> </w:t>
+      </w:r>
+      <w:proofErr w:type="spellStart"/>
+      <w:r>
+        <w:rPr>
+          <w:sz w:val="22"/>
+        </w:rPr>
+        <w:t>ama</w:t>
+      </w:r>
+      <w:proofErr w:type="spellEnd"/>
+      <w:r>
+        <w:rPr>
+          <w:sz w:val="22"/>
+        </w:rPr>
+        <w:t xml:space="preserve"> </w:t>
+      </w:r>
+      <w:proofErr w:type="spellStart"/>
+      <w:r>
+        <w:rPr>
+          <w:sz w:val="22"/>
+        </w:rPr>
+        <w:t>bütçe</w:t>
+      </w:r>
+      <w:proofErr w:type="spellEnd"/>
+      <w:r>
+        <w:rPr>
+          <w:sz w:val="22"/>
+        </w:rPr>
+        <w:t xml:space="preserve"> </w:t>
+      </w:r>
+      <w:proofErr w:type="spellStart"/>
+      <w:r>
+        <w:rPr>
+          <w:sz w:val="22"/>
+        </w:rPr>
+        <w:t>büyüklüğü</w:t>
+      </w:r>
+      <w:proofErr w:type="spellEnd"/>
+      <w:r>
+        <w:rPr>
+          <w:sz w:val="22"/>
+        </w:rPr>
+        <w:t xml:space="preserve"> </w:t>
+      </w:r>
+      <w:proofErr w:type="spellStart"/>
+      <w:r>
+        <w:rPr>
+          <w:sz w:val="22"/>
+        </w:rPr>
+        <w:t>ayrı</w:t>
+      </w:r>
+      <w:proofErr w:type="spellEnd"/>
+      <w:r>
+        <w:rPr>
+          <w:sz w:val="22"/>
+        </w:rPr>
+        <w:t xml:space="preserve"> </w:t>
+      </w:r>
+      <w:proofErr w:type="spellStart"/>
+      <w:r>
+        <w:rPr>
+          <w:sz w:val="22"/>
+        </w:rPr>
+        <w:t>bir</w:t>
+      </w:r>
+      <w:proofErr w:type="spellEnd"/>
+      <w:r>
+        <w:rPr>
+          <w:sz w:val="22"/>
+        </w:rPr>
+        <w:t xml:space="preserve"> </w:t>
+      </w:r>
+      <w:proofErr w:type="spellStart"/>
+      <w:r>
+        <w:rPr>
+          <w:sz w:val="22"/>
+        </w:rPr>
+        <w:t>onay</w:t>
+      </w:r>
+      <w:proofErr w:type="spellEnd"/>
+      <w:r>
+        <w:rPr>
+          <w:sz w:val="22"/>
+        </w:rPr>
+        <w:t xml:space="preserve"> </w:t>
+      </w:r>
+      <w:proofErr w:type="spellStart"/>
+      <w:r>
+        <w:rPr>
+          <w:sz w:val="22"/>
+        </w:rPr>
+        <w:t>süreci</w:t>
+      </w:r>
+      <w:proofErr w:type="spellEnd"/>
+      <w:r>
+        <w:rPr>
+          <w:sz w:val="22"/>
+        </w:rPr>
+        <w:t xml:space="preserve"> </w:t>
+      </w:r>
+      <w:proofErr w:type="spellStart"/>
+      <w:r>
+        <w:rPr>
+          <w:sz w:val="22"/>
+        </w:rPr>
+        <w:t>gerektirir</w:t>
+      </w:r>
+      <w:proofErr w:type="spellEnd"/>
+      <w:r>
+        <w:rPr>
+          <w:sz w:val="22"/>
+        </w:rPr>
+        <w:t>.</w:t>
       </w:r>
     </w:p>
     <w:p>
@@ -1378,11 +5540,47 @@
         <w:pStyle w:val="ListeMaddemi"/>
         <w:spacing w:after="160"/>
       </w:pPr>
+      <w:proofErr w:type="spellStart"/>
       <w:r>
         <w:rPr>
           <w:b/>
         </w:rPr>
-        <w:t>SerpAPI ücretsiz kota otomasyonla uyumsuz.</w:t>
+        <w:t>FlixPatrol</w:t>
+      </w:r>
+      <w:proofErr w:type="spellEnd"/>
+      <w:r>
+        <w:rPr>
+          <w:b/>
+        </w:rPr>
+        <w:t xml:space="preserve"> </w:t>
+      </w:r>
+      <w:proofErr w:type="spellStart"/>
+      <w:r>
+        <w:rPr>
+          <w:b/>
+        </w:rPr>
+        <w:t>kapsamı</w:t>
+      </w:r>
+      <w:proofErr w:type="spellEnd"/>
+      <w:r>
+        <w:rPr>
+          <w:b/>
+        </w:rPr>
+        <w:t xml:space="preserve"> </w:t>
+      </w:r>
+      <w:proofErr w:type="spellStart"/>
+      <w:r>
+        <w:rPr>
+          <w:b/>
+        </w:rPr>
+        <w:t>doğrulanmalı</w:t>
+      </w:r>
+      <w:proofErr w:type="spellEnd"/>
+      <w:r>
+        <w:rPr>
+          <w:b/>
+        </w:rPr>
+        <w:t>.</w:t>
       </w:r>
     </w:p>
     <w:p>
@@ -1394,13 +5592,455 @@
         <w:rPr>
           <w:sz w:val="22"/>
         </w:rPr>
-        <w:t>250 sorgu/ay, günlük otomatik tarama için yeterli değil (20 dizi × günlük = a</w:t>
-      </w:r>
-      <w:r>
-        <w:rPr>
-          <w:sz w:val="22"/>
-        </w:rPr>
-        <w:t>yda 600). n8n otomasyonuna geçilirse Starter kademesine ($25/ay) geçmek zorunlu hale gelir.</w:t>
+        <w:t xml:space="preserve">Start </w:t>
+      </w:r>
+      <w:proofErr w:type="spellStart"/>
+      <w:r>
+        <w:rPr>
+          <w:sz w:val="22"/>
+        </w:rPr>
+        <w:t>kademesi</w:t>
+      </w:r>
+      <w:proofErr w:type="spellEnd"/>
+      <w:r>
+        <w:rPr>
+          <w:sz w:val="22"/>
+        </w:rPr>
+        <w:t xml:space="preserve"> ($9,99/</w:t>
+      </w:r>
+      <w:proofErr w:type="spellStart"/>
+      <w:r>
+        <w:rPr>
+          <w:sz w:val="22"/>
+        </w:rPr>
+        <w:t>ay</w:t>
+      </w:r>
+      <w:proofErr w:type="spellEnd"/>
+      <w:r>
+        <w:rPr>
+          <w:sz w:val="22"/>
+        </w:rPr>
+        <w:t xml:space="preserve">) API </w:t>
+      </w:r>
+      <w:proofErr w:type="spellStart"/>
+      <w:r>
+        <w:rPr>
+          <w:sz w:val="22"/>
+        </w:rPr>
+        <w:t>erişimini</w:t>
+      </w:r>
+      <w:proofErr w:type="spellEnd"/>
+      <w:r>
+        <w:rPr>
+          <w:sz w:val="22"/>
+        </w:rPr>
+        <w:t xml:space="preserve"> </w:t>
+      </w:r>
+      <w:proofErr w:type="spellStart"/>
+      <w:r>
+        <w:rPr>
+          <w:sz w:val="22"/>
+        </w:rPr>
+        <w:t>garantiliyor</w:t>
+      </w:r>
+      <w:proofErr w:type="spellEnd"/>
+      <w:r>
+        <w:rPr>
+          <w:sz w:val="22"/>
+        </w:rPr>
+        <w:t xml:space="preserve"> </w:t>
+      </w:r>
+      <w:proofErr w:type="spellStart"/>
+      <w:r>
+        <w:rPr>
+          <w:sz w:val="22"/>
+        </w:rPr>
+        <w:t>ve</w:t>
+      </w:r>
+      <w:proofErr w:type="spellEnd"/>
+      <w:r>
+        <w:rPr>
+          <w:sz w:val="22"/>
+        </w:rPr>
+        <w:t xml:space="preserve"> Parrot </w:t>
+      </w:r>
+      <w:proofErr w:type="spellStart"/>
+      <w:r>
+        <w:rPr>
+          <w:sz w:val="22"/>
+        </w:rPr>
+        <w:t>Lite'a</w:t>
+      </w:r>
+      <w:proofErr w:type="spellEnd"/>
+      <w:r>
+        <w:rPr>
+          <w:sz w:val="22"/>
+        </w:rPr>
+        <w:t xml:space="preserve"> </w:t>
+      </w:r>
+      <w:proofErr w:type="spellStart"/>
+      <w:r>
+        <w:rPr>
+          <w:sz w:val="22"/>
+        </w:rPr>
+        <w:t>göre</w:t>
+      </w:r>
+      <w:proofErr w:type="spellEnd"/>
+      <w:r>
+        <w:rPr>
+          <w:sz w:val="22"/>
+        </w:rPr>
+        <w:t xml:space="preserve"> </w:t>
+      </w:r>
+      <w:proofErr w:type="spellStart"/>
+      <w:r>
+        <w:rPr>
+          <w:sz w:val="22"/>
+        </w:rPr>
+        <w:t>çok</w:t>
+      </w:r>
+      <w:proofErr w:type="spellEnd"/>
+      <w:r>
+        <w:rPr>
+          <w:sz w:val="22"/>
+        </w:rPr>
+        <w:t xml:space="preserve"> </w:t>
+      </w:r>
+      <w:proofErr w:type="spellStart"/>
+      <w:r>
+        <w:rPr>
+          <w:sz w:val="22"/>
+        </w:rPr>
+        <w:t>daha</w:t>
+      </w:r>
+      <w:proofErr w:type="spellEnd"/>
+      <w:r>
+        <w:rPr>
+          <w:sz w:val="22"/>
+        </w:rPr>
+        <w:t xml:space="preserve"> </w:t>
+      </w:r>
+      <w:proofErr w:type="spellStart"/>
+      <w:r>
+        <w:rPr>
+          <w:sz w:val="22"/>
+        </w:rPr>
+        <w:t>ucuz</w:t>
+      </w:r>
+      <w:proofErr w:type="spellEnd"/>
+      <w:r>
+        <w:rPr>
+          <w:sz w:val="22"/>
+        </w:rPr>
+        <w:t xml:space="preserve">, </w:t>
+      </w:r>
+      <w:proofErr w:type="spellStart"/>
+      <w:r>
+        <w:rPr>
+          <w:sz w:val="22"/>
+        </w:rPr>
+        <w:t>ancak</w:t>
+      </w:r>
+      <w:proofErr w:type="spellEnd"/>
+      <w:r>
+        <w:rPr>
+          <w:sz w:val="22"/>
+        </w:rPr>
+        <w:t xml:space="preserve"> </w:t>
+      </w:r>
+      <w:proofErr w:type="spellStart"/>
+      <w:r>
+        <w:rPr>
+          <w:sz w:val="22"/>
+        </w:rPr>
+        <w:t>veri</w:t>
+      </w:r>
+      <w:proofErr w:type="spellEnd"/>
+      <w:r>
+        <w:rPr>
+          <w:sz w:val="22"/>
+        </w:rPr>
+        <w:t xml:space="preserve"> </w:t>
+      </w:r>
+      <w:proofErr w:type="spellStart"/>
+      <w:r>
+        <w:rPr>
+          <w:sz w:val="22"/>
+        </w:rPr>
+        <w:t>küresel</w:t>
+      </w:r>
+      <w:proofErr w:type="spellEnd"/>
+      <w:r>
+        <w:rPr>
+          <w:sz w:val="22"/>
+        </w:rPr>
+        <w:t xml:space="preserve"> VOD </w:t>
+      </w:r>
+      <w:proofErr w:type="spellStart"/>
+      <w:r>
+        <w:rPr>
+          <w:sz w:val="22"/>
+        </w:rPr>
+        <w:t>platformlarının</w:t>
+      </w:r>
+      <w:proofErr w:type="spellEnd"/>
+      <w:r>
+        <w:rPr>
+          <w:sz w:val="22"/>
+        </w:rPr>
+        <w:t xml:space="preserve"> (Netflix, Prime, Disney+ vb.) </w:t>
+      </w:r>
+      <w:proofErr w:type="spellStart"/>
+      <w:r>
+        <w:rPr>
+          <w:sz w:val="22"/>
+        </w:rPr>
+        <w:t>günlük</w:t>
+      </w:r>
+      <w:proofErr w:type="spellEnd"/>
+      <w:r>
+        <w:rPr>
+          <w:sz w:val="22"/>
+        </w:rPr>
+        <w:t xml:space="preserve"> TOP 10 </w:t>
+      </w:r>
+      <w:proofErr w:type="spellStart"/>
+      <w:r>
+        <w:rPr>
+          <w:sz w:val="22"/>
+        </w:rPr>
+        <w:t>sıralamalarıyla</w:t>
+      </w:r>
+      <w:proofErr w:type="spellEnd"/>
+      <w:r>
+        <w:rPr>
+          <w:sz w:val="22"/>
+        </w:rPr>
+        <w:t xml:space="preserve"> </w:t>
+      </w:r>
+      <w:proofErr w:type="spellStart"/>
+      <w:r>
+        <w:rPr>
+          <w:sz w:val="22"/>
+        </w:rPr>
+        <w:t>sınırlı</w:t>
+      </w:r>
+      <w:proofErr w:type="spellEnd"/>
+      <w:r>
+        <w:rPr>
+          <w:sz w:val="22"/>
+        </w:rPr>
+        <w:t xml:space="preserve">; </w:t>
+      </w:r>
+      <w:proofErr w:type="spellStart"/>
+      <w:r>
+        <w:rPr>
+          <w:sz w:val="22"/>
+        </w:rPr>
+        <w:t>yerli</w:t>
+      </w:r>
+      <w:proofErr w:type="spellEnd"/>
+      <w:r>
+        <w:rPr>
+          <w:sz w:val="22"/>
+        </w:rPr>
+        <w:t>/</w:t>
+      </w:r>
+      <w:proofErr w:type="spellStart"/>
+      <w:r>
+        <w:rPr>
+          <w:sz w:val="22"/>
+        </w:rPr>
+        <w:t>bölgesel</w:t>
+      </w:r>
+      <w:proofErr w:type="spellEnd"/>
+      <w:r>
+        <w:rPr>
+          <w:sz w:val="22"/>
+        </w:rPr>
+        <w:t xml:space="preserve"> </w:t>
+      </w:r>
+      <w:proofErr w:type="spellStart"/>
+      <w:r>
+        <w:rPr>
+          <w:sz w:val="22"/>
+        </w:rPr>
+        <w:t>yayınları</w:t>
+      </w:r>
+      <w:proofErr w:type="spellEnd"/>
+      <w:r>
+        <w:rPr>
+          <w:sz w:val="22"/>
+        </w:rPr>
+        <w:t xml:space="preserve"> </w:t>
+      </w:r>
+      <w:proofErr w:type="spellStart"/>
+      <w:r>
+        <w:rPr>
+          <w:sz w:val="22"/>
+        </w:rPr>
+        <w:t>ve</w:t>
+      </w:r>
+      <w:proofErr w:type="spellEnd"/>
+      <w:r>
+        <w:rPr>
+          <w:sz w:val="22"/>
+        </w:rPr>
+        <w:t xml:space="preserve"> </w:t>
+      </w:r>
+      <w:proofErr w:type="spellStart"/>
+      <w:r>
+        <w:rPr>
+          <w:sz w:val="22"/>
+        </w:rPr>
+        <w:t>dizi</w:t>
+      </w:r>
+      <w:proofErr w:type="spellEnd"/>
+      <w:r>
+        <w:rPr>
+          <w:sz w:val="22"/>
+        </w:rPr>
+        <w:t xml:space="preserve"> </w:t>
+      </w:r>
+      <w:proofErr w:type="spellStart"/>
+      <w:r>
+        <w:rPr>
+          <w:sz w:val="22"/>
+        </w:rPr>
+        <w:t>bazlı</w:t>
+      </w:r>
+      <w:proofErr w:type="spellEnd"/>
+      <w:r>
+        <w:rPr>
+          <w:sz w:val="22"/>
+        </w:rPr>
+        <w:t xml:space="preserve"> </w:t>
+      </w:r>
+      <w:proofErr w:type="spellStart"/>
+      <w:r>
+        <w:rPr>
+          <w:sz w:val="22"/>
+        </w:rPr>
+        <w:t>ülke</w:t>
+      </w:r>
+      <w:proofErr w:type="spellEnd"/>
+      <w:r>
+        <w:rPr>
+          <w:sz w:val="22"/>
+        </w:rPr>
+        <w:t xml:space="preserve"> </w:t>
+      </w:r>
+      <w:proofErr w:type="spellStart"/>
+      <w:r>
+        <w:rPr>
+          <w:sz w:val="22"/>
+        </w:rPr>
+        <w:t>kırılımının</w:t>
+      </w:r>
+      <w:proofErr w:type="spellEnd"/>
+      <w:r>
+        <w:rPr>
+          <w:sz w:val="22"/>
+        </w:rPr>
+        <w:t xml:space="preserve"> </w:t>
+      </w:r>
+      <w:proofErr w:type="spellStart"/>
+      <w:r>
+        <w:rPr>
+          <w:sz w:val="22"/>
+        </w:rPr>
+        <w:t>granülerliğini</w:t>
+      </w:r>
+      <w:proofErr w:type="spellEnd"/>
+      <w:r>
+        <w:rPr>
+          <w:sz w:val="22"/>
+        </w:rPr>
+        <w:t xml:space="preserve"> </w:t>
+      </w:r>
+      <w:proofErr w:type="spellStart"/>
+      <w:r>
+        <w:rPr>
+          <w:sz w:val="22"/>
+        </w:rPr>
+        <w:t>taahhütten</w:t>
+      </w:r>
+      <w:proofErr w:type="spellEnd"/>
+      <w:r>
+        <w:rPr>
+          <w:sz w:val="22"/>
+        </w:rPr>
+        <w:t xml:space="preserve"> </w:t>
+      </w:r>
+      <w:proofErr w:type="spellStart"/>
+      <w:r>
+        <w:rPr>
+          <w:sz w:val="22"/>
+        </w:rPr>
+        <w:t>önce</w:t>
+      </w:r>
+      <w:proofErr w:type="spellEnd"/>
+      <w:r>
+        <w:rPr>
+          <w:sz w:val="22"/>
+        </w:rPr>
+        <w:t xml:space="preserve"> API </w:t>
+      </w:r>
+      <w:proofErr w:type="spellStart"/>
+      <w:r>
+        <w:rPr>
+          <w:sz w:val="22"/>
+        </w:rPr>
+        <w:t>dokümantasyonundan</w:t>
+      </w:r>
+      <w:proofErr w:type="spellEnd"/>
+      <w:r>
+        <w:rPr>
+          <w:sz w:val="22"/>
+        </w:rPr>
+        <w:t xml:space="preserve"> </w:t>
+      </w:r>
+      <w:proofErr w:type="spellStart"/>
+      <w:r>
+        <w:rPr>
+          <w:sz w:val="22"/>
+        </w:rPr>
+        <w:t>teyit</w:t>
+      </w:r>
+      <w:proofErr w:type="spellEnd"/>
+      <w:r>
+        <w:rPr>
+          <w:sz w:val="22"/>
+        </w:rPr>
+        <w:t xml:space="preserve"> </w:t>
+      </w:r>
+      <w:proofErr w:type="spellStart"/>
+      <w:r>
+        <w:rPr>
+          <w:sz w:val="22"/>
+        </w:rPr>
+        <w:t>etmek</w:t>
+      </w:r>
+      <w:proofErr w:type="spellEnd"/>
+      <w:r>
+        <w:rPr>
+          <w:sz w:val="22"/>
+        </w:rPr>
+        <w:t xml:space="preserve"> </w:t>
+      </w:r>
+      <w:proofErr w:type="spellStart"/>
+      <w:r>
+        <w:rPr>
+          <w:sz w:val="22"/>
+        </w:rPr>
+        <w:t>gerekir</w:t>
+      </w:r>
+      <w:proofErr w:type="spellEnd"/>
+      <w:r>
+        <w:rPr>
+          <w:sz w:val="22"/>
+        </w:rPr>
+        <w:t>.</w:t>
       </w:r>
     </w:p>
     <w:p>
@@ -1408,11 +6048,76 @@
         <w:pStyle w:val="ListeMaddemi"/>
         <w:spacing w:after="160"/>
       </w:pPr>
+      <w:proofErr w:type="spellStart"/>
       <w:r>
         <w:rPr>
           <w:b/>
         </w:rPr>
-        <w:t>TÜİK ve Kültür ve Turizm Bakanlığı verisi — parasal değil, süreç maliyeti.</w:t>
+        <w:lastRenderedPageBreak/>
+        <w:t>SerpAPI</w:t>
+      </w:r>
+      <w:proofErr w:type="spellEnd"/>
+      <w:r>
+        <w:rPr>
+          <w:b/>
+        </w:rPr>
+        <w:t xml:space="preserve"> </w:t>
+      </w:r>
+      <w:proofErr w:type="spellStart"/>
+      <w:r>
+        <w:rPr>
+          <w:b/>
+        </w:rPr>
+        <w:t>ücretsiz</w:t>
+      </w:r>
+      <w:proofErr w:type="spellEnd"/>
+      <w:r>
+        <w:rPr>
+          <w:b/>
+        </w:rPr>
+        <w:t xml:space="preserve"> </w:t>
+      </w:r>
+      <w:proofErr w:type="spellStart"/>
+      <w:r>
+        <w:rPr>
+          <w:b/>
+        </w:rPr>
+        <w:t>kota</w:t>
+      </w:r>
+      <w:proofErr w:type="spellEnd"/>
+      <w:r>
+        <w:rPr>
+          <w:b/>
+        </w:rPr>
+        <w:t xml:space="preserve"> </w:t>
+      </w:r>
+      <w:proofErr w:type="spellStart"/>
+      <w:r>
+        <w:rPr>
+          <w:b/>
+        </w:rPr>
+        <w:t>otomasyonla</w:t>
+      </w:r>
+      <w:proofErr w:type="spellEnd"/>
+      <w:r>
+        <w:rPr>
+          <w:b/>
+        </w:rPr>
+        <w:t xml:space="preserve"> </w:t>
+      </w:r>
+      <w:proofErr w:type="spellStart"/>
+      <w:r>
+        <w:rPr>
+          <w:b/>
+        </w:rPr>
+        <w:t>uyumsuz</w:t>
+      </w:r>
+      <w:proofErr w:type="spellEnd"/>
+      <w:r>
+        <w:rPr>
+          <w:b/>
+        </w:rPr>
+        <w:t>.</w:t>
       </w:r>
     </w:p>
     <w:p>
@@ -1424,13 +6129,245 @@
         <w:rPr>
           <w:sz w:val="22"/>
         </w:rPr>
-        <w:t>Ana raporun §4.4'ünün belirttiği gibi bu veriler ücretsiz ama kamuya açık bir API'den gel</w:t>
-      </w:r>
-      <w:r>
-        <w:rPr>
-          <w:sz w:val="22"/>
-        </w:rPr>
-        <w:t>miyor; kurumsal talep/protokol görüşmesi gerekiyor. Bütçeye değil, zaman çizelgesine eklenmelidir.</w:t>
+        <w:t xml:space="preserve">250 </w:t>
+      </w:r>
+      <w:proofErr w:type="spellStart"/>
+      <w:r>
+        <w:rPr>
+          <w:sz w:val="22"/>
+        </w:rPr>
+        <w:t>sorgu</w:t>
+      </w:r>
+      <w:proofErr w:type="spellEnd"/>
+      <w:r>
+        <w:rPr>
+          <w:sz w:val="22"/>
+        </w:rPr>
+        <w:t xml:space="preserve">/ay, </w:t>
+      </w:r>
+      <w:proofErr w:type="spellStart"/>
+      <w:r>
+        <w:rPr>
+          <w:sz w:val="22"/>
+        </w:rPr>
+        <w:t>günlük</w:t>
+      </w:r>
+      <w:proofErr w:type="spellEnd"/>
+      <w:r>
+        <w:rPr>
+          <w:sz w:val="22"/>
+        </w:rPr>
+        <w:t xml:space="preserve"> </w:t>
+      </w:r>
+      <w:proofErr w:type="spellStart"/>
+      <w:r>
+        <w:rPr>
+          <w:sz w:val="22"/>
+        </w:rPr>
+        <w:t>otomatik</w:t>
+      </w:r>
+      <w:proofErr w:type="spellEnd"/>
+      <w:r>
+        <w:rPr>
+          <w:sz w:val="22"/>
+        </w:rPr>
+        <w:t xml:space="preserve"> </w:t>
+      </w:r>
+      <w:proofErr w:type="spellStart"/>
+      <w:r>
+        <w:rPr>
+          <w:sz w:val="22"/>
+        </w:rPr>
+        <w:t>tarama</w:t>
+      </w:r>
+      <w:proofErr w:type="spellEnd"/>
+      <w:r>
+        <w:rPr>
+          <w:sz w:val="22"/>
+        </w:rPr>
+        <w:t xml:space="preserve"> </w:t>
+      </w:r>
+      <w:proofErr w:type="spellStart"/>
+      <w:r>
+        <w:rPr>
+          <w:sz w:val="22"/>
+        </w:rPr>
+        <w:t>için</w:t>
+      </w:r>
+      <w:proofErr w:type="spellEnd"/>
+      <w:r>
+        <w:rPr>
+          <w:sz w:val="22"/>
+        </w:rPr>
+        <w:t xml:space="preserve"> </w:t>
+      </w:r>
+      <w:proofErr w:type="spellStart"/>
+      <w:r>
+        <w:rPr>
+          <w:sz w:val="22"/>
+        </w:rPr>
+        <w:t>yeterli</w:t>
+      </w:r>
+      <w:proofErr w:type="spellEnd"/>
+      <w:r>
+        <w:rPr>
+          <w:sz w:val="22"/>
+        </w:rPr>
+        <w:t xml:space="preserve"> </w:t>
+      </w:r>
+      <w:proofErr w:type="spellStart"/>
+      <w:r>
+        <w:rPr>
+          <w:sz w:val="22"/>
+        </w:rPr>
+        <w:t>değil</w:t>
+      </w:r>
+      <w:proofErr w:type="spellEnd"/>
+      <w:r>
+        <w:rPr>
+          <w:sz w:val="22"/>
+        </w:rPr>
+        <w:t xml:space="preserve"> (20 </w:t>
+      </w:r>
+      <w:proofErr w:type="spellStart"/>
+      <w:r>
+        <w:rPr>
+          <w:sz w:val="22"/>
+        </w:rPr>
+        <w:t>dizi</w:t>
+      </w:r>
+      <w:proofErr w:type="spellEnd"/>
+      <w:r>
+        <w:rPr>
+          <w:sz w:val="22"/>
+        </w:rPr>
+        <w:t xml:space="preserve"> × </w:t>
+      </w:r>
+      <w:proofErr w:type="spellStart"/>
+      <w:r>
+        <w:rPr>
+          <w:sz w:val="22"/>
+        </w:rPr>
+        <w:t>günlük</w:t>
+      </w:r>
+      <w:proofErr w:type="spellEnd"/>
+      <w:r>
+        <w:rPr>
+          <w:sz w:val="22"/>
+        </w:rPr>
+        <w:t xml:space="preserve"> = </w:t>
+      </w:r>
+      <w:proofErr w:type="spellStart"/>
+      <w:r>
+        <w:rPr>
+          <w:sz w:val="22"/>
+        </w:rPr>
+        <w:t>ayda</w:t>
+      </w:r>
+      <w:proofErr w:type="spellEnd"/>
+      <w:r>
+        <w:rPr>
+          <w:sz w:val="22"/>
+        </w:rPr>
+        <w:t xml:space="preserve"> 600). n8n </w:t>
+      </w:r>
+      <w:proofErr w:type="spellStart"/>
+      <w:r>
+        <w:rPr>
+          <w:sz w:val="22"/>
+        </w:rPr>
+        <w:t>otomasyonuna</w:t>
+      </w:r>
+      <w:proofErr w:type="spellEnd"/>
+      <w:r>
+        <w:rPr>
+          <w:sz w:val="22"/>
+        </w:rPr>
+        <w:t xml:space="preserve"> </w:t>
+      </w:r>
+      <w:proofErr w:type="spellStart"/>
+      <w:r>
+        <w:rPr>
+          <w:sz w:val="22"/>
+        </w:rPr>
+        <w:t>geçilirse</w:t>
+      </w:r>
+      <w:proofErr w:type="spellEnd"/>
+      <w:r>
+        <w:rPr>
+          <w:sz w:val="22"/>
+        </w:rPr>
+        <w:t xml:space="preserve"> Starter </w:t>
+      </w:r>
+      <w:proofErr w:type="spellStart"/>
+      <w:r>
+        <w:rPr>
+          <w:sz w:val="22"/>
+        </w:rPr>
+        <w:t>kademesine</w:t>
+      </w:r>
+      <w:proofErr w:type="spellEnd"/>
+      <w:r>
+        <w:rPr>
+          <w:sz w:val="22"/>
+        </w:rPr>
+        <w:t xml:space="preserve"> ($25/</w:t>
+      </w:r>
+      <w:proofErr w:type="spellStart"/>
+      <w:r>
+        <w:rPr>
+          <w:sz w:val="22"/>
+        </w:rPr>
+        <w:t>ay</w:t>
+      </w:r>
+      <w:proofErr w:type="spellEnd"/>
+      <w:r>
+        <w:rPr>
+          <w:sz w:val="22"/>
+        </w:rPr>
+        <w:t xml:space="preserve">) </w:t>
+      </w:r>
+      <w:proofErr w:type="spellStart"/>
+      <w:r>
+        <w:rPr>
+          <w:sz w:val="22"/>
+        </w:rPr>
+        <w:t>geçmek</w:t>
+      </w:r>
+      <w:proofErr w:type="spellEnd"/>
+      <w:r>
+        <w:rPr>
+          <w:sz w:val="22"/>
+        </w:rPr>
+        <w:t xml:space="preserve"> </w:t>
+      </w:r>
+      <w:proofErr w:type="spellStart"/>
+      <w:r>
+        <w:rPr>
+          <w:sz w:val="22"/>
+        </w:rPr>
+        <w:t>zorunlu</w:t>
+      </w:r>
+      <w:proofErr w:type="spellEnd"/>
+      <w:r>
+        <w:rPr>
+          <w:sz w:val="22"/>
+        </w:rPr>
+        <w:t xml:space="preserve"> hale </w:t>
+      </w:r>
+      <w:proofErr w:type="spellStart"/>
+      <w:r>
+        <w:rPr>
+          <w:sz w:val="22"/>
+        </w:rPr>
+        <w:t>gelir</w:t>
+      </w:r>
+      <w:proofErr w:type="spellEnd"/>
+      <w:r>
+        <w:rPr>
+          <w:sz w:val="22"/>
+        </w:rPr>
+        <w:t>.</w:t>
       </w:r>
     </w:p>
     <w:p>
@@ -1442,7 +6379,147 @@
         <w:rPr>
           <w:b/>
         </w:rPr>
-        <w:t>Fiyatlar değişkendir.</w:t>
+        <w:t xml:space="preserve">TÜİK </w:t>
+      </w:r>
+      <w:proofErr w:type="spellStart"/>
+      <w:r>
+        <w:rPr>
+          <w:b/>
+        </w:rPr>
+        <w:t>ve</w:t>
+      </w:r>
+      <w:proofErr w:type="spellEnd"/>
+      <w:r>
+        <w:rPr>
+          <w:b/>
+        </w:rPr>
+        <w:t xml:space="preserve"> </w:t>
+      </w:r>
+      <w:proofErr w:type="spellStart"/>
+      <w:r>
+        <w:rPr>
+          <w:b/>
+        </w:rPr>
+        <w:t>Kültür</w:t>
+      </w:r>
+      <w:proofErr w:type="spellEnd"/>
+      <w:r>
+        <w:rPr>
+          <w:b/>
+        </w:rPr>
+        <w:t xml:space="preserve"> </w:t>
+      </w:r>
+      <w:proofErr w:type="spellStart"/>
+      <w:r>
+        <w:rPr>
+          <w:b/>
+        </w:rPr>
+        <w:t>ve</w:t>
+      </w:r>
+      <w:proofErr w:type="spellEnd"/>
+      <w:r>
+        <w:rPr>
+          <w:b/>
+        </w:rPr>
+        <w:t xml:space="preserve"> </w:t>
+      </w:r>
+      <w:proofErr w:type="spellStart"/>
+      <w:r>
+        <w:rPr>
+          <w:b/>
+        </w:rPr>
+        <w:t>Turizm</w:t>
+      </w:r>
+      <w:proofErr w:type="spellEnd"/>
+      <w:r>
+        <w:rPr>
+          <w:b/>
+        </w:rPr>
+        <w:t xml:space="preserve"> </w:t>
+      </w:r>
+      <w:proofErr w:type="spellStart"/>
+      <w:r>
+        <w:rPr>
+          <w:b/>
+        </w:rPr>
+        <w:t>Bakanlığı</w:t>
+      </w:r>
+      <w:proofErr w:type="spellEnd"/>
+      <w:r>
+        <w:rPr>
+          <w:b/>
+        </w:rPr>
+        <w:t xml:space="preserve"> </w:t>
+      </w:r>
+      <w:proofErr w:type="spellStart"/>
+      <w:r>
+        <w:rPr>
+          <w:b/>
+        </w:rPr>
+        <w:t>verisi</w:t>
+      </w:r>
+      <w:proofErr w:type="spellEnd"/>
+      <w:r>
+        <w:rPr>
+          <w:b/>
+        </w:rPr>
+        <w:t xml:space="preserve"> — </w:t>
+      </w:r>
+      <w:proofErr w:type="spellStart"/>
+      <w:r>
+        <w:rPr>
+          <w:b/>
+        </w:rPr>
+        <w:t>parasal</w:t>
+      </w:r>
+      <w:proofErr w:type="spellEnd"/>
+      <w:r>
+        <w:rPr>
+          <w:b/>
+        </w:rPr>
+        <w:t xml:space="preserve"> </w:t>
+      </w:r>
+      <w:proofErr w:type="spellStart"/>
+      <w:r>
+        <w:rPr>
+          <w:b/>
+        </w:rPr>
+        <w:t>değil</w:t>
+      </w:r>
+      <w:proofErr w:type="spellEnd"/>
+      <w:r>
+        <w:rPr>
+          <w:b/>
+        </w:rPr>
+        <w:t xml:space="preserve">, </w:t>
+      </w:r>
+      <w:proofErr w:type="spellStart"/>
+      <w:r>
+        <w:rPr>
+          <w:b/>
+        </w:rPr>
+        <w:t>süreç</w:t>
+      </w:r>
+      <w:proofErr w:type="spellEnd"/>
+      <w:r>
+        <w:rPr>
+          <w:b/>
+        </w:rPr>
+        <w:t xml:space="preserve"> </w:t>
+      </w:r>
+      <w:proofErr w:type="spellStart"/>
+      <w:r>
+        <w:rPr>
+          <w:b/>
+        </w:rPr>
+        <w:t>maliyeti</w:t>
+      </w:r>
+      <w:proofErr w:type="spellEnd"/>
+      <w:r>
+        <w:rPr>
+          <w:b/>
+        </w:rPr>
+        <w:t>.</w:t>
       </w:r>
     </w:p>
     <w:p>
@@ -1454,13 +6531,571 @@
         <w:rPr>
           <w:sz w:val="22"/>
         </w:rPr>
-        <w:t>Bu tablodaki rakamlar Temmuz 2026'da doğrulanmıştır. Bütçe onayı öncesi, özellikle Parrot Analytics ve SerpAPI için güncel fiyat teyidi</w:t>
-      </w:r>
-      <w:r>
-        <w:rPr>
-          <w:sz w:val="22"/>
-        </w:rPr>
-        <w:t xml:space="preserve"> alınmalıdır.</w:t>
+        <w:t xml:space="preserve">Ana </w:t>
+      </w:r>
+      <w:proofErr w:type="spellStart"/>
+      <w:r>
+        <w:rPr>
+          <w:sz w:val="22"/>
+        </w:rPr>
+        <w:t>raporun</w:t>
+      </w:r>
+      <w:proofErr w:type="spellEnd"/>
+      <w:r>
+        <w:rPr>
+          <w:sz w:val="22"/>
+        </w:rPr>
+        <w:t xml:space="preserve"> §4.4'ünün </w:t>
+      </w:r>
+      <w:proofErr w:type="spellStart"/>
+      <w:r>
+        <w:rPr>
+          <w:sz w:val="22"/>
+        </w:rPr>
+        <w:t>belirttiği</w:t>
+      </w:r>
+      <w:proofErr w:type="spellEnd"/>
+      <w:r>
+        <w:rPr>
+          <w:sz w:val="22"/>
+        </w:rPr>
+        <w:t xml:space="preserve"> </w:t>
+      </w:r>
+      <w:proofErr w:type="spellStart"/>
+      <w:r>
+        <w:rPr>
+          <w:sz w:val="22"/>
+        </w:rPr>
+        <w:t>gibi</w:t>
+      </w:r>
+      <w:proofErr w:type="spellEnd"/>
+      <w:r>
+        <w:rPr>
+          <w:sz w:val="22"/>
+        </w:rPr>
+        <w:t xml:space="preserve"> </w:t>
+      </w:r>
+      <w:proofErr w:type="spellStart"/>
+      <w:r>
+        <w:rPr>
+          <w:sz w:val="22"/>
+        </w:rPr>
+        <w:t>bu</w:t>
+      </w:r>
+      <w:proofErr w:type="spellEnd"/>
+      <w:r>
+        <w:rPr>
+          <w:sz w:val="22"/>
+        </w:rPr>
+        <w:t xml:space="preserve"> </w:t>
+      </w:r>
+      <w:proofErr w:type="spellStart"/>
+      <w:r>
+        <w:rPr>
+          <w:sz w:val="22"/>
+        </w:rPr>
+        <w:t>veriler</w:t>
+      </w:r>
+      <w:proofErr w:type="spellEnd"/>
+      <w:r>
+        <w:rPr>
+          <w:sz w:val="22"/>
+        </w:rPr>
+        <w:t xml:space="preserve"> </w:t>
+      </w:r>
+      <w:proofErr w:type="spellStart"/>
+      <w:r>
+        <w:rPr>
+          <w:sz w:val="22"/>
+        </w:rPr>
+        <w:t>ücretsiz</w:t>
+      </w:r>
+      <w:proofErr w:type="spellEnd"/>
+      <w:r>
+        <w:rPr>
+          <w:sz w:val="22"/>
+        </w:rPr>
+        <w:t xml:space="preserve"> </w:t>
+      </w:r>
+      <w:proofErr w:type="spellStart"/>
+      <w:r>
+        <w:rPr>
+          <w:sz w:val="22"/>
+        </w:rPr>
+        <w:t>ama</w:t>
+      </w:r>
+      <w:proofErr w:type="spellEnd"/>
+      <w:r>
+        <w:rPr>
+          <w:sz w:val="22"/>
+        </w:rPr>
+        <w:t xml:space="preserve"> </w:t>
+      </w:r>
+      <w:proofErr w:type="spellStart"/>
+      <w:r>
+        <w:rPr>
+          <w:sz w:val="22"/>
+        </w:rPr>
+        <w:t>kamuya</w:t>
+      </w:r>
+      <w:proofErr w:type="spellEnd"/>
+      <w:r>
+        <w:rPr>
+          <w:sz w:val="22"/>
+        </w:rPr>
+        <w:t xml:space="preserve"> </w:t>
+      </w:r>
+      <w:proofErr w:type="spellStart"/>
+      <w:r>
+        <w:rPr>
+          <w:sz w:val="22"/>
+        </w:rPr>
+        <w:t>açık</w:t>
+      </w:r>
+      <w:proofErr w:type="spellEnd"/>
+      <w:r>
+        <w:rPr>
+          <w:sz w:val="22"/>
+        </w:rPr>
+        <w:t xml:space="preserve"> </w:t>
+      </w:r>
+      <w:proofErr w:type="spellStart"/>
+      <w:r>
+        <w:rPr>
+          <w:sz w:val="22"/>
+        </w:rPr>
+        <w:t>bir</w:t>
+      </w:r>
+      <w:proofErr w:type="spellEnd"/>
+      <w:r>
+        <w:rPr>
+          <w:sz w:val="22"/>
+        </w:rPr>
+        <w:t xml:space="preserve"> </w:t>
+      </w:r>
+      <w:proofErr w:type="spellStart"/>
+      <w:r>
+        <w:rPr>
+          <w:sz w:val="22"/>
+        </w:rPr>
+        <w:t>API'den</w:t>
+      </w:r>
+      <w:proofErr w:type="spellEnd"/>
+      <w:r>
+        <w:rPr>
+          <w:sz w:val="22"/>
+        </w:rPr>
+        <w:t xml:space="preserve"> </w:t>
+      </w:r>
+      <w:proofErr w:type="spellStart"/>
+      <w:r>
+        <w:rPr>
+          <w:sz w:val="22"/>
+        </w:rPr>
+        <w:t>gelmiyor</w:t>
+      </w:r>
+      <w:proofErr w:type="spellEnd"/>
+      <w:r>
+        <w:rPr>
+          <w:sz w:val="22"/>
+        </w:rPr>
+        <w:t xml:space="preserve">; </w:t>
+      </w:r>
+      <w:proofErr w:type="spellStart"/>
+      <w:r>
+        <w:rPr>
+          <w:sz w:val="22"/>
+        </w:rPr>
+        <w:t>kurumsal</w:t>
+      </w:r>
+      <w:proofErr w:type="spellEnd"/>
+      <w:r>
+        <w:rPr>
+          <w:sz w:val="22"/>
+        </w:rPr>
+        <w:t xml:space="preserve"> </w:t>
+      </w:r>
+      <w:proofErr w:type="spellStart"/>
+      <w:r>
+        <w:rPr>
+          <w:sz w:val="22"/>
+        </w:rPr>
+        <w:t>talep</w:t>
+      </w:r>
+      <w:proofErr w:type="spellEnd"/>
+      <w:r>
+        <w:rPr>
+          <w:sz w:val="22"/>
+        </w:rPr>
+        <w:t>/</w:t>
+      </w:r>
+      <w:proofErr w:type="spellStart"/>
+      <w:r>
+        <w:rPr>
+          <w:sz w:val="22"/>
+        </w:rPr>
+        <w:t>protokol</w:t>
+      </w:r>
+      <w:proofErr w:type="spellEnd"/>
+      <w:r>
+        <w:rPr>
+          <w:sz w:val="22"/>
+        </w:rPr>
+        <w:t xml:space="preserve"> </w:t>
+      </w:r>
+      <w:proofErr w:type="spellStart"/>
+      <w:r>
+        <w:rPr>
+          <w:sz w:val="22"/>
+        </w:rPr>
+        <w:t>görüşmesi</w:t>
+      </w:r>
+      <w:proofErr w:type="spellEnd"/>
+      <w:r>
+        <w:rPr>
+          <w:sz w:val="22"/>
+        </w:rPr>
+        <w:t xml:space="preserve"> </w:t>
+      </w:r>
+      <w:proofErr w:type="spellStart"/>
+      <w:r>
+        <w:rPr>
+          <w:sz w:val="22"/>
+        </w:rPr>
+        <w:t>gerekiyor</w:t>
+      </w:r>
+      <w:proofErr w:type="spellEnd"/>
+      <w:r>
+        <w:rPr>
+          <w:sz w:val="22"/>
+        </w:rPr>
+        <w:t xml:space="preserve">. </w:t>
+      </w:r>
+      <w:proofErr w:type="spellStart"/>
+      <w:r>
+        <w:rPr>
+          <w:sz w:val="22"/>
+        </w:rPr>
+        <w:t>Bütçeye</w:t>
+      </w:r>
+      <w:proofErr w:type="spellEnd"/>
+      <w:r>
+        <w:rPr>
+          <w:sz w:val="22"/>
+        </w:rPr>
+        <w:t xml:space="preserve"> </w:t>
+      </w:r>
+      <w:proofErr w:type="spellStart"/>
+      <w:r>
+        <w:rPr>
+          <w:sz w:val="22"/>
+        </w:rPr>
+        <w:t>değil</w:t>
+      </w:r>
+      <w:proofErr w:type="spellEnd"/>
+      <w:r>
+        <w:rPr>
+          <w:sz w:val="22"/>
+        </w:rPr>
+        <w:t xml:space="preserve">, </w:t>
+      </w:r>
+      <w:proofErr w:type="spellStart"/>
+      <w:r>
+        <w:rPr>
+          <w:sz w:val="22"/>
+        </w:rPr>
+        <w:t>zaman</w:t>
+      </w:r>
+      <w:proofErr w:type="spellEnd"/>
+      <w:r>
+        <w:rPr>
+          <w:sz w:val="22"/>
+        </w:rPr>
+        <w:t xml:space="preserve"> </w:t>
+      </w:r>
+      <w:proofErr w:type="spellStart"/>
+      <w:r>
+        <w:rPr>
+          <w:sz w:val="22"/>
+        </w:rPr>
+        <w:t>çizelgesine</w:t>
+      </w:r>
+      <w:proofErr w:type="spellEnd"/>
+      <w:r>
+        <w:rPr>
+          <w:sz w:val="22"/>
+        </w:rPr>
+        <w:t xml:space="preserve"> </w:t>
+      </w:r>
+      <w:proofErr w:type="spellStart"/>
+      <w:r>
+        <w:rPr>
+          <w:sz w:val="22"/>
+        </w:rPr>
+        <w:t>eklenmelidir</w:t>
+      </w:r>
+      <w:proofErr w:type="spellEnd"/>
+      <w:r>
+        <w:rPr>
+          <w:sz w:val="22"/>
+        </w:rPr>
+        <w:t>.</w:t>
+      </w:r>
+    </w:p>
+    <w:p>
+      <w:pPr>
+        <w:pStyle w:val="ListeMaddemi"/>
+        <w:spacing w:after="160"/>
+      </w:pPr>
+      <w:proofErr w:type="spellStart"/>
+      <w:r>
+        <w:rPr>
+          <w:b/>
+        </w:rPr>
+        <w:t>Fiyatlar</w:t>
+      </w:r>
+      <w:proofErr w:type="spellEnd"/>
+      <w:r>
+        <w:rPr>
+          <w:b/>
+        </w:rPr>
+        <w:t xml:space="preserve"> </w:t>
+      </w:r>
+      <w:proofErr w:type="spellStart"/>
+      <w:r>
+        <w:rPr>
+          <w:b/>
+        </w:rPr>
+        <w:t>değişkendir</w:t>
+      </w:r>
+      <w:proofErr w:type="spellEnd"/>
+      <w:r>
+        <w:rPr>
+          <w:b/>
+        </w:rPr>
+        <w:t>.</w:t>
+      </w:r>
+    </w:p>
+    <w:p>
+      <w:pPr>
+        <w:spacing w:after="80"/>
+        <w:ind w:left="357"/>
+      </w:pPr>
+      <w:r>
+        <w:rPr>
+          <w:sz w:val="22"/>
+        </w:rPr>
+        <w:t xml:space="preserve">Bu </w:t>
+      </w:r>
+      <w:proofErr w:type="spellStart"/>
+      <w:r>
+        <w:rPr>
+          <w:sz w:val="22"/>
+        </w:rPr>
+        <w:t>tablodaki</w:t>
+      </w:r>
+      <w:proofErr w:type="spellEnd"/>
+      <w:r>
+        <w:rPr>
+          <w:sz w:val="22"/>
+        </w:rPr>
+        <w:t xml:space="preserve"> </w:t>
+      </w:r>
+      <w:proofErr w:type="spellStart"/>
+      <w:r>
+        <w:rPr>
+          <w:sz w:val="22"/>
+        </w:rPr>
+        <w:t>rakamlar</w:t>
+      </w:r>
+      <w:proofErr w:type="spellEnd"/>
+      <w:r>
+        <w:rPr>
+          <w:sz w:val="22"/>
+        </w:rPr>
+        <w:t xml:space="preserve"> </w:t>
+      </w:r>
+      <w:proofErr w:type="spellStart"/>
+      <w:r>
+        <w:rPr>
+          <w:sz w:val="22"/>
+        </w:rPr>
+        <w:t>Temmuz</w:t>
+      </w:r>
+      <w:proofErr w:type="spellEnd"/>
+      <w:r>
+        <w:rPr>
+          <w:sz w:val="22"/>
+        </w:rPr>
+        <w:t xml:space="preserve"> 2026'da </w:t>
+      </w:r>
+      <w:proofErr w:type="spellStart"/>
+      <w:r>
+        <w:rPr>
+          <w:sz w:val="22"/>
+        </w:rPr>
+        <w:t>doğrulanmıştır</w:t>
+      </w:r>
+      <w:proofErr w:type="spellEnd"/>
+      <w:r>
+        <w:rPr>
+          <w:sz w:val="22"/>
+        </w:rPr>
+        <w:t xml:space="preserve">. </w:t>
+      </w:r>
+      <w:proofErr w:type="spellStart"/>
+      <w:r>
+        <w:rPr>
+          <w:sz w:val="22"/>
+        </w:rPr>
+        <w:t>Bütçe</w:t>
+      </w:r>
+      <w:proofErr w:type="spellEnd"/>
+      <w:r>
+        <w:rPr>
+          <w:sz w:val="22"/>
+        </w:rPr>
+        <w:t xml:space="preserve"> </w:t>
+      </w:r>
+      <w:proofErr w:type="spellStart"/>
+      <w:r>
+        <w:rPr>
+          <w:sz w:val="22"/>
+        </w:rPr>
+        <w:t>onayı</w:t>
+      </w:r>
+      <w:proofErr w:type="spellEnd"/>
+      <w:r>
+        <w:rPr>
+          <w:sz w:val="22"/>
+        </w:rPr>
+        <w:t xml:space="preserve"> </w:t>
+      </w:r>
+      <w:proofErr w:type="spellStart"/>
+      <w:r>
+        <w:rPr>
+          <w:sz w:val="22"/>
+        </w:rPr>
+        <w:t>öncesi</w:t>
+      </w:r>
+      <w:proofErr w:type="spellEnd"/>
+      <w:r>
+        <w:rPr>
+          <w:sz w:val="22"/>
+        </w:rPr>
+        <w:t xml:space="preserve">, </w:t>
+      </w:r>
+      <w:proofErr w:type="spellStart"/>
+      <w:r>
+        <w:rPr>
+          <w:sz w:val="22"/>
+        </w:rPr>
+        <w:t>özellikle</w:t>
+      </w:r>
+      <w:proofErr w:type="spellEnd"/>
+      <w:r>
+        <w:rPr>
+          <w:sz w:val="22"/>
+        </w:rPr>
+        <w:t xml:space="preserve"> Parrot Analytics </w:t>
+      </w:r>
+      <w:proofErr w:type="spellStart"/>
+      <w:r>
+        <w:rPr>
+          <w:sz w:val="22"/>
+        </w:rPr>
+        <w:t>ve</w:t>
+      </w:r>
+      <w:proofErr w:type="spellEnd"/>
+      <w:r>
+        <w:rPr>
+          <w:sz w:val="22"/>
+        </w:rPr>
+        <w:t xml:space="preserve"> </w:t>
+      </w:r>
+      <w:proofErr w:type="spellStart"/>
+      <w:r>
+        <w:rPr>
+          <w:sz w:val="22"/>
+        </w:rPr>
+        <w:t>SerpAPI</w:t>
+      </w:r>
+      <w:proofErr w:type="spellEnd"/>
+      <w:r>
+        <w:rPr>
+          <w:sz w:val="22"/>
+        </w:rPr>
+        <w:t xml:space="preserve"> </w:t>
+      </w:r>
+      <w:proofErr w:type="spellStart"/>
+      <w:r>
+        <w:rPr>
+          <w:sz w:val="22"/>
+        </w:rPr>
+        <w:t>için</w:t>
+      </w:r>
+      <w:proofErr w:type="spellEnd"/>
+      <w:r>
+        <w:rPr>
+          <w:sz w:val="22"/>
+        </w:rPr>
+        <w:t xml:space="preserve"> </w:t>
+      </w:r>
+      <w:proofErr w:type="spellStart"/>
+      <w:r>
+        <w:rPr>
+          <w:sz w:val="22"/>
+        </w:rPr>
+        <w:t>güncel</w:t>
+      </w:r>
+      <w:proofErr w:type="spellEnd"/>
+      <w:r>
+        <w:rPr>
+          <w:sz w:val="22"/>
+        </w:rPr>
+        <w:t xml:space="preserve"> </w:t>
+      </w:r>
+      <w:proofErr w:type="spellStart"/>
+      <w:r>
+        <w:rPr>
+          <w:sz w:val="22"/>
+        </w:rPr>
+        <w:t>fiyat</w:t>
+      </w:r>
+      <w:proofErr w:type="spellEnd"/>
+      <w:r>
+        <w:rPr>
+          <w:sz w:val="22"/>
+        </w:rPr>
+        <w:t xml:space="preserve"> </w:t>
+      </w:r>
+      <w:proofErr w:type="spellStart"/>
+      <w:r>
+        <w:rPr>
+          <w:sz w:val="22"/>
+        </w:rPr>
+        <w:t>teyidi</w:t>
+      </w:r>
+      <w:proofErr w:type="spellEnd"/>
+      <w:r>
+        <w:rPr>
+          <w:sz w:val="22"/>
+        </w:rPr>
+        <w:t xml:space="preserve"> </w:t>
+      </w:r>
+      <w:proofErr w:type="spellStart"/>
+      <w:r>
+        <w:rPr>
+          <w:sz w:val="22"/>
+        </w:rPr>
+        <w:t>alınmalıdır</w:t>
+      </w:r>
+      <w:proofErr w:type="spellEnd"/>
+      <w:r>
+        <w:rPr>
+          <w:sz w:val="22"/>
+        </w:rPr>
+        <w:t>.</w:t>
       </w:r>
     </w:p>
     <w:p>
@@ -1486,11 +7121,19 @@
       <w:pPr>
         <w:pStyle w:val="ListeMaddemi"/>
       </w:pPr>
+      <w:proofErr w:type="spellStart"/>
       <w:r>
         <w:rPr>
           <w:sz w:val="20"/>
         </w:rPr>
-        <w:t>SerpAPI — Plans and Pricing, serpapi.com/pricing</w:t>
+        <w:t>SerpAPI</w:t>
+      </w:r>
+      <w:proofErr w:type="spellEnd"/>
+      <w:r>
+        <w:rPr>
+          <w:sz w:val="20"/>
+        </w:rPr>
+        <w:t xml:space="preserve"> — Plans and Pricing, serpapi.com/pricing</w:t>
       </w:r>
     </w:p>
     <w:p>
@@ -1501,7 +7144,6 @@
         <w:rPr>
           <w:sz w:val="20"/>
         </w:rPr>
-        <w:lastRenderedPageBreak/>
         <w:t>Parrot Analytics — APIs, parrotanalytics.com/products/API</w:t>
       </w:r>
     </w:p>
@@ -1520,11 +7162,32 @@
       <w:pPr>
         <w:pStyle w:val="ListeMaddemi"/>
       </w:pPr>
+      <w:proofErr w:type="spellStart"/>
       <w:r>
         <w:rPr>
           <w:sz w:val="20"/>
         </w:rPr>
-        <w:t>Trakt — 2026 API Limits, forums.trakt.tv</w:t>
+        <w:t>FlixPatrol</w:t>
+      </w:r>
+      <w:proofErr w:type="spellEnd"/>
+      <w:r>
+        <w:rPr>
+          <w:sz w:val="20"/>
+        </w:rPr>
+        <w:t xml:space="preserve"> — Pricing, flixpatrol.com/about/pricing</w:t>
+      </w:r>
+    </w:p>
+    <w:p>
+      <w:pPr>
+        <w:pStyle w:val="ListeMaddemi"/>
+      </w:pPr>
+      <w:proofErr w:type="spellStart"/>
+      <w:r>
+        <w:t>Trakt</w:t>
+      </w:r>
+      <w:proofErr w:type="spellEnd"/>
+      <w:r>
+        <w:t xml:space="preserve"> — 2026 API Limits, forums.trakt.tv</w:t>
       </w:r>
     </w:p>
     <w:p>
@@ -1537,16 +7200,282 @@
           <w:color w:val="555555"/>
           <w:sz w:val="18"/>
         </w:rPr>
-        <w:t xml:space="preserve">Bu belge, "Kültürel Görünürlük Platformu — API ve </w:t>
-      </w:r>
+        <w:t xml:space="preserve">Bu </w:t>
+      </w:r>
+      <w:proofErr w:type="spellStart"/>
       <w:r>
         <w:rPr>
           <w:i/>
           <w:color w:val="555555"/>
           <w:sz w:val="18"/>
         </w:rPr>
-        <w:t>Veri Kaynağı Bütçe Analizi" başlıklı çevrimiçi analizin Word eki olarak hazırlanmıştır.</w:t>
-      </w:r>
+        <w:t>belge</w:t>
+      </w:r>
+      <w:proofErr w:type="spellEnd"/>
+      <w:r>
+        <w:rPr>
+          <w:i/>
+          <w:color w:val="555555"/>
+          <w:sz w:val="18"/>
+        </w:rPr>
+        <w:t>, "</w:t>
+      </w:r>
+      <w:proofErr w:type="spellStart"/>
+      <w:r>
+        <w:rPr>
+          <w:i/>
+          <w:color w:val="555555"/>
+          <w:sz w:val="18"/>
+        </w:rPr>
+        <w:t>Kültürel</w:t>
+      </w:r>
+      <w:proofErr w:type="spellEnd"/>
+      <w:r>
+        <w:rPr>
+          <w:i/>
+          <w:color w:val="555555"/>
+          <w:sz w:val="18"/>
+        </w:rPr>
+        <w:t xml:space="preserve"> </w:t>
+      </w:r>
+      <w:proofErr w:type="spellStart"/>
+      <w:r>
+        <w:rPr>
+          <w:i/>
+          <w:color w:val="555555"/>
+          <w:sz w:val="18"/>
+        </w:rPr>
+        <w:t>Görünürlük</w:t>
+      </w:r>
+      <w:proofErr w:type="spellEnd"/>
+      <w:r>
+        <w:rPr>
+          <w:i/>
+          <w:color w:val="555555"/>
+          <w:sz w:val="18"/>
+        </w:rPr>
+        <w:t xml:space="preserve"> </w:t>
+      </w:r>
+      <w:proofErr w:type="spellStart"/>
+      <w:r>
+        <w:rPr>
+          <w:i/>
+          <w:color w:val="555555"/>
+          <w:sz w:val="18"/>
+        </w:rPr>
+        <w:t>Platformu</w:t>
+      </w:r>
+      <w:proofErr w:type="spellEnd"/>
+      <w:r>
+        <w:rPr>
+          <w:i/>
+          <w:color w:val="555555"/>
+          <w:sz w:val="18"/>
+        </w:rPr>
+        <w:t xml:space="preserve"> — API </w:t>
+      </w:r>
+      <w:proofErr w:type="spellStart"/>
+      <w:r>
+        <w:rPr>
+          <w:i/>
+          <w:color w:val="555555"/>
+          <w:sz w:val="18"/>
+        </w:rPr>
+        <w:t>ve</w:t>
+      </w:r>
+      <w:proofErr w:type="spellEnd"/>
+      <w:r>
+        <w:rPr>
+          <w:i/>
+          <w:color w:val="555555"/>
+          <w:sz w:val="18"/>
+        </w:rPr>
+        <w:t xml:space="preserve"> </w:t>
+      </w:r>
+      <w:proofErr w:type="spellStart"/>
+      <w:r>
+        <w:rPr>
+          <w:i/>
+          <w:color w:val="555555"/>
+          <w:sz w:val="18"/>
+        </w:rPr>
+        <w:t>Veri</w:t>
+      </w:r>
+      <w:proofErr w:type="spellEnd"/>
+      <w:r>
+        <w:rPr>
+          <w:i/>
+          <w:color w:val="555555"/>
+          <w:sz w:val="18"/>
+        </w:rPr>
+        <w:t xml:space="preserve"> </w:t>
+      </w:r>
+      <w:proofErr w:type="spellStart"/>
+      <w:r>
+        <w:rPr>
+          <w:i/>
+          <w:color w:val="555555"/>
+          <w:sz w:val="18"/>
+        </w:rPr>
+        <w:t>Kaynağı</w:t>
+      </w:r>
+      <w:proofErr w:type="spellEnd"/>
+      <w:r>
+        <w:rPr>
+          <w:i/>
+          <w:color w:val="555555"/>
+          <w:sz w:val="18"/>
+        </w:rPr>
+        <w:t xml:space="preserve"> </w:t>
+      </w:r>
+      <w:proofErr w:type="spellStart"/>
+      <w:r>
+        <w:rPr>
+          <w:i/>
+          <w:color w:val="555555"/>
+          <w:sz w:val="18"/>
+        </w:rPr>
+        <w:t>Bütçe</w:t>
+      </w:r>
+      <w:proofErr w:type="spellEnd"/>
+      <w:r>
+        <w:rPr>
+          <w:i/>
+          <w:color w:val="555555"/>
+          <w:sz w:val="18"/>
+        </w:rPr>
+        <w:t xml:space="preserve"> </w:t>
+      </w:r>
+      <w:proofErr w:type="spellStart"/>
+      <w:r>
+        <w:rPr>
+          <w:i/>
+          <w:color w:val="555555"/>
+          <w:sz w:val="18"/>
+        </w:rPr>
+        <w:t>Analizi</w:t>
+      </w:r>
+      <w:proofErr w:type="spellEnd"/>
+      <w:r>
+        <w:rPr>
+          <w:i/>
+          <w:color w:val="555555"/>
+          <w:sz w:val="18"/>
+        </w:rPr>
+        <w:t xml:space="preserve">" </w:t>
+      </w:r>
+      <w:proofErr w:type="spellStart"/>
+      <w:r>
+        <w:rPr>
+          <w:i/>
+          <w:color w:val="555555"/>
+          <w:sz w:val="18"/>
+        </w:rPr>
+        <w:t>başlıklı</w:t>
+      </w:r>
+      <w:proofErr w:type="spellEnd"/>
+      <w:r>
+        <w:rPr>
+          <w:i/>
+          <w:color w:val="555555"/>
+          <w:sz w:val="18"/>
+        </w:rPr>
+        <w:t xml:space="preserve"> </w:t>
+      </w:r>
+      <w:proofErr w:type="spellStart"/>
+      <w:r>
+        <w:rPr>
+          <w:i/>
+          <w:color w:val="555555"/>
+          <w:sz w:val="18"/>
+        </w:rPr>
+        <w:t>çevrimiçi</w:t>
+      </w:r>
+      <w:proofErr w:type="spellEnd"/>
+      <w:r>
+        <w:rPr>
+          <w:i/>
+          <w:color w:val="555555"/>
+          <w:sz w:val="18"/>
+        </w:rPr>
+        <w:t xml:space="preserve"> </w:t>
+      </w:r>
+      <w:proofErr w:type="spellStart"/>
+      <w:r>
+        <w:rPr>
+          <w:i/>
+          <w:color w:val="555555"/>
+          <w:sz w:val="18"/>
+        </w:rPr>
+        <w:t>analizin</w:t>
+      </w:r>
+      <w:proofErr w:type="spellEnd"/>
+      <w:r>
+        <w:rPr>
+          <w:i/>
+          <w:color w:val="555555"/>
+          <w:sz w:val="18"/>
+        </w:rPr>
+        <w:t xml:space="preserve"> Word </w:t>
+      </w:r>
+      <w:proofErr w:type="spellStart"/>
+      <w:r>
+        <w:rPr>
+          <w:i/>
+          <w:color w:val="555555"/>
+          <w:sz w:val="18"/>
+        </w:rPr>
+        <w:t>eki</w:t>
+      </w:r>
+      <w:proofErr w:type="spellEnd"/>
+      <w:r>
+        <w:rPr>
+          <w:i/>
+          <w:color w:val="555555"/>
+          <w:sz w:val="18"/>
+        </w:rPr>
+        <w:t xml:space="preserve"> </w:t>
+      </w:r>
+      <w:proofErr w:type="spellStart"/>
+      <w:r>
+        <w:rPr>
+          <w:i/>
+          <w:color w:val="555555"/>
+          <w:sz w:val="18"/>
+        </w:rPr>
+        <w:t>olarak</w:t>
+      </w:r>
+      <w:proofErr w:type="spellEnd"/>
+      <w:r>
+        <w:rPr>
+          <w:i/>
+          <w:color w:val="555555"/>
+          <w:sz w:val="18"/>
+        </w:rPr>
+        <w:t xml:space="preserve"> </w:t>
+      </w:r>
+      <w:proofErr w:type="spellStart"/>
+      <w:r>
+        <w:rPr>
+          <w:i/>
+          <w:color w:val="555555"/>
+          <w:sz w:val="18"/>
+        </w:rPr>
+        <w:t>hazırlanmıştır</w:t>
+      </w:r>
+      <w:proofErr w:type="spellEnd"/>
+      <w:r>
+        <w:rPr>
+          <w:i/>
+          <w:color w:val="555555"/>
+          <w:sz w:val="18"/>
+        </w:rPr>
+        <w:t>.</w:t>
+      </w:r>
+    </w:p>
+    <w:p>
+      <w:bookmarkStart w:id="0" w:name="_GoBack"/>
+      <w:bookmarkEnd w:id="0"/>
     </w:p>
     <w:sectPr>
       <w:pgSz w:w="12240" w:h="15840"/>
@@ -14160,7 +20089,7 @@
 </file>
 
 <file path=customXml/itemProps1.xml><?xml version="1.0" encoding="utf-8"?>
-<ds:datastoreItem xmlns:ds="http://schemas.openxmlformats.org/officeDocument/2006/customXml" ds:itemID="{2E6A21BF-0D02-47D6-8956-7DEE6AE0E3B3}">
+<ds:datastoreItem xmlns:ds="http://schemas.openxmlformats.org/officeDocument/2006/customXml" ds:itemID="{6D042CC5-C07B-41B5-9519-86B67BCD8895}">
   <ds:schemaRefs>
     <ds:schemaRef ds:uri="http://schemas.openxmlformats.org/officeDocument/2006/bibliography"/>
   </ds:schemaRefs>
